--- a/CCAR-P_October_8_Complete_Curriculum.docx
+++ b/CCAR-P_October_8_Complete_Curriculum.docx
@@ -581,6 +581,7 @@
     <w:p>
       <w:pPr>
         <w:pStyle w:val="ListBullet"/>
+        <w:keepNext/>
       </w:pPr>
       <w:r>
         <w:rPr>
@@ -594,6 +595,7 @@
     <w:p>
       <w:pPr>
         <w:pStyle w:val="ListBullet"/>
+        <w:keepNext/>
       </w:pPr>
       <w:r>
         <w:rPr>
@@ -607,6 +609,7 @@
     <w:p>
       <w:pPr>
         <w:pStyle w:val="ListBullet"/>
+        <w:keepNext/>
       </w:pPr>
       <w:r>
         <w:rPr>
@@ -620,6 +623,7 @@
     <w:p>
       <w:pPr>
         <w:pStyle w:val="ListBullet"/>
+        <w:keepNext/>
       </w:pPr>
       <w:r>
         <w:rPr>
@@ -641,6 +645,2121 @@
           <w:sz w:val="20"/>
         </w:rPr>
         <w:t>Repeat the reasoning after a delay. One correct answer is not stable evidence.</w:t>
+      </w:r>
+    </w:p>
+    <w:p>
+      <w:pPr>
+        <w:pStyle w:val="Heading1"/>
+        <w:keepNext/>
+      </w:pPr>
+      <w:r>
+        <w:t>Learning system</w:t>
+      </w:r>
+    </w:p>
+    <w:p>
+      <w:r>
+        <w:rPr>
+          <w:rFonts w:ascii="Aptos" w:hAnsi="Aptos"/>
+          <w:color w:val="000000"/>
+        </w:rPr>
+        <w:t>Every session in this curriculum produces evidence: a recalled rule, a graded answer, a logged error, or a small artifact. Reading and watching without one of those outputs is consumption, not progress. When time is short, shrink the session with the modes below instead of skipping it.</w:t>
+      </w:r>
+    </w:p>
+    <w:p>
+      <w:pPr>
+        <w:pStyle w:val="Heading2"/>
+        <w:keepNext/>
+      </w:pPr>
+      <w:r>
+        <w:t>Recall first session cycle</w:t>
+      </w:r>
+    </w:p>
+    <w:p>
+      <w:pPr>
+        <w:keepNext/>
+        <w:spacing w:after="60"/>
+        <w:ind w:left="317" w:hanging="317"/>
+      </w:pPr>
+      <w:r>
+        <w:rPr>
+          <w:rFonts w:ascii="Aptos" w:hAnsi="Aptos"/>
+          <w:color w:val="000000"/>
+          <w:sz w:val="20"/>
+        </w:rPr>
+        <w:t>1. Recall for 5 to 8 minutes without notes: write the decision rule, architecture, or failure model from memory.</w:t>
+      </w:r>
+    </w:p>
+    <w:p>
+      <w:pPr>
+        <w:keepNext/>
+        <w:spacing w:after="60"/>
+        <w:ind w:left="317" w:hanging="317"/>
+      </w:pPr>
+      <w:r>
+        <w:rPr>
+          <w:rFonts w:ascii="Aptos" w:hAnsi="Aptos"/>
+          <w:color w:val="000000"/>
+          <w:sz w:val="20"/>
+        </w:rPr>
+        <w:t>2. Check the source for 10 to 15 minutes and correct only concrete gaps.</w:t>
+      </w:r>
+    </w:p>
+    <w:p>
+      <w:pPr>
+        <w:keepNext/>
+        <w:spacing w:after="60"/>
+        <w:ind w:left="317" w:hanging="317"/>
+      </w:pPr>
+      <w:r>
+        <w:rPr>
+          <w:rFonts w:ascii="Aptos" w:hAnsi="Aptos"/>
+          <w:color w:val="000000"/>
+          <w:sz w:val="20"/>
+        </w:rPr>
+        <w:t>3. Apply for 15 to 25 minutes using fresh questions, a scenario, or one small artifact.</w:t>
+      </w:r>
+    </w:p>
+    <w:p>
+      <w:pPr>
+        <w:keepNext/>
+        <w:spacing w:after="60"/>
+        <w:ind w:left="317" w:hanging="317"/>
+      </w:pPr>
+      <w:r>
+        <w:rPr>
+          <w:rFonts w:ascii="Aptos" w:hAnsi="Aptos"/>
+          <w:color w:val="000000"/>
+          <w:sz w:val="20"/>
+        </w:rPr>
+        <w:t>4. Explain for 2 minutes aloud: state the binding constraint, chosen approach, and why the strongest alternative loses.</w:t>
+      </w:r>
+    </w:p>
+    <w:p>
+      <w:pPr>
+        <w:keepNext/>
+        <w:spacing w:after="60"/>
+        <w:ind w:left="317" w:hanging="317"/>
+      </w:pPr>
+      <w:r>
+        <w:rPr>
+          <w:rFonts w:ascii="Aptos" w:hAnsi="Aptos"/>
+          <w:color w:val="000000"/>
+          <w:sz w:val="20"/>
+        </w:rPr>
+        <w:t>5. Log one error in a single sentence using objective, decisive fact, failure layer, and correction.</w:t>
+      </w:r>
+    </w:p>
+    <w:p>
+      <w:pPr>
+        <w:spacing w:after="60"/>
+        <w:ind w:left="317" w:hanging="317"/>
+      </w:pPr>
+      <w:r>
+        <w:rPr>
+          <w:rFonts w:ascii="Aptos" w:hAnsi="Aptos"/>
+          <w:color w:val="000000"/>
+          <w:sz w:val="20"/>
+        </w:rPr>
+        <w:t>6. Schedule the next review at one, three, seven, or fourteen days according to confidence.</w:t>
+      </w:r>
+    </w:p>
+    <w:p>
+      <w:pPr>
+        <w:pStyle w:val="Heading2"/>
+        <w:keepNext/>
+      </w:pPr>
+      <w:r>
+        <w:t>Session modes</w:t>
+      </w:r>
+    </w:p>
+    <w:tbl>
+      <w:tblPr>
+        <w:tblW w:type="auto" w:w="0"/>
+        <w:jc w:val="center"/>
+        <w:tblLayout w:type="fixed"/>
+        <w:tblLook w:firstColumn="1" w:firstRow="1" w:lastColumn="0" w:lastRow="0" w:noHBand="0" w:noVBand="1" w:val="04A0"/>
+      </w:tblPr>
+      <w:tblGrid>
+        <w:gridCol w:w="2541"/>
+        <w:gridCol w:w="2541"/>
+        <w:gridCol w:w="2541"/>
+        <w:gridCol w:w="2541"/>
+      </w:tblGrid>
+      <w:tr>
+        <w:trPr>
+          <w:tblHeader w:val="true"/>
+        </w:trPr>
+        <w:tc>
+          <w:tcPr>
+            <w:tcW w:type="dxa" w:w="1224"/>
+            <w:shd w:fill="1F4E78"/>
+            <w:tcBorders>
+              <w:top w:val="single" w:sz="6" w:color="D9D9D9"/>
+              <w:left w:val="single" w:sz="6" w:color="D9D9D9"/>
+              <w:bottom w:val="single" w:sz="6" w:color="D9D9D9"/>
+              <w:right w:val="single" w:sz="6" w:color="D9D9D9"/>
+              <w:insideH w:val="single" w:sz="6" w:color="D9D9D9"/>
+              <w:insideV w:val="single" w:sz="6" w:color="D9D9D9"/>
+            </w:tcBorders>
+            <w:tcMar>
+              <w:top w:w="90" w:type="dxa"/>
+              <w:start w:w="105" w:type="dxa"/>
+              <w:bottom w:w="90" w:type="dxa"/>
+              <w:end w:w="105" w:type="dxa"/>
+            </w:tcMar>
+            <w:vAlign w:val="center"/>
+          </w:tcPr>
+          <w:p>
+            <w:pPr>
+              <w:spacing w:after="0"/>
+              <w:jc w:val="center"/>
+            </w:pPr>
+            <w:r>
+              <w:rPr>
+                <w:rFonts w:ascii="Aptos" w:hAnsi="Aptos"/>
+                <w:b/>
+                <w:color w:val="FFFFFF"/>
+                <w:sz w:val="16"/>
+              </w:rPr>
+              <w:t>Mode</w:t>
+            </w:r>
+          </w:p>
+        </w:tc>
+        <w:tc>
+          <w:tcPr>
+            <w:tcW w:type="dxa" w:w="1152"/>
+            <w:shd w:fill="1F4E78"/>
+            <w:tcBorders>
+              <w:top w:val="single" w:sz="6" w:color="D9D9D9"/>
+              <w:left w:val="single" w:sz="6" w:color="D9D9D9"/>
+              <w:bottom w:val="single" w:sz="6" w:color="D9D9D9"/>
+              <w:right w:val="single" w:sz="6" w:color="D9D9D9"/>
+              <w:insideH w:val="single" w:sz="6" w:color="D9D9D9"/>
+              <w:insideV w:val="single" w:sz="6" w:color="D9D9D9"/>
+            </w:tcBorders>
+            <w:tcMar>
+              <w:top w:w="90" w:type="dxa"/>
+              <w:start w:w="105" w:type="dxa"/>
+              <w:bottom w:w="90" w:type="dxa"/>
+              <w:end w:w="105" w:type="dxa"/>
+            </w:tcMar>
+            <w:vAlign w:val="center"/>
+          </w:tcPr>
+          <w:p>
+            <w:pPr>
+              <w:spacing w:after="0"/>
+              <w:jc w:val="center"/>
+            </w:pPr>
+            <w:r>
+              <w:rPr>
+                <w:rFonts w:ascii="Aptos" w:hAnsi="Aptos"/>
+                <w:b/>
+                <w:color w:val="FFFFFF"/>
+                <w:sz w:val="16"/>
+              </w:rPr>
+              <w:t>Time</w:t>
+            </w:r>
+          </w:p>
+        </w:tc>
+        <w:tc>
+          <w:tcPr>
+            <w:tcW w:type="dxa" w:w="3096"/>
+            <w:shd w:fill="1F4E78"/>
+            <w:tcBorders>
+              <w:top w:val="single" w:sz="6" w:color="D9D9D9"/>
+              <w:left w:val="single" w:sz="6" w:color="D9D9D9"/>
+              <w:bottom w:val="single" w:sz="6" w:color="D9D9D9"/>
+              <w:right w:val="single" w:sz="6" w:color="D9D9D9"/>
+              <w:insideH w:val="single" w:sz="6" w:color="D9D9D9"/>
+              <w:insideV w:val="single" w:sz="6" w:color="D9D9D9"/>
+            </w:tcBorders>
+            <w:tcMar>
+              <w:top w:w="90" w:type="dxa"/>
+              <w:start w:w="105" w:type="dxa"/>
+              <w:bottom w:w="90" w:type="dxa"/>
+              <w:end w:w="105" w:type="dxa"/>
+            </w:tcMar>
+            <w:vAlign w:val="center"/>
+          </w:tcPr>
+          <w:p>
+            <w:pPr>
+              <w:spacing w:after="0"/>
+              <w:jc w:val="center"/>
+            </w:pPr>
+            <w:r>
+              <w:rPr>
+                <w:rFonts w:ascii="Aptos" w:hAnsi="Aptos"/>
+                <w:b/>
+                <w:color w:val="FFFFFF"/>
+                <w:sz w:val="16"/>
+              </w:rPr>
+              <w:t>Use when</w:t>
+            </w:r>
+          </w:p>
+        </w:tc>
+        <w:tc>
+          <w:tcPr>
+            <w:tcW w:type="dxa" w:w="4608"/>
+            <w:shd w:fill="1F4E78"/>
+            <w:tcBorders>
+              <w:top w:val="single" w:sz="6" w:color="D9D9D9"/>
+              <w:left w:val="single" w:sz="6" w:color="D9D9D9"/>
+              <w:bottom w:val="single" w:sz="6" w:color="D9D9D9"/>
+              <w:right w:val="single" w:sz="6" w:color="D9D9D9"/>
+              <w:insideH w:val="single" w:sz="6" w:color="D9D9D9"/>
+              <w:insideV w:val="single" w:sz="6" w:color="D9D9D9"/>
+            </w:tcBorders>
+            <w:tcMar>
+              <w:top w:w="90" w:type="dxa"/>
+              <w:start w:w="105" w:type="dxa"/>
+              <w:bottom w:w="90" w:type="dxa"/>
+              <w:end w:w="105" w:type="dxa"/>
+            </w:tcMar>
+            <w:vAlign w:val="center"/>
+          </w:tcPr>
+          <w:p>
+            <w:pPr>
+              <w:spacing w:after="0"/>
+              <w:jc w:val="center"/>
+            </w:pPr>
+            <w:r>
+              <w:rPr>
+                <w:rFonts w:ascii="Aptos" w:hAnsi="Aptos"/>
+                <w:b/>
+                <w:color w:val="FFFFFF"/>
+                <w:sz w:val="16"/>
+              </w:rPr>
+              <w:t>Required output</w:t>
+            </w:r>
+          </w:p>
+        </w:tc>
+      </w:tr>
+      <w:tr>
+        <w:trPr>
+          <w:cantSplit/>
+        </w:trPr>
+        <w:tc>
+          <w:tcPr>
+            <w:tcW w:type="dxa" w:w="1224"/>
+            <w:shd w:fill="FFFFFF"/>
+            <w:tcBorders>
+              <w:top w:val="single" w:sz="6" w:color="D9D9D9"/>
+              <w:left w:val="single" w:sz="6" w:color="D9D9D9"/>
+              <w:bottom w:val="single" w:sz="6" w:color="D9D9D9"/>
+              <w:right w:val="single" w:sz="6" w:color="D9D9D9"/>
+              <w:insideH w:val="single" w:sz="6" w:color="D9D9D9"/>
+              <w:insideV w:val="single" w:sz="6" w:color="D9D9D9"/>
+            </w:tcBorders>
+            <w:tcMar>
+              <w:top w:w="90" w:type="dxa"/>
+              <w:start w:w="105" w:type="dxa"/>
+              <w:bottom w:w="90" w:type="dxa"/>
+              <w:end w:w="105" w:type="dxa"/>
+            </w:tcMar>
+            <w:vAlign w:val="center"/>
+          </w:tcPr>
+          <w:p>
+            <w:pPr>
+              <w:spacing w:after="0"/>
+              <w:jc w:val="center"/>
+            </w:pPr>
+            <w:r>
+              <w:rPr>
+                <w:rFonts w:ascii="Aptos" w:hAnsi="Aptos"/>
+                <w:color w:val="000000"/>
+                <w:sz w:val="16"/>
+              </w:rPr>
+              <w:t>Minimum</w:t>
+            </w:r>
+          </w:p>
+        </w:tc>
+        <w:tc>
+          <w:tcPr>
+            <w:tcW w:type="dxa" w:w="1152"/>
+            <w:shd w:fill="FFFFFF"/>
+            <w:tcBorders>
+              <w:top w:val="single" w:sz="6" w:color="D9D9D9"/>
+              <w:left w:val="single" w:sz="6" w:color="D9D9D9"/>
+              <w:bottom w:val="single" w:sz="6" w:color="D9D9D9"/>
+              <w:right w:val="single" w:sz="6" w:color="D9D9D9"/>
+              <w:insideH w:val="single" w:sz="6" w:color="D9D9D9"/>
+              <w:insideV w:val="single" w:sz="6" w:color="D9D9D9"/>
+            </w:tcBorders>
+            <w:tcMar>
+              <w:top w:w="90" w:type="dxa"/>
+              <w:start w:w="105" w:type="dxa"/>
+              <w:bottom w:w="90" w:type="dxa"/>
+              <w:end w:w="105" w:type="dxa"/>
+            </w:tcMar>
+            <w:vAlign w:val="center"/>
+          </w:tcPr>
+          <w:p>
+            <w:pPr>
+              <w:spacing w:after="0"/>
+            </w:pPr>
+            <w:r>
+              <w:rPr>
+                <w:rFonts w:ascii="Aptos" w:hAnsi="Aptos"/>
+                <w:color w:val="000000"/>
+                <w:sz w:val="16"/>
+              </w:rPr>
+              <w:t>20 minutes</w:t>
+            </w:r>
+          </w:p>
+        </w:tc>
+        <w:tc>
+          <w:tcPr>
+            <w:tcW w:type="dxa" w:w="3096"/>
+            <w:shd w:fill="FFFFFF"/>
+            <w:tcBorders>
+              <w:top w:val="single" w:sz="6" w:color="D9D9D9"/>
+              <w:left w:val="single" w:sz="6" w:color="D9D9D9"/>
+              <w:bottom w:val="single" w:sz="6" w:color="D9D9D9"/>
+              <w:right w:val="single" w:sz="6" w:color="D9D9D9"/>
+              <w:insideH w:val="single" w:sz="6" w:color="D9D9D9"/>
+              <w:insideV w:val="single" w:sz="6" w:color="D9D9D9"/>
+            </w:tcBorders>
+            <w:tcMar>
+              <w:top w:w="90" w:type="dxa"/>
+              <w:start w:w="105" w:type="dxa"/>
+              <w:bottom w:w="90" w:type="dxa"/>
+              <w:end w:w="105" w:type="dxa"/>
+            </w:tcMar>
+            <w:vAlign w:val="center"/>
+          </w:tcPr>
+          <w:p>
+            <w:pPr>
+              <w:spacing w:after="0"/>
+            </w:pPr>
+            <w:r>
+              <w:rPr>
+                <w:rFonts w:ascii="Aptos" w:hAnsi="Aptos"/>
+                <w:color w:val="000000"/>
+                <w:sz w:val="16"/>
+              </w:rPr>
+              <w:t>Overloaded work or family day</w:t>
+            </w:r>
+          </w:p>
+        </w:tc>
+        <w:tc>
+          <w:tcPr>
+            <w:tcW w:type="dxa" w:w="4608"/>
+            <w:shd w:fill="FFFFFF"/>
+            <w:tcBorders>
+              <w:top w:val="single" w:sz="6" w:color="D9D9D9"/>
+              <w:left w:val="single" w:sz="6" w:color="D9D9D9"/>
+              <w:bottom w:val="single" w:sz="6" w:color="D9D9D9"/>
+              <w:right w:val="single" w:sz="6" w:color="D9D9D9"/>
+              <w:insideH w:val="single" w:sz="6" w:color="D9D9D9"/>
+              <w:insideV w:val="single" w:sz="6" w:color="D9D9D9"/>
+            </w:tcBorders>
+            <w:tcMar>
+              <w:top w:w="90" w:type="dxa"/>
+              <w:start w:w="105" w:type="dxa"/>
+              <w:bottom w:w="90" w:type="dxa"/>
+              <w:end w:w="105" w:type="dxa"/>
+            </w:tcMar>
+            <w:vAlign w:val="center"/>
+          </w:tcPr>
+          <w:p>
+            <w:pPr>
+              <w:spacing w:after="0"/>
+            </w:pPr>
+            <w:r>
+              <w:rPr>
+                <w:rFonts w:ascii="Aptos" w:hAnsi="Aptos"/>
+                <w:color w:val="000000"/>
+                <w:sz w:val="16"/>
+              </w:rPr>
+              <w:t>Five-minute recall plus five fresh questions plus one logged gap</w:t>
+            </w:r>
+          </w:p>
+        </w:tc>
+      </w:tr>
+      <w:tr>
+        <w:trPr>
+          <w:cantSplit/>
+        </w:trPr>
+        <w:tc>
+          <w:tcPr>
+            <w:tcW w:type="dxa" w:w="1224"/>
+            <w:shd w:fill="EAF2F8"/>
+            <w:tcBorders>
+              <w:top w:val="single" w:sz="6" w:color="D9D9D9"/>
+              <w:left w:val="single" w:sz="6" w:color="D9D9D9"/>
+              <w:bottom w:val="single" w:sz="6" w:color="D9D9D9"/>
+              <w:right w:val="single" w:sz="6" w:color="D9D9D9"/>
+              <w:insideH w:val="single" w:sz="6" w:color="D9D9D9"/>
+              <w:insideV w:val="single" w:sz="6" w:color="D9D9D9"/>
+            </w:tcBorders>
+            <w:tcMar>
+              <w:top w:w="90" w:type="dxa"/>
+              <w:start w:w="105" w:type="dxa"/>
+              <w:bottom w:w="90" w:type="dxa"/>
+              <w:end w:w="105" w:type="dxa"/>
+            </w:tcMar>
+            <w:vAlign w:val="center"/>
+          </w:tcPr>
+          <w:p>
+            <w:pPr>
+              <w:spacing w:after="0"/>
+              <w:jc w:val="center"/>
+            </w:pPr>
+            <w:r>
+              <w:rPr>
+                <w:rFonts w:ascii="Aptos" w:hAnsi="Aptos"/>
+                <w:color w:val="000000"/>
+                <w:sz w:val="16"/>
+              </w:rPr>
+              <w:t>Standard</w:t>
+            </w:r>
+          </w:p>
+        </w:tc>
+        <w:tc>
+          <w:tcPr>
+            <w:tcW w:type="dxa" w:w="1152"/>
+            <w:shd w:fill="EAF2F8"/>
+            <w:tcBorders>
+              <w:top w:val="single" w:sz="6" w:color="D9D9D9"/>
+              <w:left w:val="single" w:sz="6" w:color="D9D9D9"/>
+              <w:bottom w:val="single" w:sz="6" w:color="D9D9D9"/>
+              <w:right w:val="single" w:sz="6" w:color="D9D9D9"/>
+              <w:insideH w:val="single" w:sz="6" w:color="D9D9D9"/>
+              <w:insideV w:val="single" w:sz="6" w:color="D9D9D9"/>
+            </w:tcBorders>
+            <w:tcMar>
+              <w:top w:w="90" w:type="dxa"/>
+              <w:start w:w="105" w:type="dxa"/>
+              <w:bottom w:w="90" w:type="dxa"/>
+              <w:end w:w="105" w:type="dxa"/>
+            </w:tcMar>
+            <w:vAlign w:val="center"/>
+          </w:tcPr>
+          <w:p>
+            <w:pPr>
+              <w:spacing w:after="0"/>
+            </w:pPr>
+            <w:r>
+              <w:rPr>
+                <w:rFonts w:ascii="Aptos" w:hAnsi="Aptos"/>
+                <w:color w:val="000000"/>
+                <w:sz w:val="16"/>
+              </w:rPr>
+              <w:t>50 minutes</w:t>
+            </w:r>
+          </w:p>
+        </w:tc>
+        <w:tc>
+          <w:tcPr>
+            <w:tcW w:type="dxa" w:w="3096"/>
+            <w:shd w:fill="EAF2F8"/>
+            <w:tcBorders>
+              <w:top w:val="single" w:sz="6" w:color="D9D9D9"/>
+              <w:left w:val="single" w:sz="6" w:color="D9D9D9"/>
+              <w:bottom w:val="single" w:sz="6" w:color="D9D9D9"/>
+              <w:right w:val="single" w:sz="6" w:color="D9D9D9"/>
+              <w:insideH w:val="single" w:sz="6" w:color="D9D9D9"/>
+              <w:insideV w:val="single" w:sz="6" w:color="D9D9D9"/>
+            </w:tcBorders>
+            <w:tcMar>
+              <w:top w:w="90" w:type="dxa"/>
+              <w:start w:w="105" w:type="dxa"/>
+              <w:bottom w:w="90" w:type="dxa"/>
+              <w:end w:w="105" w:type="dxa"/>
+            </w:tcMar>
+            <w:vAlign w:val="center"/>
+          </w:tcPr>
+          <w:p>
+            <w:pPr>
+              <w:spacing w:after="0"/>
+            </w:pPr>
+            <w:r>
+              <w:rPr>
+                <w:rFonts w:ascii="Aptos" w:hAnsi="Aptos"/>
+                <w:color w:val="000000"/>
+                <w:sz w:val="16"/>
+              </w:rPr>
+              <w:t>Normal weekday</w:t>
+            </w:r>
+          </w:p>
+        </w:tc>
+        <w:tc>
+          <w:tcPr>
+            <w:tcW w:type="dxa" w:w="4608"/>
+            <w:shd w:fill="EAF2F8"/>
+            <w:tcBorders>
+              <w:top w:val="single" w:sz="6" w:color="D9D9D9"/>
+              <w:left w:val="single" w:sz="6" w:color="D9D9D9"/>
+              <w:bottom w:val="single" w:sz="6" w:color="D9D9D9"/>
+              <w:right w:val="single" w:sz="6" w:color="D9D9D9"/>
+              <w:insideH w:val="single" w:sz="6" w:color="D9D9D9"/>
+              <w:insideV w:val="single" w:sz="6" w:color="D9D9D9"/>
+            </w:tcBorders>
+            <w:tcMar>
+              <w:top w:w="90" w:type="dxa"/>
+              <w:start w:w="105" w:type="dxa"/>
+              <w:bottom w:w="90" w:type="dxa"/>
+              <w:end w:w="105" w:type="dxa"/>
+            </w:tcMar>
+            <w:vAlign w:val="center"/>
+          </w:tcPr>
+          <w:p>
+            <w:pPr>
+              <w:spacing w:after="0"/>
+            </w:pPr>
+            <w:r>
+              <w:rPr>
+                <w:rFonts w:ascii="Aptos" w:hAnsi="Aptos"/>
+                <w:color w:val="000000"/>
+                <w:sz w:val="16"/>
+              </w:rPr>
+              <w:t>Recall then focused source check then 10 to 15 questions then error review</w:t>
+            </w:r>
+          </w:p>
+        </w:tc>
+      </w:tr>
+      <w:tr>
+        <w:trPr>
+          <w:cantSplit/>
+        </w:trPr>
+        <w:tc>
+          <w:tcPr>
+            <w:tcW w:type="dxa" w:w="1224"/>
+            <w:shd w:fill="FFFFFF"/>
+            <w:tcBorders>
+              <w:top w:val="single" w:sz="6" w:color="D9D9D9"/>
+              <w:left w:val="single" w:sz="6" w:color="D9D9D9"/>
+              <w:bottom w:val="single" w:sz="6" w:color="D9D9D9"/>
+              <w:right w:val="single" w:sz="6" w:color="D9D9D9"/>
+              <w:insideH w:val="single" w:sz="6" w:color="D9D9D9"/>
+              <w:insideV w:val="single" w:sz="6" w:color="D9D9D9"/>
+            </w:tcBorders>
+            <w:tcMar>
+              <w:top w:w="90" w:type="dxa"/>
+              <w:start w:w="105" w:type="dxa"/>
+              <w:bottom w:w="90" w:type="dxa"/>
+              <w:end w:w="105" w:type="dxa"/>
+            </w:tcMar>
+            <w:vAlign w:val="center"/>
+          </w:tcPr>
+          <w:p>
+            <w:pPr>
+              <w:spacing w:after="0"/>
+              <w:jc w:val="center"/>
+            </w:pPr>
+            <w:r>
+              <w:rPr>
+                <w:rFonts w:ascii="Aptos" w:hAnsi="Aptos"/>
+                <w:color w:val="000000"/>
+                <w:sz w:val="16"/>
+              </w:rPr>
+              <w:t>Deep</w:t>
+            </w:r>
+          </w:p>
+        </w:tc>
+        <w:tc>
+          <w:tcPr>
+            <w:tcW w:type="dxa" w:w="1152"/>
+            <w:shd w:fill="FFFFFF"/>
+            <w:tcBorders>
+              <w:top w:val="single" w:sz="6" w:color="D9D9D9"/>
+              <w:left w:val="single" w:sz="6" w:color="D9D9D9"/>
+              <w:bottom w:val="single" w:sz="6" w:color="D9D9D9"/>
+              <w:right w:val="single" w:sz="6" w:color="D9D9D9"/>
+              <w:insideH w:val="single" w:sz="6" w:color="D9D9D9"/>
+              <w:insideV w:val="single" w:sz="6" w:color="D9D9D9"/>
+            </w:tcBorders>
+            <w:tcMar>
+              <w:top w:w="90" w:type="dxa"/>
+              <w:start w:w="105" w:type="dxa"/>
+              <w:bottom w:w="90" w:type="dxa"/>
+              <w:end w:w="105" w:type="dxa"/>
+            </w:tcMar>
+            <w:vAlign w:val="center"/>
+          </w:tcPr>
+          <w:p>
+            <w:pPr>
+              <w:spacing w:after="0"/>
+            </w:pPr>
+            <w:r>
+              <w:rPr>
+                <w:rFonts w:ascii="Aptos" w:hAnsi="Aptos"/>
+                <w:color w:val="000000"/>
+                <w:sz w:val="16"/>
+              </w:rPr>
+              <w:t>120 minutes</w:t>
+            </w:r>
+          </w:p>
+        </w:tc>
+        <w:tc>
+          <w:tcPr>
+            <w:tcW w:type="dxa" w:w="3096"/>
+            <w:shd w:fill="FFFFFF"/>
+            <w:tcBorders>
+              <w:top w:val="single" w:sz="6" w:color="D9D9D9"/>
+              <w:left w:val="single" w:sz="6" w:color="D9D9D9"/>
+              <w:bottom w:val="single" w:sz="6" w:color="D9D9D9"/>
+              <w:right w:val="single" w:sz="6" w:color="D9D9D9"/>
+              <w:insideH w:val="single" w:sz="6" w:color="D9D9D9"/>
+              <w:insideV w:val="single" w:sz="6" w:color="D9D9D9"/>
+            </w:tcBorders>
+            <w:tcMar>
+              <w:top w:w="90" w:type="dxa"/>
+              <w:start w:w="105" w:type="dxa"/>
+              <w:bottom w:w="90" w:type="dxa"/>
+              <w:end w:w="105" w:type="dxa"/>
+            </w:tcMar>
+            <w:vAlign w:val="center"/>
+          </w:tcPr>
+          <w:p>
+            <w:pPr>
+              <w:spacing w:after="0"/>
+            </w:pPr>
+            <w:r>
+              <w:rPr>
+                <w:rFonts w:ascii="Aptos" w:hAnsi="Aptos"/>
+                <w:color w:val="000000"/>
+                <w:sz w:val="16"/>
+              </w:rPr>
+              <w:t>Protected weekend block</w:t>
+            </w:r>
+          </w:p>
+        </w:tc>
+        <w:tc>
+          <w:tcPr>
+            <w:tcW w:type="dxa" w:w="4608"/>
+            <w:shd w:fill="FFFFFF"/>
+            <w:tcBorders>
+              <w:top w:val="single" w:sz="6" w:color="D9D9D9"/>
+              <w:left w:val="single" w:sz="6" w:color="D9D9D9"/>
+              <w:bottom w:val="single" w:sz="6" w:color="D9D9D9"/>
+              <w:right w:val="single" w:sz="6" w:color="D9D9D9"/>
+              <w:insideH w:val="single" w:sz="6" w:color="D9D9D9"/>
+              <w:insideV w:val="single" w:sz="6" w:color="D9D9D9"/>
+            </w:tcBorders>
+            <w:tcMar>
+              <w:top w:w="90" w:type="dxa"/>
+              <w:start w:w="105" w:type="dxa"/>
+              <w:bottom w:w="90" w:type="dxa"/>
+              <w:end w:w="105" w:type="dxa"/>
+            </w:tcMar>
+            <w:vAlign w:val="center"/>
+          </w:tcPr>
+          <w:p>
+            <w:pPr>
+              <w:spacing w:after="0"/>
+            </w:pPr>
+            <w:r>
+              <w:rPr>
+                <w:rFonts w:ascii="Aptos" w:hAnsi="Aptos"/>
+                <w:color w:val="000000"/>
+                <w:sz w:val="16"/>
+              </w:rPr>
+              <w:t>Scenario or artifact plus 20 mixed questions plus retrospective</w:t>
+            </w:r>
+          </w:p>
+        </w:tc>
+      </w:tr>
+    </w:tbl>
+    <w:p>
+      <w:pPr>
+        <w:spacing w:after="20"/>
+      </w:pPr>
+    </w:p>
+    <w:p>
+      <w:r>
+        <w:rPr>
+          <w:rFonts w:ascii="Aptos" w:hAnsi="Aptos"/>
+          <w:color w:val="000000"/>
+        </w:rPr>
+        <w:t>Minimum mode protects continuity but does not replace deep work. Never stack two missed deep sessions into one late night.</w:t>
+      </w:r>
+    </w:p>
+    <w:p>
+      <w:pPr>
+        <w:pStyle w:val="Heading2"/>
+        <w:keepNext/>
+      </w:pPr>
+      <w:r>
+        <w:t>Spaced review queue</w:t>
+      </w:r>
+    </w:p>
+    <w:tbl>
+      <w:tblPr>
+        <w:tblW w:type="auto" w:w="0"/>
+        <w:jc w:val="center"/>
+        <w:tblLayout w:type="fixed"/>
+        <w:tblLook w:firstColumn="1" w:firstRow="1" w:lastColumn="0" w:lastRow="0" w:noHBand="0" w:noVBand="1" w:val="04A0"/>
+      </w:tblPr>
+      <w:tblGrid>
+        <w:gridCol w:w="3389"/>
+        <w:gridCol w:w="3389"/>
+        <w:gridCol w:w="3389"/>
+      </w:tblGrid>
+      <w:tr>
+        <w:trPr>
+          <w:tblHeader w:val="true"/>
+        </w:trPr>
+        <w:tc>
+          <w:tcPr>
+            <w:tcW w:type="dxa" w:w="1224"/>
+            <w:shd w:fill="1F4E78"/>
+            <w:tcBorders>
+              <w:top w:val="single" w:sz="6" w:color="D9D9D9"/>
+              <w:left w:val="single" w:sz="6" w:color="D9D9D9"/>
+              <w:bottom w:val="single" w:sz="6" w:color="D9D9D9"/>
+              <w:right w:val="single" w:sz="6" w:color="D9D9D9"/>
+              <w:insideH w:val="single" w:sz="6" w:color="D9D9D9"/>
+              <w:insideV w:val="single" w:sz="6" w:color="D9D9D9"/>
+            </w:tcBorders>
+            <w:tcMar>
+              <w:top w:w="90" w:type="dxa"/>
+              <w:start w:w="105" w:type="dxa"/>
+              <w:bottom w:w="90" w:type="dxa"/>
+              <w:end w:w="105" w:type="dxa"/>
+            </w:tcMar>
+            <w:vAlign w:val="center"/>
+          </w:tcPr>
+          <w:p>
+            <w:pPr>
+              <w:spacing w:after="0"/>
+              <w:jc w:val="center"/>
+            </w:pPr>
+            <w:r>
+              <w:rPr>
+                <w:rFonts w:ascii="Aptos" w:hAnsi="Aptos"/>
+                <w:b/>
+                <w:color w:val="FFFFFF"/>
+                <w:sz w:val="18"/>
+              </w:rPr>
+              <w:t>Review</w:t>
+            </w:r>
+          </w:p>
+        </w:tc>
+        <w:tc>
+          <w:tcPr>
+            <w:tcW w:type="dxa" w:w="4320"/>
+            <w:shd w:fill="1F4E78"/>
+            <w:tcBorders>
+              <w:top w:val="single" w:sz="6" w:color="D9D9D9"/>
+              <w:left w:val="single" w:sz="6" w:color="D9D9D9"/>
+              <w:bottom w:val="single" w:sz="6" w:color="D9D9D9"/>
+              <w:right w:val="single" w:sz="6" w:color="D9D9D9"/>
+              <w:insideH w:val="single" w:sz="6" w:color="D9D9D9"/>
+              <w:insideV w:val="single" w:sz="6" w:color="D9D9D9"/>
+            </w:tcBorders>
+            <w:tcMar>
+              <w:top w:w="90" w:type="dxa"/>
+              <w:start w:w="105" w:type="dxa"/>
+              <w:bottom w:w="90" w:type="dxa"/>
+              <w:end w:w="105" w:type="dxa"/>
+            </w:tcMar>
+            <w:vAlign w:val="center"/>
+          </w:tcPr>
+          <w:p>
+            <w:pPr>
+              <w:spacing w:after="0"/>
+              <w:jc w:val="center"/>
+            </w:pPr>
+            <w:r>
+              <w:rPr>
+                <w:rFonts w:ascii="Aptos" w:hAnsi="Aptos"/>
+                <w:b/>
+                <w:color w:val="FFFFFF"/>
+                <w:sz w:val="18"/>
+              </w:rPr>
+              <w:t>Method</w:t>
+            </w:r>
+          </w:p>
+        </w:tc>
+        <w:tc>
+          <w:tcPr>
+            <w:tcW w:type="dxa" w:w="4536"/>
+            <w:shd w:fill="1F4E78"/>
+            <w:tcBorders>
+              <w:top w:val="single" w:sz="6" w:color="D9D9D9"/>
+              <w:left w:val="single" w:sz="6" w:color="D9D9D9"/>
+              <w:bottom w:val="single" w:sz="6" w:color="D9D9D9"/>
+              <w:right w:val="single" w:sz="6" w:color="D9D9D9"/>
+              <w:insideH w:val="single" w:sz="6" w:color="D9D9D9"/>
+              <w:insideV w:val="single" w:sz="6" w:color="D9D9D9"/>
+            </w:tcBorders>
+            <w:tcMar>
+              <w:top w:w="90" w:type="dxa"/>
+              <w:start w:w="105" w:type="dxa"/>
+              <w:bottom w:w="90" w:type="dxa"/>
+              <w:end w:w="105" w:type="dxa"/>
+            </w:tcMar>
+            <w:vAlign w:val="center"/>
+          </w:tcPr>
+          <w:p>
+            <w:pPr>
+              <w:spacing w:after="0"/>
+              <w:jc w:val="center"/>
+            </w:pPr>
+            <w:r>
+              <w:rPr>
+                <w:rFonts w:ascii="Aptos" w:hAnsi="Aptos"/>
+                <w:b/>
+                <w:color w:val="FFFFFF"/>
+                <w:sz w:val="18"/>
+              </w:rPr>
+              <w:t>Pass condition</w:t>
+            </w:r>
+          </w:p>
+        </w:tc>
+      </w:tr>
+      <w:tr>
+        <w:trPr>
+          <w:cantSplit/>
+        </w:trPr>
+        <w:tc>
+          <w:tcPr>
+            <w:tcW w:type="dxa" w:w="1224"/>
+            <w:shd w:fill="FFFFFF"/>
+            <w:tcBorders>
+              <w:top w:val="single" w:sz="6" w:color="D9D9D9"/>
+              <w:left w:val="single" w:sz="6" w:color="D9D9D9"/>
+              <w:bottom w:val="single" w:sz="6" w:color="D9D9D9"/>
+              <w:right w:val="single" w:sz="6" w:color="D9D9D9"/>
+              <w:insideH w:val="single" w:sz="6" w:color="D9D9D9"/>
+              <w:insideV w:val="single" w:sz="6" w:color="D9D9D9"/>
+            </w:tcBorders>
+            <w:tcMar>
+              <w:top w:w="90" w:type="dxa"/>
+              <w:start w:w="105" w:type="dxa"/>
+              <w:bottom w:w="90" w:type="dxa"/>
+              <w:end w:w="105" w:type="dxa"/>
+            </w:tcMar>
+            <w:vAlign w:val="center"/>
+          </w:tcPr>
+          <w:p>
+            <w:pPr>
+              <w:spacing w:after="0"/>
+              <w:jc w:val="center"/>
+            </w:pPr>
+            <w:r>
+              <w:rPr>
+                <w:rFonts w:ascii="Aptos" w:hAnsi="Aptos"/>
+                <w:color w:val="000000"/>
+                <w:sz w:val="18"/>
+              </w:rPr>
+              <w:t>Day 0</w:t>
+            </w:r>
+          </w:p>
+        </w:tc>
+        <w:tc>
+          <w:tcPr>
+            <w:tcW w:type="dxa" w:w="4320"/>
+            <w:shd w:fill="FFFFFF"/>
+            <w:tcBorders>
+              <w:top w:val="single" w:sz="6" w:color="D9D9D9"/>
+              <w:left w:val="single" w:sz="6" w:color="D9D9D9"/>
+              <w:bottom w:val="single" w:sz="6" w:color="D9D9D9"/>
+              <w:right w:val="single" w:sz="6" w:color="D9D9D9"/>
+              <w:insideH w:val="single" w:sz="6" w:color="D9D9D9"/>
+              <w:insideV w:val="single" w:sz="6" w:color="D9D9D9"/>
+            </w:tcBorders>
+            <w:tcMar>
+              <w:top w:w="90" w:type="dxa"/>
+              <w:start w:w="105" w:type="dxa"/>
+              <w:bottom w:w="90" w:type="dxa"/>
+              <w:end w:w="105" w:type="dxa"/>
+            </w:tcMar>
+            <w:vAlign w:val="center"/>
+          </w:tcPr>
+          <w:p>
+            <w:pPr>
+              <w:spacing w:after="0"/>
+            </w:pPr>
+            <w:r>
+              <w:rPr>
+                <w:rFonts w:ascii="Aptos" w:hAnsi="Aptos"/>
+                <w:color w:val="000000"/>
+                <w:sz w:val="18"/>
+              </w:rPr>
+              <w:t>Create a one-sentence rule and answer one item</w:t>
+            </w:r>
+          </w:p>
+        </w:tc>
+        <w:tc>
+          <w:tcPr>
+            <w:tcW w:type="dxa" w:w="4536"/>
+            <w:shd w:fill="FFFFFF"/>
+            <w:tcBorders>
+              <w:top w:val="single" w:sz="6" w:color="D9D9D9"/>
+              <w:left w:val="single" w:sz="6" w:color="D9D9D9"/>
+              <w:bottom w:val="single" w:sz="6" w:color="D9D9D9"/>
+              <w:right w:val="single" w:sz="6" w:color="D9D9D9"/>
+              <w:insideH w:val="single" w:sz="6" w:color="D9D9D9"/>
+              <w:insideV w:val="single" w:sz="6" w:color="D9D9D9"/>
+            </w:tcBorders>
+            <w:tcMar>
+              <w:top w:w="90" w:type="dxa"/>
+              <w:start w:w="105" w:type="dxa"/>
+              <w:bottom w:w="90" w:type="dxa"/>
+              <w:end w:w="105" w:type="dxa"/>
+            </w:tcMar>
+            <w:vAlign w:val="center"/>
+          </w:tcPr>
+          <w:p>
+            <w:pPr>
+              <w:spacing w:after="0"/>
+            </w:pPr>
+            <w:r>
+              <w:rPr>
+                <w:rFonts w:ascii="Aptos" w:hAnsi="Aptos"/>
+                <w:color w:val="000000"/>
+                <w:sz w:val="18"/>
+              </w:rPr>
+              <w:t>Correct reasoning without notes</w:t>
+            </w:r>
+          </w:p>
+        </w:tc>
+      </w:tr>
+      <w:tr>
+        <w:trPr>
+          <w:cantSplit/>
+        </w:trPr>
+        <w:tc>
+          <w:tcPr>
+            <w:tcW w:type="dxa" w:w="1224"/>
+            <w:shd w:fill="EAF2F8"/>
+            <w:tcBorders>
+              <w:top w:val="single" w:sz="6" w:color="D9D9D9"/>
+              <w:left w:val="single" w:sz="6" w:color="D9D9D9"/>
+              <w:bottom w:val="single" w:sz="6" w:color="D9D9D9"/>
+              <w:right w:val="single" w:sz="6" w:color="D9D9D9"/>
+              <w:insideH w:val="single" w:sz="6" w:color="D9D9D9"/>
+              <w:insideV w:val="single" w:sz="6" w:color="D9D9D9"/>
+            </w:tcBorders>
+            <w:tcMar>
+              <w:top w:w="90" w:type="dxa"/>
+              <w:start w:w="105" w:type="dxa"/>
+              <w:bottom w:w="90" w:type="dxa"/>
+              <w:end w:w="105" w:type="dxa"/>
+            </w:tcMar>
+            <w:vAlign w:val="center"/>
+          </w:tcPr>
+          <w:p>
+            <w:pPr>
+              <w:spacing w:after="0"/>
+              <w:jc w:val="center"/>
+            </w:pPr>
+            <w:r>
+              <w:rPr>
+                <w:rFonts w:ascii="Aptos" w:hAnsi="Aptos"/>
+                <w:color w:val="000000"/>
+                <w:sz w:val="18"/>
+              </w:rPr>
+              <w:t>Day 1</w:t>
+            </w:r>
+          </w:p>
+        </w:tc>
+        <w:tc>
+          <w:tcPr>
+            <w:tcW w:type="dxa" w:w="4320"/>
+            <w:shd w:fill="EAF2F8"/>
+            <w:tcBorders>
+              <w:top w:val="single" w:sz="6" w:color="D9D9D9"/>
+              <w:left w:val="single" w:sz="6" w:color="D9D9D9"/>
+              <w:bottom w:val="single" w:sz="6" w:color="D9D9D9"/>
+              <w:right w:val="single" w:sz="6" w:color="D9D9D9"/>
+              <w:insideH w:val="single" w:sz="6" w:color="D9D9D9"/>
+              <w:insideV w:val="single" w:sz="6" w:color="D9D9D9"/>
+            </w:tcBorders>
+            <w:tcMar>
+              <w:top w:w="90" w:type="dxa"/>
+              <w:start w:w="105" w:type="dxa"/>
+              <w:bottom w:w="90" w:type="dxa"/>
+              <w:end w:w="105" w:type="dxa"/>
+            </w:tcMar>
+            <w:vAlign w:val="center"/>
+          </w:tcPr>
+          <w:p>
+            <w:pPr>
+              <w:spacing w:after="0"/>
+            </w:pPr>
+            <w:r>
+              <w:rPr>
+                <w:rFonts w:ascii="Aptos" w:hAnsi="Aptos"/>
+                <w:color w:val="000000"/>
+                <w:sz w:val="18"/>
+              </w:rPr>
+              <w:t>Closed-book recall plus a new item</w:t>
+            </w:r>
+          </w:p>
+        </w:tc>
+        <w:tc>
+          <w:tcPr>
+            <w:tcW w:type="dxa" w:w="4536"/>
+            <w:shd w:fill="EAF2F8"/>
+            <w:tcBorders>
+              <w:top w:val="single" w:sz="6" w:color="D9D9D9"/>
+              <w:left w:val="single" w:sz="6" w:color="D9D9D9"/>
+              <w:bottom w:val="single" w:sz="6" w:color="D9D9D9"/>
+              <w:right w:val="single" w:sz="6" w:color="D9D9D9"/>
+              <w:insideH w:val="single" w:sz="6" w:color="D9D9D9"/>
+              <w:insideV w:val="single" w:sz="6" w:color="D9D9D9"/>
+            </w:tcBorders>
+            <w:tcMar>
+              <w:top w:w="90" w:type="dxa"/>
+              <w:start w:w="105" w:type="dxa"/>
+              <w:bottom w:w="90" w:type="dxa"/>
+              <w:end w:w="105" w:type="dxa"/>
+            </w:tcMar>
+            <w:vAlign w:val="center"/>
+          </w:tcPr>
+          <w:p>
+            <w:pPr>
+              <w:spacing w:after="0"/>
+            </w:pPr>
+            <w:r>
+              <w:rPr>
+                <w:rFonts w:ascii="Aptos" w:hAnsi="Aptos"/>
+                <w:color w:val="000000"/>
+                <w:sz w:val="18"/>
+              </w:rPr>
+              <w:t>Correct rule and answer</w:t>
+            </w:r>
+          </w:p>
+        </w:tc>
+      </w:tr>
+      <w:tr>
+        <w:trPr>
+          <w:cantSplit/>
+        </w:trPr>
+        <w:tc>
+          <w:tcPr>
+            <w:tcW w:type="dxa" w:w="1224"/>
+            <w:shd w:fill="FFFFFF"/>
+            <w:tcBorders>
+              <w:top w:val="single" w:sz="6" w:color="D9D9D9"/>
+              <w:left w:val="single" w:sz="6" w:color="D9D9D9"/>
+              <w:bottom w:val="single" w:sz="6" w:color="D9D9D9"/>
+              <w:right w:val="single" w:sz="6" w:color="D9D9D9"/>
+              <w:insideH w:val="single" w:sz="6" w:color="D9D9D9"/>
+              <w:insideV w:val="single" w:sz="6" w:color="D9D9D9"/>
+            </w:tcBorders>
+            <w:tcMar>
+              <w:top w:w="90" w:type="dxa"/>
+              <w:start w:w="105" w:type="dxa"/>
+              <w:bottom w:w="90" w:type="dxa"/>
+              <w:end w:w="105" w:type="dxa"/>
+            </w:tcMar>
+            <w:vAlign w:val="center"/>
+          </w:tcPr>
+          <w:p>
+            <w:pPr>
+              <w:spacing w:after="0"/>
+              <w:jc w:val="center"/>
+            </w:pPr>
+            <w:r>
+              <w:rPr>
+                <w:rFonts w:ascii="Aptos" w:hAnsi="Aptos"/>
+                <w:color w:val="000000"/>
+                <w:sz w:val="18"/>
+              </w:rPr>
+              <w:t>Day 3</w:t>
+            </w:r>
+          </w:p>
+        </w:tc>
+        <w:tc>
+          <w:tcPr>
+            <w:tcW w:type="dxa" w:w="4320"/>
+            <w:shd w:fill="FFFFFF"/>
+            <w:tcBorders>
+              <w:top w:val="single" w:sz="6" w:color="D9D9D9"/>
+              <w:left w:val="single" w:sz="6" w:color="D9D9D9"/>
+              <w:bottom w:val="single" w:sz="6" w:color="D9D9D9"/>
+              <w:right w:val="single" w:sz="6" w:color="D9D9D9"/>
+              <w:insideH w:val="single" w:sz="6" w:color="D9D9D9"/>
+              <w:insideV w:val="single" w:sz="6" w:color="D9D9D9"/>
+            </w:tcBorders>
+            <w:tcMar>
+              <w:top w:w="90" w:type="dxa"/>
+              <w:start w:w="105" w:type="dxa"/>
+              <w:bottom w:w="90" w:type="dxa"/>
+              <w:end w:w="105" w:type="dxa"/>
+            </w:tcMar>
+            <w:vAlign w:val="center"/>
+          </w:tcPr>
+          <w:p>
+            <w:pPr>
+              <w:spacing w:after="0"/>
+            </w:pPr>
+            <w:r>
+              <w:rPr>
+                <w:rFonts w:ascii="Aptos" w:hAnsi="Aptos"/>
+                <w:color w:val="000000"/>
+                <w:sz w:val="18"/>
+              </w:rPr>
+              <w:t>Contrast with the strongest alternative</w:t>
+            </w:r>
+          </w:p>
+        </w:tc>
+        <w:tc>
+          <w:tcPr>
+            <w:tcW w:type="dxa" w:w="4536"/>
+            <w:shd w:fill="FFFFFF"/>
+            <w:tcBorders>
+              <w:top w:val="single" w:sz="6" w:color="D9D9D9"/>
+              <w:left w:val="single" w:sz="6" w:color="D9D9D9"/>
+              <w:bottom w:val="single" w:sz="6" w:color="D9D9D9"/>
+              <w:right w:val="single" w:sz="6" w:color="D9D9D9"/>
+              <w:insideH w:val="single" w:sz="6" w:color="D9D9D9"/>
+              <w:insideV w:val="single" w:sz="6" w:color="D9D9D9"/>
+            </w:tcBorders>
+            <w:tcMar>
+              <w:top w:w="90" w:type="dxa"/>
+              <w:start w:w="105" w:type="dxa"/>
+              <w:bottom w:w="90" w:type="dxa"/>
+              <w:end w:w="105" w:type="dxa"/>
+            </w:tcMar>
+            <w:vAlign w:val="center"/>
+          </w:tcPr>
+          <w:p>
+            <w:pPr>
+              <w:spacing w:after="0"/>
+            </w:pPr>
+            <w:r>
+              <w:rPr>
+                <w:rFonts w:ascii="Aptos" w:hAnsi="Aptos"/>
+                <w:color w:val="000000"/>
+                <w:sz w:val="18"/>
+              </w:rPr>
+              <w:t>Identify the binding constraint</w:t>
+            </w:r>
+          </w:p>
+        </w:tc>
+      </w:tr>
+      <w:tr>
+        <w:trPr>
+          <w:cantSplit/>
+        </w:trPr>
+        <w:tc>
+          <w:tcPr>
+            <w:tcW w:type="dxa" w:w="1224"/>
+            <w:shd w:fill="EAF2F8"/>
+            <w:tcBorders>
+              <w:top w:val="single" w:sz="6" w:color="D9D9D9"/>
+              <w:left w:val="single" w:sz="6" w:color="D9D9D9"/>
+              <w:bottom w:val="single" w:sz="6" w:color="D9D9D9"/>
+              <w:right w:val="single" w:sz="6" w:color="D9D9D9"/>
+              <w:insideH w:val="single" w:sz="6" w:color="D9D9D9"/>
+              <w:insideV w:val="single" w:sz="6" w:color="D9D9D9"/>
+            </w:tcBorders>
+            <w:tcMar>
+              <w:top w:w="90" w:type="dxa"/>
+              <w:start w:w="105" w:type="dxa"/>
+              <w:bottom w:w="90" w:type="dxa"/>
+              <w:end w:w="105" w:type="dxa"/>
+            </w:tcMar>
+            <w:vAlign w:val="center"/>
+          </w:tcPr>
+          <w:p>
+            <w:pPr>
+              <w:spacing w:after="0"/>
+              <w:jc w:val="center"/>
+            </w:pPr>
+            <w:r>
+              <w:rPr>
+                <w:rFonts w:ascii="Aptos" w:hAnsi="Aptos"/>
+                <w:color w:val="000000"/>
+                <w:sz w:val="18"/>
+              </w:rPr>
+              <w:t>Day 7</w:t>
+            </w:r>
+          </w:p>
+        </w:tc>
+        <w:tc>
+          <w:tcPr>
+            <w:tcW w:type="dxa" w:w="4320"/>
+            <w:shd w:fill="EAF2F8"/>
+            <w:tcBorders>
+              <w:top w:val="single" w:sz="6" w:color="D9D9D9"/>
+              <w:left w:val="single" w:sz="6" w:color="D9D9D9"/>
+              <w:bottom w:val="single" w:sz="6" w:color="D9D9D9"/>
+              <w:right w:val="single" w:sz="6" w:color="D9D9D9"/>
+              <w:insideH w:val="single" w:sz="6" w:color="D9D9D9"/>
+              <w:insideV w:val="single" w:sz="6" w:color="D9D9D9"/>
+            </w:tcBorders>
+            <w:tcMar>
+              <w:top w:w="90" w:type="dxa"/>
+              <w:start w:w="105" w:type="dxa"/>
+              <w:bottom w:w="90" w:type="dxa"/>
+              <w:end w:w="105" w:type="dxa"/>
+            </w:tcMar>
+            <w:vAlign w:val="center"/>
+          </w:tcPr>
+          <w:p>
+            <w:pPr>
+              <w:spacing w:after="0"/>
+            </w:pPr>
+            <w:r>
+              <w:rPr>
+                <w:rFonts w:ascii="Aptos" w:hAnsi="Aptos"/>
+                <w:color w:val="000000"/>
+                <w:sz w:val="18"/>
+              </w:rPr>
+              <w:t>Teach back from a blank page and solve a mixed scenario</w:t>
+            </w:r>
+          </w:p>
+        </w:tc>
+        <w:tc>
+          <w:tcPr>
+            <w:tcW w:type="dxa" w:w="4536"/>
+            <w:shd w:fill="EAF2F8"/>
+            <w:tcBorders>
+              <w:top w:val="single" w:sz="6" w:color="D9D9D9"/>
+              <w:left w:val="single" w:sz="6" w:color="D9D9D9"/>
+              <w:bottom w:val="single" w:sz="6" w:color="D9D9D9"/>
+              <w:right w:val="single" w:sz="6" w:color="D9D9D9"/>
+              <w:insideH w:val="single" w:sz="6" w:color="D9D9D9"/>
+              <w:insideV w:val="single" w:sz="6" w:color="D9D9D9"/>
+            </w:tcBorders>
+            <w:tcMar>
+              <w:top w:w="90" w:type="dxa"/>
+              <w:start w:w="105" w:type="dxa"/>
+              <w:bottom w:w="90" w:type="dxa"/>
+              <w:end w:w="105" w:type="dxa"/>
+            </w:tcMar>
+            <w:vAlign w:val="center"/>
+          </w:tcPr>
+          <w:p>
+            <w:pPr>
+              <w:spacing w:after="0"/>
+            </w:pPr>
+            <w:r>
+              <w:rPr>
+                <w:rFonts w:ascii="Aptos" w:hAnsi="Aptos"/>
+                <w:color w:val="000000"/>
+                <w:sz w:val="18"/>
+              </w:rPr>
+              <w:t>Coherent explanation and correct decision</w:t>
+            </w:r>
+          </w:p>
+        </w:tc>
+      </w:tr>
+      <w:tr>
+        <w:trPr>
+          <w:cantSplit/>
+        </w:trPr>
+        <w:tc>
+          <w:tcPr>
+            <w:tcW w:type="dxa" w:w="1224"/>
+            <w:shd w:fill="FFFFFF"/>
+            <w:tcBorders>
+              <w:top w:val="single" w:sz="6" w:color="D9D9D9"/>
+              <w:left w:val="single" w:sz="6" w:color="D9D9D9"/>
+              <w:bottom w:val="single" w:sz="6" w:color="D9D9D9"/>
+              <w:right w:val="single" w:sz="6" w:color="D9D9D9"/>
+              <w:insideH w:val="single" w:sz="6" w:color="D9D9D9"/>
+              <w:insideV w:val="single" w:sz="6" w:color="D9D9D9"/>
+            </w:tcBorders>
+            <w:tcMar>
+              <w:top w:w="90" w:type="dxa"/>
+              <w:start w:w="105" w:type="dxa"/>
+              <w:bottom w:w="90" w:type="dxa"/>
+              <w:end w:w="105" w:type="dxa"/>
+            </w:tcMar>
+            <w:vAlign w:val="center"/>
+          </w:tcPr>
+          <w:p>
+            <w:pPr>
+              <w:spacing w:after="0"/>
+              <w:jc w:val="center"/>
+            </w:pPr>
+            <w:r>
+              <w:rPr>
+                <w:rFonts w:ascii="Aptos" w:hAnsi="Aptos"/>
+                <w:color w:val="000000"/>
+                <w:sz w:val="18"/>
+              </w:rPr>
+              <w:t>Day 14</w:t>
+            </w:r>
+          </w:p>
+        </w:tc>
+        <w:tc>
+          <w:tcPr>
+            <w:tcW w:type="dxa" w:w="4320"/>
+            <w:shd w:fill="FFFFFF"/>
+            <w:tcBorders>
+              <w:top w:val="single" w:sz="6" w:color="D9D9D9"/>
+              <w:left w:val="single" w:sz="6" w:color="D9D9D9"/>
+              <w:bottom w:val="single" w:sz="6" w:color="D9D9D9"/>
+              <w:right w:val="single" w:sz="6" w:color="D9D9D9"/>
+              <w:insideH w:val="single" w:sz="6" w:color="D9D9D9"/>
+              <w:insideV w:val="single" w:sz="6" w:color="D9D9D9"/>
+            </w:tcBorders>
+            <w:tcMar>
+              <w:top w:w="90" w:type="dxa"/>
+              <w:start w:w="105" w:type="dxa"/>
+              <w:bottom w:w="90" w:type="dxa"/>
+              <w:end w:w="105" w:type="dxa"/>
+            </w:tcMar>
+            <w:vAlign w:val="center"/>
+          </w:tcPr>
+          <w:p>
+            <w:pPr>
+              <w:spacing w:after="0"/>
+            </w:pPr>
+            <w:r>
+              <w:rPr>
+                <w:rFonts w:ascii="Aptos" w:hAnsi="Aptos"/>
+                <w:color w:val="000000"/>
+                <w:sz w:val="18"/>
+              </w:rPr>
+              <w:t>Failure-injection or transfer scenario</w:t>
+            </w:r>
+          </w:p>
+        </w:tc>
+        <w:tc>
+          <w:tcPr>
+            <w:tcW w:type="dxa" w:w="4536"/>
+            <w:shd w:fill="FFFFFF"/>
+            <w:tcBorders>
+              <w:top w:val="single" w:sz="6" w:color="D9D9D9"/>
+              <w:left w:val="single" w:sz="6" w:color="D9D9D9"/>
+              <w:bottom w:val="single" w:sz="6" w:color="D9D9D9"/>
+              <w:right w:val="single" w:sz="6" w:color="D9D9D9"/>
+              <w:insideH w:val="single" w:sz="6" w:color="D9D9D9"/>
+              <w:insideV w:val="single" w:sz="6" w:color="D9D9D9"/>
+            </w:tcBorders>
+            <w:tcMar>
+              <w:top w:w="90" w:type="dxa"/>
+              <w:start w:w="105" w:type="dxa"/>
+              <w:bottom w:w="90" w:type="dxa"/>
+              <w:end w:w="105" w:type="dxa"/>
+            </w:tcMar>
+            <w:vAlign w:val="center"/>
+          </w:tcPr>
+          <w:p>
+            <w:pPr>
+              <w:spacing w:after="0"/>
+            </w:pPr>
+            <w:r>
+              <w:rPr>
+                <w:rFonts w:ascii="Aptos" w:hAnsi="Aptos"/>
+                <w:color w:val="000000"/>
+                <w:sz w:val="18"/>
+              </w:rPr>
+              <w:t>Correct diagnosis under a changed surface story</w:t>
+            </w:r>
+          </w:p>
+        </w:tc>
+      </w:tr>
+    </w:tbl>
+    <w:p>
+      <w:pPr>
+        <w:spacing w:after="20"/>
+      </w:pPr>
+    </w:p>
+    <w:p>
+      <w:pPr>
+        <w:pStyle w:val="Heading2"/>
+        <w:keepNext/>
+      </w:pPr>
+      <w:r>
+        <w:t>Evidence ladder</w:t>
+      </w:r>
+    </w:p>
+    <w:tbl>
+      <w:tblPr>
+        <w:tblW w:type="auto" w:w="0"/>
+        <w:jc w:val="center"/>
+        <w:tblLayout w:type="fixed"/>
+        <w:tblLook w:firstColumn="1" w:firstRow="1" w:lastColumn="0" w:lastRow="0" w:noHBand="0" w:noVBand="1" w:val="04A0"/>
+      </w:tblPr>
+      <w:tblGrid>
+        <w:gridCol w:w="3389"/>
+        <w:gridCol w:w="3389"/>
+        <w:gridCol w:w="3389"/>
+      </w:tblGrid>
+      <w:tr>
+        <w:trPr>
+          <w:tblHeader w:val="true"/>
+        </w:trPr>
+        <w:tc>
+          <w:tcPr>
+            <w:tcW w:type="dxa" w:w="936"/>
+            <w:shd w:fill="1F4E78"/>
+            <w:tcBorders>
+              <w:top w:val="single" w:sz="6" w:color="D9D9D9"/>
+              <w:left w:val="single" w:sz="6" w:color="D9D9D9"/>
+              <w:bottom w:val="single" w:sz="6" w:color="D9D9D9"/>
+              <w:right w:val="single" w:sz="6" w:color="D9D9D9"/>
+              <w:insideH w:val="single" w:sz="6" w:color="D9D9D9"/>
+              <w:insideV w:val="single" w:sz="6" w:color="D9D9D9"/>
+            </w:tcBorders>
+            <w:tcMar>
+              <w:top w:w="90" w:type="dxa"/>
+              <w:start w:w="105" w:type="dxa"/>
+              <w:bottom w:w="90" w:type="dxa"/>
+              <w:end w:w="105" w:type="dxa"/>
+            </w:tcMar>
+            <w:vAlign w:val="center"/>
+          </w:tcPr>
+          <w:p>
+            <w:pPr>
+              <w:spacing w:after="0"/>
+              <w:jc w:val="center"/>
+            </w:pPr>
+            <w:r>
+              <w:rPr>
+                <w:rFonts w:ascii="Aptos" w:hAnsi="Aptos"/>
+                <w:b/>
+                <w:color w:val="FFFFFF"/>
+                <w:sz w:val="18"/>
+              </w:rPr>
+              <w:t>Level</w:t>
+            </w:r>
+          </w:p>
+        </w:tc>
+        <w:tc>
+          <w:tcPr>
+            <w:tcW w:type="dxa" w:w="6552"/>
+            <w:shd w:fill="1F4E78"/>
+            <w:tcBorders>
+              <w:top w:val="single" w:sz="6" w:color="D9D9D9"/>
+              <w:left w:val="single" w:sz="6" w:color="D9D9D9"/>
+              <w:bottom w:val="single" w:sz="6" w:color="D9D9D9"/>
+              <w:right w:val="single" w:sz="6" w:color="D9D9D9"/>
+              <w:insideH w:val="single" w:sz="6" w:color="D9D9D9"/>
+              <w:insideV w:val="single" w:sz="6" w:color="D9D9D9"/>
+            </w:tcBorders>
+            <w:tcMar>
+              <w:top w:w="90" w:type="dxa"/>
+              <w:start w:w="105" w:type="dxa"/>
+              <w:bottom w:w="90" w:type="dxa"/>
+              <w:end w:w="105" w:type="dxa"/>
+            </w:tcMar>
+            <w:vAlign w:val="center"/>
+          </w:tcPr>
+          <w:p>
+            <w:pPr>
+              <w:spacing w:after="0"/>
+              <w:jc w:val="center"/>
+            </w:pPr>
+            <w:r>
+              <w:rPr>
+                <w:rFonts w:ascii="Aptos" w:hAnsi="Aptos"/>
+                <w:b/>
+                <w:color w:val="FFFFFF"/>
+                <w:sz w:val="18"/>
+              </w:rPr>
+              <w:t>Evidence</w:t>
+            </w:r>
+          </w:p>
+        </w:tc>
+        <w:tc>
+          <w:tcPr>
+            <w:tcW w:type="dxa" w:w="2592"/>
+            <w:shd w:fill="1F4E78"/>
+            <w:tcBorders>
+              <w:top w:val="single" w:sz="6" w:color="D9D9D9"/>
+              <w:left w:val="single" w:sz="6" w:color="D9D9D9"/>
+              <w:bottom w:val="single" w:sz="6" w:color="D9D9D9"/>
+              <w:right w:val="single" w:sz="6" w:color="D9D9D9"/>
+              <w:insideH w:val="single" w:sz="6" w:color="D9D9D9"/>
+              <w:insideV w:val="single" w:sz="6" w:color="D9D9D9"/>
+            </w:tcBorders>
+            <w:tcMar>
+              <w:top w:w="90" w:type="dxa"/>
+              <w:start w:w="105" w:type="dxa"/>
+              <w:bottom w:w="90" w:type="dxa"/>
+              <w:end w:w="105" w:type="dxa"/>
+            </w:tcMar>
+            <w:vAlign w:val="center"/>
+          </w:tcPr>
+          <w:p>
+            <w:pPr>
+              <w:spacing w:after="0"/>
+              <w:jc w:val="center"/>
+            </w:pPr>
+            <w:r>
+              <w:rPr>
+                <w:rFonts w:ascii="Aptos" w:hAnsi="Aptos"/>
+                <w:b/>
+                <w:color w:val="FFFFFF"/>
+                <w:sz w:val="18"/>
+              </w:rPr>
+              <w:t>Status</w:t>
+            </w:r>
+          </w:p>
+        </w:tc>
+      </w:tr>
+      <w:tr>
+        <w:trPr>
+          <w:cantSplit/>
+        </w:trPr>
+        <w:tc>
+          <w:tcPr>
+            <w:tcW w:type="dxa" w:w="936"/>
+            <w:shd w:fill="FFFFFF"/>
+            <w:tcBorders>
+              <w:top w:val="single" w:sz="6" w:color="D9D9D9"/>
+              <w:left w:val="single" w:sz="6" w:color="D9D9D9"/>
+              <w:bottom w:val="single" w:sz="6" w:color="D9D9D9"/>
+              <w:right w:val="single" w:sz="6" w:color="D9D9D9"/>
+              <w:insideH w:val="single" w:sz="6" w:color="D9D9D9"/>
+              <w:insideV w:val="single" w:sz="6" w:color="D9D9D9"/>
+            </w:tcBorders>
+            <w:tcMar>
+              <w:top w:w="90" w:type="dxa"/>
+              <w:start w:w="105" w:type="dxa"/>
+              <w:bottom w:w="90" w:type="dxa"/>
+              <w:end w:w="105" w:type="dxa"/>
+            </w:tcMar>
+            <w:vAlign w:val="center"/>
+          </w:tcPr>
+          <w:p>
+            <w:pPr>
+              <w:spacing w:after="0"/>
+              <w:jc w:val="center"/>
+            </w:pPr>
+            <w:r>
+              <w:rPr>
+                <w:rFonts w:ascii="Aptos" w:hAnsi="Aptos"/>
+                <w:color w:val="000000"/>
+                <w:sz w:val="18"/>
+              </w:rPr>
+              <w:t>0</w:t>
+            </w:r>
+          </w:p>
+        </w:tc>
+        <w:tc>
+          <w:tcPr>
+            <w:tcW w:type="dxa" w:w="6552"/>
+            <w:shd w:fill="FFFFFF"/>
+            <w:tcBorders>
+              <w:top w:val="single" w:sz="6" w:color="D9D9D9"/>
+              <w:left w:val="single" w:sz="6" w:color="D9D9D9"/>
+              <w:bottom w:val="single" w:sz="6" w:color="D9D9D9"/>
+              <w:right w:val="single" w:sz="6" w:color="D9D9D9"/>
+              <w:insideH w:val="single" w:sz="6" w:color="D9D9D9"/>
+              <w:insideV w:val="single" w:sz="6" w:color="D9D9D9"/>
+            </w:tcBorders>
+            <w:tcMar>
+              <w:top w:w="90" w:type="dxa"/>
+              <w:start w:w="105" w:type="dxa"/>
+              <w:bottom w:w="90" w:type="dxa"/>
+              <w:end w:w="105" w:type="dxa"/>
+            </w:tcMar>
+            <w:vAlign w:val="center"/>
+          </w:tcPr>
+          <w:p>
+            <w:pPr>
+              <w:spacing w:after="0"/>
+            </w:pPr>
+            <w:r>
+              <w:rPr>
+                <w:rFonts w:ascii="Aptos" w:hAnsi="Aptos"/>
+                <w:color w:val="000000"/>
+                <w:sz w:val="18"/>
+              </w:rPr>
+              <w:t>Recognize the term</w:t>
+            </w:r>
+          </w:p>
+        </w:tc>
+        <w:tc>
+          <w:tcPr>
+            <w:tcW w:type="dxa" w:w="2592"/>
+            <w:shd w:fill="FFFFFF"/>
+            <w:tcBorders>
+              <w:top w:val="single" w:sz="6" w:color="D9D9D9"/>
+              <w:left w:val="single" w:sz="6" w:color="D9D9D9"/>
+              <w:bottom w:val="single" w:sz="6" w:color="D9D9D9"/>
+              <w:right w:val="single" w:sz="6" w:color="D9D9D9"/>
+              <w:insideH w:val="single" w:sz="6" w:color="D9D9D9"/>
+              <w:insideV w:val="single" w:sz="6" w:color="D9D9D9"/>
+            </w:tcBorders>
+            <w:tcMar>
+              <w:top w:w="90" w:type="dxa"/>
+              <w:start w:w="105" w:type="dxa"/>
+              <w:bottom w:w="90" w:type="dxa"/>
+              <w:end w:w="105" w:type="dxa"/>
+            </w:tcMar>
+            <w:vAlign w:val="center"/>
+          </w:tcPr>
+          <w:p>
+            <w:pPr>
+              <w:spacing w:after="0"/>
+            </w:pPr>
+            <w:r>
+              <w:rPr>
+                <w:rFonts w:ascii="Aptos" w:hAnsi="Aptos"/>
+                <w:color w:val="000000"/>
+                <w:sz w:val="18"/>
+              </w:rPr>
+              <w:t>Not learned</w:t>
+            </w:r>
+          </w:p>
+        </w:tc>
+      </w:tr>
+      <w:tr>
+        <w:trPr>
+          <w:cantSplit/>
+        </w:trPr>
+        <w:tc>
+          <w:tcPr>
+            <w:tcW w:type="dxa" w:w="936"/>
+            <w:shd w:fill="EAF2F8"/>
+            <w:tcBorders>
+              <w:top w:val="single" w:sz="6" w:color="D9D9D9"/>
+              <w:left w:val="single" w:sz="6" w:color="D9D9D9"/>
+              <w:bottom w:val="single" w:sz="6" w:color="D9D9D9"/>
+              <w:right w:val="single" w:sz="6" w:color="D9D9D9"/>
+              <w:insideH w:val="single" w:sz="6" w:color="D9D9D9"/>
+              <w:insideV w:val="single" w:sz="6" w:color="D9D9D9"/>
+            </w:tcBorders>
+            <w:tcMar>
+              <w:top w:w="90" w:type="dxa"/>
+              <w:start w:w="105" w:type="dxa"/>
+              <w:bottom w:w="90" w:type="dxa"/>
+              <w:end w:w="105" w:type="dxa"/>
+            </w:tcMar>
+            <w:vAlign w:val="center"/>
+          </w:tcPr>
+          <w:p>
+            <w:pPr>
+              <w:spacing w:after="0"/>
+              <w:jc w:val="center"/>
+            </w:pPr>
+            <w:r>
+              <w:rPr>
+                <w:rFonts w:ascii="Aptos" w:hAnsi="Aptos"/>
+                <w:color w:val="000000"/>
+                <w:sz w:val="18"/>
+              </w:rPr>
+              <w:t>1</w:t>
+            </w:r>
+          </w:p>
+        </w:tc>
+        <w:tc>
+          <w:tcPr>
+            <w:tcW w:type="dxa" w:w="6552"/>
+            <w:shd w:fill="EAF2F8"/>
+            <w:tcBorders>
+              <w:top w:val="single" w:sz="6" w:color="D9D9D9"/>
+              <w:left w:val="single" w:sz="6" w:color="D9D9D9"/>
+              <w:bottom w:val="single" w:sz="6" w:color="D9D9D9"/>
+              <w:right w:val="single" w:sz="6" w:color="D9D9D9"/>
+              <w:insideH w:val="single" w:sz="6" w:color="D9D9D9"/>
+              <w:insideV w:val="single" w:sz="6" w:color="D9D9D9"/>
+            </w:tcBorders>
+            <w:tcMar>
+              <w:top w:w="90" w:type="dxa"/>
+              <w:start w:w="105" w:type="dxa"/>
+              <w:bottom w:w="90" w:type="dxa"/>
+              <w:end w:w="105" w:type="dxa"/>
+            </w:tcMar>
+            <w:vAlign w:val="center"/>
+          </w:tcPr>
+          <w:p>
+            <w:pPr>
+              <w:spacing w:after="0"/>
+            </w:pPr>
+            <w:r>
+              <w:rPr>
+                <w:rFonts w:ascii="Aptos" w:hAnsi="Aptos"/>
+                <w:color w:val="000000"/>
+                <w:sz w:val="18"/>
+              </w:rPr>
+              <w:t>Explain the idea</w:t>
+            </w:r>
+          </w:p>
+        </w:tc>
+        <w:tc>
+          <w:tcPr>
+            <w:tcW w:type="dxa" w:w="2592"/>
+            <w:shd w:fill="EAF2F8"/>
+            <w:tcBorders>
+              <w:top w:val="single" w:sz="6" w:color="D9D9D9"/>
+              <w:left w:val="single" w:sz="6" w:color="D9D9D9"/>
+              <w:bottom w:val="single" w:sz="6" w:color="D9D9D9"/>
+              <w:right w:val="single" w:sz="6" w:color="D9D9D9"/>
+              <w:insideH w:val="single" w:sz="6" w:color="D9D9D9"/>
+              <w:insideV w:val="single" w:sz="6" w:color="D9D9D9"/>
+            </w:tcBorders>
+            <w:tcMar>
+              <w:top w:w="90" w:type="dxa"/>
+              <w:start w:w="105" w:type="dxa"/>
+              <w:bottom w:w="90" w:type="dxa"/>
+              <w:end w:w="105" w:type="dxa"/>
+            </w:tcMar>
+            <w:vAlign w:val="center"/>
+          </w:tcPr>
+          <w:p>
+            <w:pPr>
+              <w:spacing w:after="0"/>
+            </w:pPr>
+            <w:r>
+              <w:rPr>
+                <w:rFonts w:ascii="Aptos" w:hAnsi="Aptos"/>
+                <w:color w:val="000000"/>
+                <w:sz w:val="18"/>
+              </w:rPr>
+              <w:t>Developing</w:t>
+            </w:r>
+          </w:p>
+        </w:tc>
+      </w:tr>
+      <w:tr>
+        <w:trPr>
+          <w:cantSplit/>
+        </w:trPr>
+        <w:tc>
+          <w:tcPr>
+            <w:tcW w:type="dxa" w:w="936"/>
+            <w:shd w:fill="FFFFFF"/>
+            <w:tcBorders>
+              <w:top w:val="single" w:sz="6" w:color="D9D9D9"/>
+              <w:left w:val="single" w:sz="6" w:color="D9D9D9"/>
+              <w:bottom w:val="single" w:sz="6" w:color="D9D9D9"/>
+              <w:right w:val="single" w:sz="6" w:color="D9D9D9"/>
+              <w:insideH w:val="single" w:sz="6" w:color="D9D9D9"/>
+              <w:insideV w:val="single" w:sz="6" w:color="D9D9D9"/>
+            </w:tcBorders>
+            <w:tcMar>
+              <w:top w:w="90" w:type="dxa"/>
+              <w:start w:w="105" w:type="dxa"/>
+              <w:bottom w:w="90" w:type="dxa"/>
+              <w:end w:w="105" w:type="dxa"/>
+            </w:tcMar>
+            <w:vAlign w:val="center"/>
+          </w:tcPr>
+          <w:p>
+            <w:pPr>
+              <w:spacing w:after="0"/>
+              <w:jc w:val="center"/>
+            </w:pPr>
+            <w:r>
+              <w:rPr>
+                <w:rFonts w:ascii="Aptos" w:hAnsi="Aptos"/>
+                <w:color w:val="000000"/>
+                <w:sz w:val="18"/>
+              </w:rPr>
+              <w:t>2</w:t>
+            </w:r>
+          </w:p>
+        </w:tc>
+        <w:tc>
+          <w:tcPr>
+            <w:tcW w:type="dxa" w:w="6552"/>
+            <w:shd w:fill="FFFFFF"/>
+            <w:tcBorders>
+              <w:top w:val="single" w:sz="6" w:color="D9D9D9"/>
+              <w:left w:val="single" w:sz="6" w:color="D9D9D9"/>
+              <w:bottom w:val="single" w:sz="6" w:color="D9D9D9"/>
+              <w:right w:val="single" w:sz="6" w:color="D9D9D9"/>
+              <w:insideH w:val="single" w:sz="6" w:color="D9D9D9"/>
+              <w:insideV w:val="single" w:sz="6" w:color="D9D9D9"/>
+            </w:tcBorders>
+            <w:tcMar>
+              <w:top w:w="90" w:type="dxa"/>
+              <w:start w:w="105" w:type="dxa"/>
+              <w:bottom w:w="90" w:type="dxa"/>
+              <w:end w:w="105" w:type="dxa"/>
+            </w:tcMar>
+            <w:vAlign w:val="center"/>
+          </w:tcPr>
+          <w:p>
+            <w:pPr>
+              <w:spacing w:after="0"/>
+            </w:pPr>
+            <w:r>
+              <w:rPr>
+                <w:rFonts w:ascii="Aptos" w:hAnsi="Aptos"/>
+                <w:color w:val="000000"/>
+                <w:sz w:val="18"/>
+              </w:rPr>
+              <w:t>Distinguish credible alternatives</w:t>
+            </w:r>
+          </w:p>
+        </w:tc>
+        <w:tc>
+          <w:tcPr>
+            <w:tcW w:type="dxa" w:w="2592"/>
+            <w:shd w:fill="FFFFFF"/>
+            <w:tcBorders>
+              <w:top w:val="single" w:sz="6" w:color="D9D9D9"/>
+              <w:left w:val="single" w:sz="6" w:color="D9D9D9"/>
+              <w:bottom w:val="single" w:sz="6" w:color="D9D9D9"/>
+              <w:right w:val="single" w:sz="6" w:color="D9D9D9"/>
+              <w:insideH w:val="single" w:sz="6" w:color="D9D9D9"/>
+              <w:insideV w:val="single" w:sz="6" w:color="D9D9D9"/>
+            </w:tcBorders>
+            <w:tcMar>
+              <w:top w:w="90" w:type="dxa"/>
+              <w:start w:w="105" w:type="dxa"/>
+              <w:bottom w:w="90" w:type="dxa"/>
+              <w:end w:w="105" w:type="dxa"/>
+            </w:tcMar>
+            <w:vAlign w:val="center"/>
+          </w:tcPr>
+          <w:p>
+            <w:pPr>
+              <w:spacing w:after="0"/>
+            </w:pPr>
+            <w:r>
+              <w:rPr>
+                <w:rFonts w:ascii="Aptos" w:hAnsi="Aptos"/>
+                <w:color w:val="000000"/>
+                <w:sz w:val="18"/>
+              </w:rPr>
+              <w:t>Usable</w:t>
+            </w:r>
+          </w:p>
+        </w:tc>
+      </w:tr>
+      <w:tr>
+        <w:trPr>
+          <w:cantSplit/>
+        </w:trPr>
+        <w:tc>
+          <w:tcPr>
+            <w:tcW w:type="dxa" w:w="936"/>
+            <w:shd w:fill="EAF2F8"/>
+            <w:tcBorders>
+              <w:top w:val="single" w:sz="6" w:color="D9D9D9"/>
+              <w:left w:val="single" w:sz="6" w:color="D9D9D9"/>
+              <w:bottom w:val="single" w:sz="6" w:color="D9D9D9"/>
+              <w:right w:val="single" w:sz="6" w:color="D9D9D9"/>
+              <w:insideH w:val="single" w:sz="6" w:color="D9D9D9"/>
+              <w:insideV w:val="single" w:sz="6" w:color="D9D9D9"/>
+            </w:tcBorders>
+            <w:tcMar>
+              <w:top w:w="90" w:type="dxa"/>
+              <w:start w:w="105" w:type="dxa"/>
+              <w:bottom w:w="90" w:type="dxa"/>
+              <w:end w:w="105" w:type="dxa"/>
+            </w:tcMar>
+            <w:vAlign w:val="center"/>
+          </w:tcPr>
+          <w:p>
+            <w:pPr>
+              <w:spacing w:after="0"/>
+              <w:jc w:val="center"/>
+            </w:pPr>
+            <w:r>
+              <w:rPr>
+                <w:rFonts w:ascii="Aptos" w:hAnsi="Aptos"/>
+                <w:color w:val="000000"/>
+                <w:sz w:val="18"/>
+              </w:rPr>
+              <w:t>3</w:t>
+            </w:r>
+          </w:p>
+        </w:tc>
+        <w:tc>
+          <w:tcPr>
+            <w:tcW w:type="dxa" w:w="6552"/>
+            <w:shd w:fill="EAF2F8"/>
+            <w:tcBorders>
+              <w:top w:val="single" w:sz="6" w:color="D9D9D9"/>
+              <w:left w:val="single" w:sz="6" w:color="D9D9D9"/>
+              <w:bottom w:val="single" w:sz="6" w:color="D9D9D9"/>
+              <w:right w:val="single" w:sz="6" w:color="D9D9D9"/>
+              <w:insideH w:val="single" w:sz="6" w:color="D9D9D9"/>
+              <w:insideV w:val="single" w:sz="6" w:color="D9D9D9"/>
+            </w:tcBorders>
+            <w:tcMar>
+              <w:top w:w="90" w:type="dxa"/>
+              <w:start w:w="105" w:type="dxa"/>
+              <w:bottom w:w="90" w:type="dxa"/>
+              <w:end w:w="105" w:type="dxa"/>
+            </w:tcMar>
+            <w:vAlign w:val="center"/>
+          </w:tcPr>
+          <w:p>
+            <w:pPr>
+              <w:spacing w:after="0"/>
+            </w:pPr>
+            <w:r>
+              <w:rPr>
+                <w:rFonts w:ascii="Aptos" w:hAnsi="Aptos"/>
+                <w:color w:val="000000"/>
+                <w:sz w:val="18"/>
+              </w:rPr>
+              <w:t>Apply it in a fresh scenario and produce or inspect an artifact</w:t>
+            </w:r>
+          </w:p>
+        </w:tc>
+        <w:tc>
+          <w:tcPr>
+            <w:tcW w:type="dxa" w:w="2592"/>
+            <w:shd w:fill="EAF2F8"/>
+            <w:tcBorders>
+              <w:top w:val="single" w:sz="6" w:color="D9D9D9"/>
+              <w:left w:val="single" w:sz="6" w:color="D9D9D9"/>
+              <w:bottom w:val="single" w:sz="6" w:color="D9D9D9"/>
+              <w:right w:val="single" w:sz="6" w:color="D9D9D9"/>
+              <w:insideH w:val="single" w:sz="6" w:color="D9D9D9"/>
+              <w:insideV w:val="single" w:sz="6" w:color="D9D9D9"/>
+            </w:tcBorders>
+            <w:tcMar>
+              <w:top w:w="90" w:type="dxa"/>
+              <w:start w:w="105" w:type="dxa"/>
+              <w:bottom w:w="90" w:type="dxa"/>
+              <w:end w:w="105" w:type="dxa"/>
+            </w:tcMar>
+            <w:vAlign w:val="center"/>
+          </w:tcPr>
+          <w:p>
+            <w:pPr>
+              <w:spacing w:after="0"/>
+            </w:pPr>
+            <w:r>
+              <w:rPr>
+                <w:rFonts w:ascii="Aptos" w:hAnsi="Aptos"/>
+                <w:color w:val="000000"/>
+                <w:sz w:val="18"/>
+              </w:rPr>
+              <w:t>Objective complete</w:t>
+            </w:r>
+          </w:p>
+        </w:tc>
+      </w:tr>
+      <w:tr>
+        <w:trPr>
+          <w:cantSplit/>
+        </w:trPr>
+        <w:tc>
+          <w:tcPr>
+            <w:tcW w:type="dxa" w:w="936"/>
+            <w:shd w:fill="FFFFFF"/>
+            <w:tcBorders>
+              <w:top w:val="single" w:sz="6" w:color="D9D9D9"/>
+              <w:left w:val="single" w:sz="6" w:color="D9D9D9"/>
+              <w:bottom w:val="single" w:sz="6" w:color="D9D9D9"/>
+              <w:right w:val="single" w:sz="6" w:color="D9D9D9"/>
+              <w:insideH w:val="single" w:sz="6" w:color="D9D9D9"/>
+              <w:insideV w:val="single" w:sz="6" w:color="D9D9D9"/>
+            </w:tcBorders>
+            <w:tcMar>
+              <w:top w:w="90" w:type="dxa"/>
+              <w:start w:w="105" w:type="dxa"/>
+              <w:bottom w:w="90" w:type="dxa"/>
+              <w:end w:w="105" w:type="dxa"/>
+            </w:tcMar>
+            <w:vAlign w:val="center"/>
+          </w:tcPr>
+          <w:p>
+            <w:pPr>
+              <w:spacing w:after="0"/>
+              <w:jc w:val="center"/>
+            </w:pPr>
+            <w:r>
+              <w:rPr>
+                <w:rFonts w:ascii="Aptos" w:hAnsi="Aptos"/>
+                <w:color w:val="000000"/>
+                <w:sz w:val="18"/>
+              </w:rPr>
+              <w:t>4</w:t>
+            </w:r>
+          </w:p>
+        </w:tc>
+        <w:tc>
+          <w:tcPr>
+            <w:tcW w:type="dxa" w:w="6552"/>
+            <w:shd w:fill="FFFFFF"/>
+            <w:tcBorders>
+              <w:top w:val="single" w:sz="6" w:color="D9D9D9"/>
+              <w:left w:val="single" w:sz="6" w:color="D9D9D9"/>
+              <w:bottom w:val="single" w:sz="6" w:color="D9D9D9"/>
+              <w:right w:val="single" w:sz="6" w:color="D9D9D9"/>
+              <w:insideH w:val="single" w:sz="6" w:color="D9D9D9"/>
+              <w:insideV w:val="single" w:sz="6" w:color="D9D9D9"/>
+            </w:tcBorders>
+            <w:tcMar>
+              <w:top w:w="90" w:type="dxa"/>
+              <w:start w:w="105" w:type="dxa"/>
+              <w:bottom w:w="90" w:type="dxa"/>
+              <w:end w:w="105" w:type="dxa"/>
+            </w:tcMar>
+            <w:vAlign w:val="center"/>
+          </w:tcPr>
+          <w:p>
+            <w:pPr>
+              <w:spacing w:after="0"/>
+            </w:pPr>
+            <w:r>
+              <w:rPr>
+                <w:rFonts w:ascii="Aptos" w:hAnsi="Aptos"/>
+                <w:color w:val="000000"/>
+                <w:sz w:val="18"/>
+              </w:rPr>
+              <w:t>Diagnose a failure or defend the decision after a delay</w:t>
+            </w:r>
+          </w:p>
+        </w:tc>
+        <w:tc>
+          <w:tcPr>
+            <w:tcW w:type="dxa" w:w="2592"/>
+            <w:shd w:fill="FFFFFF"/>
+            <w:tcBorders>
+              <w:top w:val="single" w:sz="6" w:color="D9D9D9"/>
+              <w:left w:val="single" w:sz="6" w:color="D9D9D9"/>
+              <w:bottom w:val="single" w:sz="6" w:color="D9D9D9"/>
+              <w:right w:val="single" w:sz="6" w:color="D9D9D9"/>
+              <w:insideH w:val="single" w:sz="6" w:color="D9D9D9"/>
+              <w:insideV w:val="single" w:sz="6" w:color="D9D9D9"/>
+            </w:tcBorders>
+            <w:tcMar>
+              <w:top w:w="90" w:type="dxa"/>
+              <w:start w:w="105" w:type="dxa"/>
+              <w:bottom w:w="90" w:type="dxa"/>
+              <w:end w:w="105" w:type="dxa"/>
+            </w:tcMar>
+            <w:vAlign w:val="center"/>
+          </w:tcPr>
+          <w:p>
+            <w:pPr>
+              <w:spacing w:after="0"/>
+            </w:pPr>
+            <w:r>
+              <w:rPr>
+                <w:rFonts w:ascii="Aptos" w:hAnsi="Aptos"/>
+                <w:color w:val="000000"/>
+                <w:sz w:val="18"/>
+              </w:rPr>
+              <w:t>Durable</w:t>
+            </w:r>
+          </w:p>
+        </w:tc>
+      </w:tr>
+    </w:tbl>
+    <w:p>
+      <w:pPr>
+        <w:spacing w:after="20"/>
+      </w:pPr>
+    </w:p>
+    <w:p>
+      <w:r>
+        <w:rPr>
+          <w:rFonts w:ascii="Aptos" w:hAnsi="Aptos"/>
+          <w:color w:val="000000"/>
+        </w:rPr>
+        <w:t>An objective counts as complete only at Level 3 and should reach Level 4 before the final mock if it belongs to D1, D3, or D4 or is a recurring error.</w:t>
+      </w:r>
+    </w:p>
+    <w:p>
+      <w:pPr>
+        <w:pStyle w:val="Heading2"/>
+        <w:keepNext/>
+      </w:pPr>
+      <w:r>
+        <w:t>Recovery rule</w:t>
+      </w:r>
+    </w:p>
+    <w:p>
+      <w:r>
+        <w:rPr>
+          <w:rFonts w:ascii="Aptos" w:hAnsi="Aptos"/>
+          <w:color w:val="000000"/>
+        </w:rPr>
+        <w:t>If a day is lost, do minimum mode on the next available day, move the missed artifact to the next weekend, keep both mock dates fixed, and do not double the following weekday. Record the lost day in the Daily record table so the weekly metrics reflect the actual volume.</w:t>
       </w:r>
     </w:p>
     <w:p>
@@ -1071,7 +3190,7 @@
                 <w:color w:val="000000"/>
                 <w:sz w:val="18"/>
               </w:rPr>
-              <w:t>Delivery</w:t>
+              <w:t>Total seat time</w:t>
             </w:r>
           </w:p>
         </w:tc>
@@ -1105,7 +3224,7 @@
                 <w:color w:val="000000"/>
                 <w:sz w:val="18"/>
               </w:rPr>
-              <w:t>Pearson VUE online proctored or test center</w:t>
+              <w:t>Approximately 135 minutes including check-in, instructions, and survey</w:t>
             </w:r>
           </w:p>
         </w:tc>
@@ -1145,7 +3264,7 @@
                 <w:color w:val="000000"/>
                 <w:sz w:val="18"/>
               </w:rPr>
-              <w:t>Passing score</w:t>
+              <w:t>Delivery</w:t>
             </w:r>
           </w:p>
         </w:tc>
@@ -1179,7 +3298,7 @@
                 <w:color w:val="000000"/>
                 <w:sz w:val="18"/>
               </w:rPr>
-              <w:t>720 on a scaled range of 100 to 1000; the raw conversion is not published</w:t>
+              <w:t>Pearson VUE online proctored or test center</w:t>
             </w:r>
           </w:p>
         </w:tc>
@@ -1211,7 +3330,6 @@
           <w:p>
             <w:pPr>
               <w:spacing w:after="0"/>
-              <w:jc w:val="center"/>
             </w:pPr>
             <w:r>
               <w:rPr>
@@ -1219,7 +3337,7 @@
                 <w:color w:val="000000"/>
                 <w:sz w:val="18"/>
               </w:rPr>
-              <w:t>Fee</w:t>
+              <w:t>Language and conditions</w:t>
             </w:r>
           </w:p>
         </w:tc>
@@ -1253,7 +3371,7 @@
                 <w:color w:val="000000"/>
                 <w:sz w:val="18"/>
               </w:rPr>
-              <w:t>175 USD before applicable partner discount</w:t>
+              <w:t>English and closed book; notes, documentation, translation tools, and AI assistants are prohibited</w:t>
             </w:r>
           </w:p>
         </w:tc>
@@ -1293,7 +3411,7 @@
                 <w:color w:val="000000"/>
                 <w:sz w:val="18"/>
               </w:rPr>
-              <w:t>Validity</w:t>
+              <w:t>Passing score</w:t>
             </w:r>
           </w:p>
         </w:tc>
@@ -1327,7 +3445,7 @@
                 <w:color w:val="000000"/>
                 <w:sz w:val="18"/>
               </w:rPr>
-              <w:t>12 months</w:t>
+              <w:t>720 on a scaled range of 100 to 1000; the raw conversion is not published</w:t>
             </w:r>
           </w:p>
         </w:tc>
@@ -1367,7 +3485,7 @@
                 <w:color w:val="000000"/>
                 <w:sz w:val="18"/>
               </w:rPr>
-              <w:t>Eligibility</w:t>
+              <w:t>Fee</w:t>
             </w:r>
           </w:p>
         </w:tc>
@@ -1401,7 +3519,155 @@
                 <w:color w:val="000000"/>
                 <w:sz w:val="18"/>
               </w:rPr>
-              <w:t>Qualifying Claude Partner Network participants age 18 or older; no mandatory prerequisite</w:t>
+              <w:t>175 USD before applicable partner discount</w:t>
+            </w:r>
+          </w:p>
+        </w:tc>
+      </w:tr>
+      <w:tr>
+        <w:trPr>
+          <w:cantSplit/>
+        </w:trPr>
+        <w:tc>
+          <w:tcPr>
+            <w:tcW w:type="dxa" w:w="2232"/>
+            <w:shd w:fill="EAF2F8"/>
+            <w:tcBorders>
+              <w:top w:val="single" w:sz="6" w:color="D9D9D9"/>
+              <w:left w:val="single" w:sz="6" w:color="D9D9D9"/>
+              <w:bottom w:val="single" w:sz="6" w:color="D9D9D9"/>
+              <w:right w:val="single" w:sz="6" w:color="D9D9D9"/>
+              <w:insideH w:val="single" w:sz="6" w:color="D9D9D9"/>
+              <w:insideV w:val="single" w:sz="6" w:color="D9D9D9"/>
+            </w:tcBorders>
+            <w:tcMar>
+              <w:top w:w="90" w:type="dxa"/>
+              <w:start w:w="105" w:type="dxa"/>
+              <w:bottom w:w="90" w:type="dxa"/>
+              <w:end w:w="105" w:type="dxa"/>
+            </w:tcMar>
+            <w:vAlign w:val="center"/>
+          </w:tcPr>
+          <w:p>
+            <w:pPr>
+              <w:spacing w:after="0"/>
+              <w:jc w:val="center"/>
+            </w:pPr>
+            <w:r>
+              <w:rPr>
+                <w:rFonts w:ascii="Aptos" w:hAnsi="Aptos"/>
+                <w:color w:val="000000"/>
+                <w:sz w:val="18"/>
+              </w:rPr>
+              <w:t>Validity</w:t>
+            </w:r>
+          </w:p>
+        </w:tc>
+        <w:tc>
+          <w:tcPr>
+            <w:tcW w:type="dxa" w:w="7848"/>
+            <w:shd w:fill="EAF2F8"/>
+            <w:tcBorders>
+              <w:top w:val="single" w:sz="6" w:color="D9D9D9"/>
+              <w:left w:val="single" w:sz="6" w:color="D9D9D9"/>
+              <w:bottom w:val="single" w:sz="6" w:color="D9D9D9"/>
+              <w:right w:val="single" w:sz="6" w:color="D9D9D9"/>
+              <w:insideH w:val="single" w:sz="6" w:color="D9D9D9"/>
+              <w:insideV w:val="single" w:sz="6" w:color="D9D9D9"/>
+            </w:tcBorders>
+            <w:tcMar>
+              <w:top w:w="90" w:type="dxa"/>
+              <w:start w:w="105" w:type="dxa"/>
+              <w:bottom w:w="90" w:type="dxa"/>
+              <w:end w:w="105" w:type="dxa"/>
+            </w:tcMar>
+            <w:vAlign w:val="center"/>
+          </w:tcPr>
+          <w:p>
+            <w:pPr>
+              <w:spacing w:after="0"/>
+            </w:pPr>
+            <w:r>
+              <w:rPr>
+                <w:rFonts w:ascii="Aptos" w:hAnsi="Aptos"/>
+                <w:color w:val="000000"/>
+                <w:sz w:val="18"/>
+              </w:rPr>
+              <w:t>12 months</w:t>
+            </w:r>
+          </w:p>
+        </w:tc>
+      </w:tr>
+      <w:tr>
+        <w:trPr>
+          <w:cantSplit/>
+        </w:trPr>
+        <w:tc>
+          <w:tcPr>
+            <w:tcW w:type="dxa" w:w="2232"/>
+            <w:shd w:fill="FFFFFF"/>
+            <w:tcBorders>
+              <w:top w:val="single" w:sz="6" w:color="D9D9D9"/>
+              <w:left w:val="single" w:sz="6" w:color="D9D9D9"/>
+              <w:bottom w:val="single" w:sz="6" w:color="D9D9D9"/>
+              <w:right w:val="single" w:sz="6" w:color="D9D9D9"/>
+              <w:insideH w:val="single" w:sz="6" w:color="D9D9D9"/>
+              <w:insideV w:val="single" w:sz="6" w:color="D9D9D9"/>
+            </w:tcBorders>
+            <w:tcMar>
+              <w:top w:w="90" w:type="dxa"/>
+              <w:start w:w="105" w:type="dxa"/>
+              <w:bottom w:w="90" w:type="dxa"/>
+              <w:end w:w="105" w:type="dxa"/>
+            </w:tcMar>
+            <w:vAlign w:val="center"/>
+          </w:tcPr>
+          <w:p>
+            <w:pPr>
+              <w:spacing w:after="0"/>
+              <w:jc w:val="center"/>
+            </w:pPr>
+            <w:r>
+              <w:rPr>
+                <w:rFonts w:ascii="Aptos" w:hAnsi="Aptos"/>
+                <w:color w:val="000000"/>
+                <w:sz w:val="18"/>
+              </w:rPr>
+              <w:t>Eligibility</w:t>
+            </w:r>
+          </w:p>
+        </w:tc>
+        <w:tc>
+          <w:tcPr>
+            <w:tcW w:type="dxa" w:w="7848"/>
+            <w:shd w:fill="FFFFFF"/>
+            <w:tcBorders>
+              <w:top w:val="single" w:sz="6" w:color="D9D9D9"/>
+              <w:left w:val="single" w:sz="6" w:color="D9D9D9"/>
+              <w:bottom w:val="single" w:sz="6" w:color="D9D9D9"/>
+              <w:right w:val="single" w:sz="6" w:color="D9D9D9"/>
+              <w:insideH w:val="single" w:sz="6" w:color="D9D9D9"/>
+              <w:insideV w:val="single" w:sz="6" w:color="D9D9D9"/>
+            </w:tcBorders>
+            <w:tcMar>
+              <w:top w:w="90" w:type="dxa"/>
+              <w:start w:w="105" w:type="dxa"/>
+              <w:bottom w:w="90" w:type="dxa"/>
+              <w:end w:w="105" w:type="dxa"/>
+            </w:tcMar>
+            <w:vAlign w:val="center"/>
+          </w:tcPr>
+          <w:p>
+            <w:pPr>
+              <w:spacing w:after="0"/>
+            </w:pPr>
+            <w:r>
+              <w:rPr>
+                <w:rFonts w:ascii="Aptos" w:hAnsi="Aptos"/>
+                <w:color w:val="000000"/>
+                <w:sz w:val="18"/>
+              </w:rPr>
+              <w:t>Claude Partner Network organization members age 18 or older using a recognized company email; no mandatory course or certification prerequisite</w:t>
             </w:r>
           </w:p>
         </w:tc>
@@ -2391,7 +4657,7 @@
           <w:rFonts w:ascii="Aptos" w:hAnsi="Aptos"/>
           <w:color w:val="000000"/>
         </w:rPr>
-        <w:t>If work or family interrupts a day, move that session to the next available slot. Use a light weekday as catch-up. Do not compress two long sessions into a late night before work.</w:t>
+        <w:t>Every dated entry uses Standard mode unless it explicitly says mock, artifact, or light review. If work or family interrupts a day, move that session to the next available slot and apply the Recovery rule: minimum mode on the next available day, the missed artifact moved to the next weekend, and both mock dates kept fixed. Use a light weekday as catch-up. Do not compress two long sessions into a late night before work.</w:t>
       </w:r>
     </w:p>
     <w:p>
@@ -8829,6 +11095,7 @@
     <w:p>
       <w:pPr>
         <w:pStyle w:val="ListBullet"/>
+        <w:keepNext/>
       </w:pPr>
       <w:r>
         <w:rPr>
@@ -8842,6 +11109,7 @@
     <w:p>
       <w:pPr>
         <w:pStyle w:val="ListBullet"/>
+        <w:keepNext/>
       </w:pPr>
       <w:r>
         <w:rPr>
@@ -8855,6 +11123,7 @@
     <w:p>
       <w:pPr>
         <w:pStyle w:val="ListBullet"/>
+        <w:keepNext/>
       </w:pPr>
       <w:r>
         <w:rPr>
@@ -8868,6 +11137,7 @@
     <w:p>
       <w:pPr>
         <w:pStyle w:val="ListBullet"/>
+        <w:keepNext/>
       </w:pPr>
       <w:r>
         <w:rPr>
@@ -8903,6 +11173,7 @@
     <w:p>
       <w:pPr>
         <w:pStyle w:val="ListBullet"/>
+        <w:keepNext/>
       </w:pPr>
       <w:r>
         <w:rPr>
@@ -8916,6 +11187,7 @@
     <w:p>
       <w:pPr>
         <w:pStyle w:val="ListBullet"/>
+        <w:keepNext/>
       </w:pPr>
       <w:r>
         <w:rPr>
@@ -8929,6 +11201,7 @@
     <w:p>
       <w:pPr>
         <w:pStyle w:val="ListBullet"/>
+        <w:keepNext/>
       </w:pPr>
       <w:r>
         <w:rPr>
@@ -9468,6 +11741,7 @@
     <w:p>
       <w:pPr>
         <w:pStyle w:val="ListBullet"/>
+        <w:keepNext/>
       </w:pPr>
       <w:r>
         <w:rPr>
@@ -9481,6 +11755,7 @@
     <w:p>
       <w:pPr>
         <w:pStyle w:val="ListBullet"/>
+        <w:keepNext/>
       </w:pPr>
       <w:r>
         <w:rPr>
@@ -9494,6 +11769,7 @@
     <w:p>
       <w:pPr>
         <w:pStyle w:val="ListBullet"/>
+        <w:keepNext/>
       </w:pPr>
       <w:r>
         <w:rPr>
@@ -9507,6 +11783,7 @@
     <w:p>
       <w:pPr>
         <w:pStyle w:val="ListBullet"/>
+        <w:keepNext/>
       </w:pPr>
       <w:r>
         <w:rPr>
@@ -9542,6 +11819,7 @@
     <w:p>
       <w:pPr>
         <w:pStyle w:val="ListBullet"/>
+        <w:keepNext/>
       </w:pPr>
       <w:r>
         <w:rPr>
@@ -9555,6 +11833,7 @@
     <w:p>
       <w:pPr>
         <w:pStyle w:val="ListBullet"/>
+        <w:keepNext/>
       </w:pPr>
       <w:r>
         <w:rPr>
@@ -9568,6 +11847,7 @@
     <w:p>
       <w:pPr>
         <w:pStyle w:val="ListBullet"/>
+        <w:keepNext/>
       </w:pPr>
       <w:r>
         <w:rPr>
@@ -10326,6 +12606,7 @@
     <w:p>
       <w:pPr>
         <w:pStyle w:val="ListBullet"/>
+        <w:keepNext/>
       </w:pPr>
       <w:r>
         <w:rPr>
@@ -10339,6 +12620,7 @@
     <w:p>
       <w:pPr>
         <w:pStyle w:val="ListBullet"/>
+        <w:keepNext/>
       </w:pPr>
       <w:r>
         <w:rPr>
@@ -10352,6 +12634,7 @@
     <w:p>
       <w:pPr>
         <w:pStyle w:val="ListBullet"/>
+        <w:keepNext/>
       </w:pPr>
       <w:r>
         <w:rPr>
@@ -10365,6 +12648,7 @@
     <w:p>
       <w:pPr>
         <w:pStyle w:val="ListBullet"/>
+        <w:keepNext/>
       </w:pPr>
       <w:r>
         <w:rPr>
@@ -10400,6 +12684,7 @@
     <w:p>
       <w:pPr>
         <w:pStyle w:val="ListBullet"/>
+        <w:keepNext/>
       </w:pPr>
       <w:r>
         <w:rPr>
@@ -10413,6 +12698,7 @@
     <w:p>
       <w:pPr>
         <w:pStyle w:val="ListBullet"/>
+        <w:keepNext/>
       </w:pPr>
       <w:r>
         <w:rPr>
@@ -10426,6 +12712,7 @@
     <w:p>
       <w:pPr>
         <w:pStyle w:val="ListBullet"/>
+        <w:keepNext/>
       </w:pPr>
       <w:r>
         <w:rPr>
@@ -10439,6 +12726,7 @@
     <w:p>
       <w:pPr>
         <w:pStyle w:val="ListBullet"/>
+        <w:keepNext/>
       </w:pPr>
       <w:r>
         <w:rPr>
@@ -11051,6 +13339,7 @@
     <w:p>
       <w:pPr>
         <w:pStyle w:val="ListBullet"/>
+        <w:keepNext/>
       </w:pPr>
       <w:r>
         <w:rPr>
@@ -11064,6 +13353,7 @@
     <w:p>
       <w:pPr>
         <w:pStyle w:val="ListBullet"/>
+        <w:keepNext/>
       </w:pPr>
       <w:r>
         <w:rPr>
@@ -11077,6 +13367,7 @@
     <w:p>
       <w:pPr>
         <w:pStyle w:val="ListBullet"/>
+        <w:keepNext/>
       </w:pPr>
       <w:r>
         <w:rPr>
@@ -11090,6 +13381,7 @@
     <w:p>
       <w:pPr>
         <w:pStyle w:val="ListBullet"/>
+        <w:keepNext/>
       </w:pPr>
       <w:r>
         <w:rPr>
@@ -11125,6 +13417,7 @@
     <w:p>
       <w:pPr>
         <w:pStyle w:val="ListBullet"/>
+        <w:keepNext/>
       </w:pPr>
       <w:r>
         <w:rPr>
@@ -11138,6 +13431,7 @@
     <w:p>
       <w:pPr>
         <w:pStyle w:val="ListBullet"/>
+        <w:keepNext/>
       </w:pPr>
       <w:r>
         <w:rPr>
@@ -11151,6 +13445,7 @@
     <w:p>
       <w:pPr>
         <w:pStyle w:val="ListBullet"/>
+        <w:keepNext/>
       </w:pPr>
       <w:r>
         <w:rPr>
@@ -11690,6 +13985,7 @@
     <w:p>
       <w:pPr>
         <w:pStyle w:val="ListBullet"/>
+        <w:keepNext/>
       </w:pPr>
       <w:r>
         <w:rPr>
@@ -11703,6 +13999,7 @@
     <w:p>
       <w:pPr>
         <w:pStyle w:val="ListBullet"/>
+        <w:keepNext/>
       </w:pPr>
       <w:r>
         <w:rPr>
@@ -11716,6 +14013,7 @@
     <w:p>
       <w:pPr>
         <w:pStyle w:val="ListBullet"/>
+        <w:keepNext/>
       </w:pPr>
       <w:r>
         <w:rPr>
@@ -11729,6 +14027,7 @@
     <w:p>
       <w:pPr>
         <w:pStyle w:val="ListBullet"/>
+        <w:keepNext/>
       </w:pPr>
       <w:r>
         <w:rPr>
@@ -11764,6 +14063,7 @@
     <w:p>
       <w:pPr>
         <w:pStyle w:val="ListBullet"/>
+        <w:keepNext/>
       </w:pPr>
       <w:r>
         <w:rPr>
@@ -12303,6 +14603,7 @@
     <w:p>
       <w:pPr>
         <w:pStyle w:val="ListBullet"/>
+        <w:keepNext/>
       </w:pPr>
       <w:r>
         <w:rPr>
@@ -12316,6 +14617,7 @@
     <w:p>
       <w:pPr>
         <w:pStyle w:val="ListBullet"/>
+        <w:keepNext/>
       </w:pPr>
       <w:r>
         <w:rPr>
@@ -12329,6 +14631,7 @@
     <w:p>
       <w:pPr>
         <w:pStyle w:val="ListBullet"/>
+        <w:keepNext/>
       </w:pPr>
       <w:r>
         <w:rPr>
@@ -12342,6 +14645,7 @@
     <w:p>
       <w:pPr>
         <w:pStyle w:val="ListBullet"/>
+        <w:keepNext/>
       </w:pPr>
       <w:r>
         <w:rPr>
@@ -12377,6 +14681,7 @@
     <w:p>
       <w:pPr>
         <w:pStyle w:val="ListBullet"/>
+        <w:keepNext/>
       </w:pPr>
       <w:r>
         <w:rPr>
@@ -12390,6 +14695,7 @@
     <w:p>
       <w:pPr>
         <w:pStyle w:val="ListBullet"/>
+        <w:keepNext/>
       </w:pPr>
       <w:r>
         <w:rPr>
@@ -12403,6 +14709,7 @@
     <w:p>
       <w:pPr>
         <w:pStyle w:val="ListBullet"/>
+        <w:keepNext/>
       </w:pPr>
       <w:r>
         <w:rPr>
@@ -12796,6 +15103,7 @@
     <w:p>
       <w:pPr>
         <w:pStyle w:val="ListBullet"/>
+        <w:keepNext/>
       </w:pPr>
       <w:r>
         <w:rPr>
@@ -12809,6 +15117,7 @@
     <w:p>
       <w:pPr>
         <w:pStyle w:val="ListBullet"/>
+        <w:keepNext/>
       </w:pPr>
       <w:r>
         <w:rPr>
@@ -12822,6 +15131,7 @@
     <w:p>
       <w:pPr>
         <w:pStyle w:val="ListBullet"/>
+        <w:keepNext/>
       </w:pPr>
       <w:r>
         <w:rPr>
@@ -12835,6 +15145,7 @@
     <w:p>
       <w:pPr>
         <w:pStyle w:val="ListBullet"/>
+        <w:keepNext/>
       </w:pPr>
       <w:r>
         <w:rPr>
@@ -12870,6 +15181,7 @@
     <w:p>
       <w:pPr>
         <w:pStyle w:val="ListBullet"/>
+        <w:keepNext/>
       </w:pPr>
       <w:r>
         <w:rPr>
@@ -12883,6 +15195,7 @@
     <w:p>
       <w:pPr>
         <w:pStyle w:val="ListBullet"/>
+        <w:keepNext/>
       </w:pPr>
       <w:r>
         <w:rPr>
@@ -12896,6 +15209,7 @@
     <w:p>
       <w:pPr>
         <w:pStyle w:val="ListBullet"/>
+        <w:keepNext/>
       </w:pPr>
       <w:r>
         <w:rPr>
@@ -12938,11 +15252,6 @@
       </w:r>
     </w:p>
     <w:p>
-      <w:r>
-        <w:br w:type="page"/>
-      </w:r>
-    </w:p>
-    <w:p>
       <w:pPr>
         <w:pStyle w:val="Heading1"/>
         <w:keepNext/>
@@ -12962,7 +15271,8 @@
     </w:p>
     <w:p>
       <w:pPr>
-        <w:pStyle w:val="ListNumber"/>
+        <w:spacing w:after="60"/>
+        <w:ind w:left="317" w:hanging="317"/>
       </w:pPr>
       <w:r>
         <w:rPr>
@@ -12970,12 +15280,13 @@
           <w:color w:val="000000"/>
           <w:sz w:val="20"/>
         </w:rPr>
-        <w:t>Read the instruction first and record how many responses to select.</w:t>
+        <w:t>1. Read the instruction first and record how many responses to select.</w:t>
       </w:r>
     </w:p>
     <w:p>
       <w:pPr>
-        <w:pStyle w:val="ListNumber"/>
+        <w:spacing w:after="60"/>
+        <w:ind w:left="317" w:hanging="317"/>
       </w:pPr>
       <w:r>
         <w:rPr>
@@ -12983,12 +15294,13 @@
           <w:color w:val="000000"/>
           <w:sz w:val="20"/>
         </w:rPr>
-        <w:t>Identify the required outcome and the binding constraint. Hard security, legal, safety, or service-level constraints outrank convenience.</w:t>
+        <w:t>2. Identify the required outcome and the binding constraint. Hard security, legal, safety, or service-level constraints outrank convenience.</w:t>
       </w:r>
     </w:p>
     <w:p>
       <w:pPr>
-        <w:pStyle w:val="ListNumber"/>
+        <w:spacing w:after="60"/>
+        <w:ind w:left="317" w:hanging="317"/>
       </w:pPr>
       <w:r>
         <w:rPr>
@@ -12996,12 +15308,13 @@
           <w:color w:val="000000"/>
           <w:sz w:val="20"/>
         </w:rPr>
-        <w:t>Locate the system layer where the evidence points. Do not change the model when retrieval, identity, tools, or evaluation are failing.</w:t>
+        <w:t>3. Locate the system layer where the evidence points. Do not change the model when retrieval, identity, tools, or evaluation are failing.</w:t>
       </w:r>
     </w:p>
     <w:p>
       <w:pPr>
-        <w:pStyle w:val="ListNumber"/>
+        <w:spacing w:after="60"/>
+        <w:ind w:left="317" w:hanging="317"/>
       </w:pPr>
       <w:r>
         <w:rPr>
@@ -13009,12 +15322,13 @@
           <w:color w:val="000000"/>
           <w:sz w:val="20"/>
         </w:rPr>
-        <w:t>Choose the simplest architecture that satisfies the requirement. Add autonomy only when the sequence cannot be predefined economically.</w:t>
+        <w:t>4. Choose the simplest architecture that satisfies the requirement. Add autonomy only when the sequence cannot be predefined economically.</w:t>
       </w:r>
     </w:p>
     <w:p>
       <w:pPr>
-        <w:pStyle w:val="ListNumber"/>
+        <w:spacing w:after="60"/>
+        <w:ind w:left="317" w:hanging="317"/>
       </w:pPr>
       <w:r>
         <w:rPr>
@@ -13022,12 +15336,13 @@
           <w:color w:val="000000"/>
           <w:sz w:val="20"/>
         </w:rPr>
-        <w:t>Prefer prevention and deterministic enforcement at the boundary over prompt-only steering or after-the-fact detection.</w:t>
+        <w:t>5. Prefer prevention and deterministic enforcement at the boundary over prompt-only steering or after-the-fact detection.</w:t>
       </w:r>
     </w:p>
     <w:p>
       <w:pPr>
-        <w:pStyle w:val="ListNumber"/>
+        <w:spacing w:after="60"/>
+        <w:ind w:left="317" w:hanging="317"/>
       </w:pPr>
       <w:r>
         <w:rPr>
@@ -13035,12 +15350,13 @@
           <w:color w:val="000000"/>
           <w:sz w:val="20"/>
         </w:rPr>
-        <w:t>Check whether the choice preserves least privilege, tenant identity, auditability, reversibility, and a safe failure path.</w:t>
+        <w:t>6. Check whether the choice preserves least privilege, tenant identity, auditability, reversibility, and a safe failure path.</w:t>
       </w:r>
     </w:p>
     <w:p>
       <w:pPr>
-        <w:pStyle w:val="ListNumber"/>
+        <w:spacing w:after="60"/>
+        <w:ind w:left="317" w:hanging="317"/>
       </w:pPr>
       <w:r>
         <w:rPr>
@@ -13048,12 +15364,13 @@
           <w:color w:val="000000"/>
           <w:sz w:val="20"/>
         </w:rPr>
-        <w:t>Require measured evidence before a model, prompt, retrieval, or architecture change. Keep hard guardrails separate from average quality.</w:t>
+        <w:t>7. Require measured evidence before a model, prompt, retrieval, or architecture change. Keep hard guardrails separate from average quality.</w:t>
       </w:r>
     </w:p>
     <w:p>
       <w:pPr>
-        <w:pStyle w:val="ListNumber"/>
+        <w:spacing w:after="60"/>
+        <w:ind w:left="317" w:hanging="317"/>
       </w:pPr>
       <w:r>
         <w:rPr>
@@ -13061,7 +15378,7 @@
           <w:color w:val="000000"/>
           <w:sz w:val="20"/>
         </w:rPr>
-        <w:t>Eliminate distractors that solve a nearby problem, delay the failure, shift responsibility to users, or add capability without addressing the cause.</w:t>
+        <w:t>8. Eliminate distractors that solve a nearby problem, delay the failure, shift responsibility to users, or add capability without addressing the cause.</w:t>
       </w:r>
     </w:p>
     <w:p>
@@ -14554,7 +16871,8 @@
     </w:p>
     <w:p>
       <w:pPr>
-        <w:pStyle w:val="ListNumber"/>
+        <w:spacing w:after="60"/>
+        <w:ind w:left="317" w:hanging="317"/>
       </w:pPr>
       <w:r>
         <w:rPr>
@@ -14562,12 +16880,13 @@
           <w:color w:val="000000"/>
           <w:sz w:val="20"/>
         </w:rPr>
-        <w:t>Write the selected letter or exact letter set before reading the rationale.</w:t>
+        <w:t>1. Write the selected letter or exact letter set before reading the rationale.</w:t>
       </w:r>
     </w:p>
     <w:p>
       <w:pPr>
-        <w:pStyle w:val="ListNumber"/>
+        <w:spacing w:after="60"/>
+        <w:ind w:left="317" w:hanging="317"/>
       </w:pPr>
       <w:r>
         <w:rPr>
@@ -14575,12 +16894,13 @@
           <w:color w:val="000000"/>
           <w:sz w:val="20"/>
         </w:rPr>
-        <w:t>Name the domain and objective being tested.</w:t>
+        <w:t>2. Name the domain and objective being tested.</w:t>
       </w:r>
     </w:p>
     <w:p>
       <w:pPr>
-        <w:pStyle w:val="ListNumber"/>
+        <w:spacing w:after="60"/>
+        <w:ind w:left="317" w:hanging="317"/>
       </w:pPr>
       <w:r>
         <w:rPr>
@@ -14588,12 +16908,13 @@
           <w:color w:val="000000"/>
           <w:sz w:val="20"/>
         </w:rPr>
-        <w:t>State the decisive scenario fact in one sentence.</w:t>
+        <w:t>3. State the decisive scenario fact in one sentence.</w:t>
       </w:r>
     </w:p>
     <w:p>
       <w:pPr>
-        <w:pStyle w:val="ListNumber"/>
+        <w:spacing w:after="60"/>
+        <w:ind w:left="317" w:hanging="317"/>
       </w:pPr>
       <w:r>
         <w:rPr>
@@ -14601,12 +16922,13 @@
           <w:color w:val="000000"/>
           <w:sz w:val="20"/>
         </w:rPr>
-        <w:t>Explain why the correct option addresses the cause rather than a symptom.</w:t>
+        <w:t>4. Explain why the correct option addresses the cause rather than a symptom.</w:t>
       </w:r>
     </w:p>
     <w:p>
       <w:pPr>
-        <w:pStyle w:val="ListNumber"/>
+        <w:spacing w:after="60"/>
+        <w:ind w:left="317" w:hanging="317"/>
       </w:pPr>
       <w:r>
         <w:rPr>
@@ -14614,12 +16936,13 @@
           <w:color w:val="000000"/>
           <w:sz w:val="20"/>
         </w:rPr>
-        <w:t>For each distractor, state the different problem it solves or the constraint it violates.</w:t>
+        <w:t>5. For each distractor, state the different problem it solves or the constraint it violates.</w:t>
       </w:r>
     </w:p>
     <w:p>
       <w:pPr>
-        <w:pStyle w:val="ListNumber"/>
+        <w:spacing w:after="60"/>
+        <w:ind w:left="317" w:hanging="317"/>
       </w:pPr>
       <w:r>
         <w:rPr>
@@ -14627,12 +16950,13 @@
           <w:color w:val="000000"/>
           <w:sz w:val="20"/>
         </w:rPr>
-        <w:t>If two answers remain equally defensible, flag the item as ambiguous instead of forcing a key.</w:t>
+        <w:t>6. If two answers remain equally defensible, flag the item as ambiguous instead of forcing a key.</w:t>
       </w:r>
     </w:p>
     <w:p>
       <w:pPr>
-        <w:pStyle w:val="ListNumber"/>
+        <w:spacing w:after="60"/>
+        <w:ind w:left="317" w:hanging="317"/>
       </w:pPr>
       <w:r>
         <w:rPr>
@@ -14640,7 +16964,7 @@
           <w:color w:val="000000"/>
           <w:sz w:val="20"/>
         </w:rPr>
-        <w:t>After remediation, answer a fresh equivalent item. Rereading the original answer is not mastery.</w:t>
+        <w:t>7. After remediation, answer a fresh equivalent item. Rereading the original answer is not mastery.</w:t>
       </w:r>
     </w:p>
     <w:p>
@@ -15349,6 +17673,7 @@
     <w:p>
       <w:pPr>
         <w:pStyle w:val="ListBullet"/>
+        <w:keepNext/>
       </w:pPr>
       <w:r>
         <w:rPr>
@@ -15362,6 +17687,7 @@
     <w:p>
       <w:pPr>
         <w:pStyle w:val="ListBullet"/>
+        <w:keepNext/>
       </w:pPr>
       <w:r>
         <w:rPr>
@@ -15375,6 +17701,7 @@
     <w:p>
       <w:pPr>
         <w:pStyle w:val="ListBullet"/>
+        <w:keepNext/>
       </w:pPr>
       <w:r>
         <w:rPr>
@@ -15388,6 +17715,7 @@
     <w:p>
       <w:pPr>
         <w:pStyle w:val="ListBullet"/>
+        <w:keepNext/>
       </w:pPr>
       <w:r>
         <w:rPr>
@@ -15401,6 +17729,7 @@
     <w:p>
       <w:pPr>
         <w:pStyle w:val="ListBullet"/>
+        <w:keepNext/>
       </w:pPr>
       <w:r>
         <w:rPr>
@@ -15425,8 +17754,903 @@
       </w:r>
     </w:p>
     <w:p>
+      <w:pPr>
+        <w:pStyle w:val="Heading2"/>
+        <w:keepNext/>
+      </w:pPr>
       <w:r>
-        <w:br w:type="page"/>
+        <w:t>High value learning methods</w:t>
+      </w:r>
+    </w:p>
+    <w:tbl>
+      <w:tblPr>
+        <w:tblW w:type="auto" w:w="0"/>
+        <w:jc w:val="center"/>
+        <w:tblLayout w:type="fixed"/>
+        <w:tblLook w:firstColumn="1" w:firstRow="1" w:lastColumn="0" w:lastRow="0" w:noHBand="0" w:noVBand="1" w:val="04A0"/>
+      </w:tblPr>
+      <w:tblGrid>
+        <w:gridCol w:w="3389"/>
+        <w:gridCol w:w="3389"/>
+        <w:gridCol w:w="3389"/>
+      </w:tblGrid>
+      <w:tr>
+        <w:trPr>
+          <w:tblHeader w:val="true"/>
+        </w:trPr>
+        <w:tc>
+          <w:tcPr>
+            <w:tcW w:type="dxa" w:w="1800"/>
+            <w:shd w:fill="1F4E78"/>
+            <w:tcBorders>
+              <w:top w:val="single" w:sz="6" w:color="D9D9D9"/>
+              <w:left w:val="single" w:sz="6" w:color="D9D9D9"/>
+              <w:bottom w:val="single" w:sz="6" w:color="D9D9D9"/>
+              <w:right w:val="single" w:sz="6" w:color="D9D9D9"/>
+              <w:insideH w:val="single" w:sz="6" w:color="D9D9D9"/>
+              <w:insideV w:val="single" w:sz="6" w:color="D9D9D9"/>
+            </w:tcBorders>
+            <w:tcMar>
+              <w:top w:w="90" w:type="dxa"/>
+              <w:start w:w="105" w:type="dxa"/>
+              <w:bottom w:w="90" w:type="dxa"/>
+              <w:end w:w="105" w:type="dxa"/>
+            </w:tcMar>
+            <w:vAlign w:val="center"/>
+          </w:tcPr>
+          <w:p>
+            <w:pPr>
+              <w:spacing w:after="0"/>
+              <w:jc w:val="center"/>
+            </w:pPr>
+            <w:r>
+              <w:rPr>
+                <w:rFonts w:ascii="Aptos" w:hAnsi="Aptos"/>
+                <w:b/>
+                <w:color w:val="FFFFFF"/>
+                <w:sz w:val="18"/>
+              </w:rPr>
+              <w:t>Method</w:t>
+            </w:r>
+          </w:p>
+        </w:tc>
+        <w:tc>
+          <w:tcPr>
+            <w:tcW w:type="dxa" w:w="5976"/>
+            <w:shd w:fill="1F4E78"/>
+            <w:tcBorders>
+              <w:top w:val="single" w:sz="6" w:color="D9D9D9"/>
+              <w:left w:val="single" w:sz="6" w:color="D9D9D9"/>
+              <w:bottom w:val="single" w:sz="6" w:color="D9D9D9"/>
+              <w:right w:val="single" w:sz="6" w:color="D9D9D9"/>
+              <w:insideH w:val="single" w:sz="6" w:color="D9D9D9"/>
+              <w:insideV w:val="single" w:sz="6" w:color="D9D9D9"/>
+            </w:tcBorders>
+            <w:tcMar>
+              <w:top w:w="90" w:type="dxa"/>
+              <w:start w:w="105" w:type="dxa"/>
+              <w:bottom w:w="90" w:type="dxa"/>
+              <w:end w:w="105" w:type="dxa"/>
+            </w:tcMar>
+            <w:vAlign w:val="center"/>
+          </w:tcPr>
+          <w:p>
+            <w:pPr>
+              <w:spacing w:after="0"/>
+              <w:jc w:val="center"/>
+            </w:pPr>
+            <w:r>
+              <w:rPr>
+                <w:rFonts w:ascii="Aptos" w:hAnsi="Aptos"/>
+                <w:b/>
+                <w:color w:val="FFFFFF"/>
+                <w:sz w:val="18"/>
+              </w:rPr>
+              <w:t>How to run it</w:t>
+            </w:r>
+          </w:p>
+        </w:tc>
+        <w:tc>
+          <w:tcPr>
+            <w:tcW w:type="dxa" w:w="2304"/>
+            <w:shd w:fill="1F4E78"/>
+            <w:tcBorders>
+              <w:top w:val="single" w:sz="6" w:color="D9D9D9"/>
+              <w:left w:val="single" w:sz="6" w:color="D9D9D9"/>
+              <w:bottom w:val="single" w:sz="6" w:color="D9D9D9"/>
+              <w:right w:val="single" w:sz="6" w:color="D9D9D9"/>
+              <w:insideH w:val="single" w:sz="6" w:color="D9D9D9"/>
+              <w:insideV w:val="single" w:sz="6" w:color="D9D9D9"/>
+            </w:tcBorders>
+            <w:tcMar>
+              <w:top w:w="90" w:type="dxa"/>
+              <w:start w:w="105" w:type="dxa"/>
+              <w:bottom w:w="90" w:type="dxa"/>
+              <w:end w:w="105" w:type="dxa"/>
+            </w:tcMar>
+            <w:vAlign w:val="center"/>
+          </w:tcPr>
+          <w:p>
+            <w:pPr>
+              <w:spacing w:after="0"/>
+              <w:jc w:val="center"/>
+            </w:pPr>
+            <w:r>
+              <w:rPr>
+                <w:rFonts w:ascii="Aptos" w:hAnsi="Aptos"/>
+                <w:b/>
+                <w:color w:val="FFFFFF"/>
+                <w:sz w:val="18"/>
+              </w:rPr>
+              <w:t>Evidence</w:t>
+            </w:r>
+          </w:p>
+        </w:tc>
+      </w:tr>
+      <w:tr>
+        <w:trPr>
+          <w:cantSplit/>
+        </w:trPr>
+        <w:tc>
+          <w:tcPr>
+            <w:tcW w:type="dxa" w:w="1800"/>
+            <w:shd w:fill="FFFFFF"/>
+            <w:tcBorders>
+              <w:top w:val="single" w:sz="6" w:color="D9D9D9"/>
+              <w:left w:val="single" w:sz="6" w:color="D9D9D9"/>
+              <w:bottom w:val="single" w:sz="6" w:color="D9D9D9"/>
+              <w:right w:val="single" w:sz="6" w:color="D9D9D9"/>
+              <w:insideH w:val="single" w:sz="6" w:color="D9D9D9"/>
+              <w:insideV w:val="single" w:sz="6" w:color="D9D9D9"/>
+            </w:tcBorders>
+            <w:tcMar>
+              <w:top w:w="90" w:type="dxa"/>
+              <w:start w:w="105" w:type="dxa"/>
+              <w:bottom w:w="90" w:type="dxa"/>
+              <w:end w:w="105" w:type="dxa"/>
+            </w:tcMar>
+            <w:vAlign w:val="center"/>
+          </w:tcPr>
+          <w:p>
+            <w:pPr>
+              <w:spacing w:after="0"/>
+              <w:jc w:val="center"/>
+            </w:pPr>
+            <w:r>
+              <w:rPr>
+                <w:rFonts w:ascii="Aptos" w:hAnsi="Aptos"/>
+                <w:color w:val="000000"/>
+                <w:sz w:val="18"/>
+              </w:rPr>
+              <w:t>Scenario autopsy</w:t>
+            </w:r>
+          </w:p>
+        </w:tc>
+        <w:tc>
+          <w:tcPr>
+            <w:tcW w:type="dxa" w:w="5976"/>
+            <w:shd w:fill="FFFFFF"/>
+            <w:tcBorders>
+              <w:top w:val="single" w:sz="6" w:color="D9D9D9"/>
+              <w:left w:val="single" w:sz="6" w:color="D9D9D9"/>
+              <w:bottom w:val="single" w:sz="6" w:color="D9D9D9"/>
+              <w:right w:val="single" w:sz="6" w:color="D9D9D9"/>
+              <w:insideH w:val="single" w:sz="6" w:color="D9D9D9"/>
+              <w:insideV w:val="single" w:sz="6" w:color="D9D9D9"/>
+            </w:tcBorders>
+            <w:tcMar>
+              <w:top w:w="90" w:type="dxa"/>
+              <w:start w:w="105" w:type="dxa"/>
+              <w:bottom w:w="90" w:type="dxa"/>
+              <w:end w:w="105" w:type="dxa"/>
+            </w:tcMar>
+            <w:vAlign w:val="center"/>
+          </w:tcPr>
+          <w:p>
+            <w:pPr>
+              <w:spacing w:after="0"/>
+            </w:pPr>
+            <w:r>
+              <w:rPr>
+                <w:rFonts w:ascii="Aptos" w:hAnsi="Aptos"/>
+                <w:color w:val="000000"/>
+                <w:sz w:val="18"/>
+              </w:rPr>
+              <w:t>For every miss, identify instruction count, binding constraint, failure layer, correct option, and why each distractor fails</w:t>
+            </w:r>
+          </w:p>
+        </w:tc>
+        <w:tc>
+          <w:tcPr>
+            <w:tcW w:type="dxa" w:w="2304"/>
+            <w:shd w:fill="FFFFFF"/>
+            <w:tcBorders>
+              <w:top w:val="single" w:sz="6" w:color="D9D9D9"/>
+              <w:left w:val="single" w:sz="6" w:color="D9D9D9"/>
+              <w:bottom w:val="single" w:sz="6" w:color="D9D9D9"/>
+              <w:right w:val="single" w:sz="6" w:color="D9D9D9"/>
+              <w:insideH w:val="single" w:sz="6" w:color="D9D9D9"/>
+              <w:insideV w:val="single" w:sz="6" w:color="D9D9D9"/>
+            </w:tcBorders>
+            <w:tcMar>
+              <w:top w:w="90" w:type="dxa"/>
+              <w:start w:w="105" w:type="dxa"/>
+              <w:bottom w:w="90" w:type="dxa"/>
+              <w:end w:w="105" w:type="dxa"/>
+            </w:tcMar>
+            <w:vAlign w:val="center"/>
+          </w:tcPr>
+          <w:p>
+            <w:pPr>
+              <w:spacing w:after="0"/>
+            </w:pPr>
+            <w:r>
+              <w:rPr>
+                <w:rFonts w:ascii="Aptos" w:hAnsi="Aptos"/>
+                <w:color w:val="000000"/>
+                <w:sz w:val="18"/>
+              </w:rPr>
+              <w:t>One completed error-log row</w:t>
+            </w:r>
+          </w:p>
+        </w:tc>
+      </w:tr>
+      <w:tr>
+        <w:trPr>
+          <w:cantSplit/>
+        </w:trPr>
+        <w:tc>
+          <w:tcPr>
+            <w:tcW w:type="dxa" w:w="1800"/>
+            <w:shd w:fill="EAF2F8"/>
+            <w:tcBorders>
+              <w:top w:val="single" w:sz="6" w:color="D9D9D9"/>
+              <w:left w:val="single" w:sz="6" w:color="D9D9D9"/>
+              <w:bottom w:val="single" w:sz="6" w:color="D9D9D9"/>
+              <w:right w:val="single" w:sz="6" w:color="D9D9D9"/>
+              <w:insideH w:val="single" w:sz="6" w:color="D9D9D9"/>
+              <w:insideV w:val="single" w:sz="6" w:color="D9D9D9"/>
+            </w:tcBorders>
+            <w:tcMar>
+              <w:top w:w="90" w:type="dxa"/>
+              <w:start w:w="105" w:type="dxa"/>
+              <w:bottom w:w="90" w:type="dxa"/>
+              <w:end w:w="105" w:type="dxa"/>
+            </w:tcMar>
+            <w:vAlign w:val="center"/>
+          </w:tcPr>
+          <w:p>
+            <w:pPr>
+              <w:spacing w:after="0"/>
+            </w:pPr>
+            <w:r>
+              <w:rPr>
+                <w:rFonts w:ascii="Aptos" w:hAnsi="Aptos"/>
+                <w:color w:val="000000"/>
+                <w:sz w:val="18"/>
+              </w:rPr>
+              <w:t>Two-minute teach back</w:t>
+            </w:r>
+          </w:p>
+        </w:tc>
+        <w:tc>
+          <w:tcPr>
+            <w:tcW w:type="dxa" w:w="5976"/>
+            <w:shd w:fill="EAF2F8"/>
+            <w:tcBorders>
+              <w:top w:val="single" w:sz="6" w:color="D9D9D9"/>
+              <w:left w:val="single" w:sz="6" w:color="D9D9D9"/>
+              <w:bottom w:val="single" w:sz="6" w:color="D9D9D9"/>
+              <w:right w:val="single" w:sz="6" w:color="D9D9D9"/>
+              <w:insideH w:val="single" w:sz="6" w:color="D9D9D9"/>
+              <w:insideV w:val="single" w:sz="6" w:color="D9D9D9"/>
+            </w:tcBorders>
+            <w:tcMar>
+              <w:top w:w="90" w:type="dxa"/>
+              <w:start w:w="105" w:type="dxa"/>
+              <w:bottom w:w="90" w:type="dxa"/>
+              <w:end w:w="105" w:type="dxa"/>
+            </w:tcMar>
+            <w:vAlign w:val="center"/>
+          </w:tcPr>
+          <w:p>
+            <w:pPr>
+              <w:spacing w:after="0"/>
+            </w:pPr>
+            <w:r>
+              <w:rPr>
+                <w:rFonts w:ascii="Aptos" w:hAnsi="Aptos"/>
+                <w:color w:val="000000"/>
+                <w:sz w:val="18"/>
+              </w:rPr>
+              <w:t>Explain one objective without notes to a non-specialist</w:t>
+            </w:r>
+          </w:p>
+        </w:tc>
+        <w:tc>
+          <w:tcPr>
+            <w:tcW w:type="dxa" w:w="2304"/>
+            <w:shd w:fill="EAF2F8"/>
+            <w:tcBorders>
+              <w:top w:val="single" w:sz="6" w:color="D9D9D9"/>
+              <w:left w:val="single" w:sz="6" w:color="D9D9D9"/>
+              <w:bottom w:val="single" w:sz="6" w:color="D9D9D9"/>
+              <w:right w:val="single" w:sz="6" w:color="D9D9D9"/>
+              <w:insideH w:val="single" w:sz="6" w:color="D9D9D9"/>
+              <w:insideV w:val="single" w:sz="6" w:color="D9D9D9"/>
+            </w:tcBorders>
+            <w:tcMar>
+              <w:top w:w="90" w:type="dxa"/>
+              <w:start w:w="105" w:type="dxa"/>
+              <w:bottom w:w="90" w:type="dxa"/>
+              <w:end w:w="105" w:type="dxa"/>
+            </w:tcMar>
+            <w:vAlign w:val="center"/>
+          </w:tcPr>
+          <w:p>
+            <w:pPr>
+              <w:spacing w:after="0"/>
+            </w:pPr>
+            <w:r>
+              <w:rPr>
+                <w:rFonts w:ascii="Aptos" w:hAnsi="Aptos"/>
+                <w:color w:val="000000"/>
+                <w:sz w:val="18"/>
+              </w:rPr>
+              <w:t>A coherent explanation with no missing boundary or trade-off</w:t>
+            </w:r>
+          </w:p>
+        </w:tc>
+      </w:tr>
+      <w:tr>
+        <w:trPr>
+          <w:cantSplit/>
+        </w:trPr>
+        <w:tc>
+          <w:tcPr>
+            <w:tcW w:type="dxa" w:w="1800"/>
+            <w:shd w:fill="FFFFFF"/>
+            <w:tcBorders>
+              <w:top w:val="single" w:sz="6" w:color="D9D9D9"/>
+              <w:left w:val="single" w:sz="6" w:color="D9D9D9"/>
+              <w:bottom w:val="single" w:sz="6" w:color="D9D9D9"/>
+              <w:right w:val="single" w:sz="6" w:color="D9D9D9"/>
+              <w:insideH w:val="single" w:sz="6" w:color="D9D9D9"/>
+              <w:insideV w:val="single" w:sz="6" w:color="D9D9D9"/>
+            </w:tcBorders>
+            <w:tcMar>
+              <w:top w:w="90" w:type="dxa"/>
+              <w:start w:w="105" w:type="dxa"/>
+              <w:bottom w:w="90" w:type="dxa"/>
+              <w:end w:w="105" w:type="dxa"/>
+            </w:tcMar>
+            <w:vAlign w:val="center"/>
+          </w:tcPr>
+          <w:p>
+            <w:pPr>
+              <w:spacing w:after="0"/>
+            </w:pPr>
+            <w:r>
+              <w:rPr>
+                <w:rFonts w:ascii="Aptos" w:hAnsi="Aptos"/>
+                <w:color w:val="000000"/>
+                <w:sz w:val="18"/>
+              </w:rPr>
+              <w:t>Blank-page architecture</w:t>
+            </w:r>
+          </w:p>
+        </w:tc>
+        <w:tc>
+          <w:tcPr>
+            <w:tcW w:type="dxa" w:w="5976"/>
+            <w:shd w:fill="FFFFFF"/>
+            <w:tcBorders>
+              <w:top w:val="single" w:sz="6" w:color="D9D9D9"/>
+              <w:left w:val="single" w:sz="6" w:color="D9D9D9"/>
+              <w:bottom w:val="single" w:sz="6" w:color="D9D9D9"/>
+              <w:right w:val="single" w:sz="6" w:color="D9D9D9"/>
+              <w:insideH w:val="single" w:sz="6" w:color="D9D9D9"/>
+              <w:insideV w:val="single" w:sz="6" w:color="D9D9D9"/>
+            </w:tcBorders>
+            <w:tcMar>
+              <w:top w:w="90" w:type="dxa"/>
+              <w:start w:w="105" w:type="dxa"/>
+              <w:bottom w:w="90" w:type="dxa"/>
+              <w:end w:w="105" w:type="dxa"/>
+            </w:tcMar>
+            <w:vAlign w:val="center"/>
+          </w:tcPr>
+          <w:p>
+            <w:pPr>
+              <w:spacing w:after="0"/>
+            </w:pPr>
+            <w:r>
+              <w:rPr>
+                <w:rFonts w:ascii="Aptos" w:hAnsi="Aptos"/>
+                <w:color w:val="000000"/>
+                <w:sz w:val="18"/>
+              </w:rPr>
+              <w:t>Draw input, processing, context, tools, identity, controls, evaluation, observability, and fallback in ten minutes</w:t>
+            </w:r>
+          </w:p>
+        </w:tc>
+        <w:tc>
+          <w:tcPr>
+            <w:tcW w:type="dxa" w:w="2304"/>
+            <w:shd w:fill="FFFFFF"/>
+            <w:tcBorders>
+              <w:top w:val="single" w:sz="6" w:color="D9D9D9"/>
+              <w:left w:val="single" w:sz="6" w:color="D9D9D9"/>
+              <w:bottom w:val="single" w:sz="6" w:color="D9D9D9"/>
+              <w:right w:val="single" w:sz="6" w:color="D9D9D9"/>
+              <w:insideH w:val="single" w:sz="6" w:color="D9D9D9"/>
+              <w:insideV w:val="single" w:sz="6" w:color="D9D9D9"/>
+            </w:tcBorders>
+            <w:tcMar>
+              <w:top w:w="90" w:type="dxa"/>
+              <w:start w:w="105" w:type="dxa"/>
+              <w:bottom w:w="90" w:type="dxa"/>
+              <w:end w:w="105" w:type="dxa"/>
+            </w:tcMar>
+            <w:vAlign w:val="center"/>
+          </w:tcPr>
+          <w:p>
+            <w:pPr>
+              <w:spacing w:after="0"/>
+            </w:pPr>
+            <w:r>
+              <w:rPr>
+                <w:rFonts w:ascii="Aptos" w:hAnsi="Aptos"/>
+                <w:color w:val="000000"/>
+                <w:sz w:val="18"/>
+              </w:rPr>
+              <w:t>A diagram that survives checklist review</w:t>
+            </w:r>
+          </w:p>
+        </w:tc>
+      </w:tr>
+      <w:tr>
+        <w:trPr>
+          <w:cantSplit/>
+        </w:trPr>
+        <w:tc>
+          <w:tcPr>
+            <w:tcW w:type="dxa" w:w="1800"/>
+            <w:shd w:fill="EAF2F8"/>
+            <w:tcBorders>
+              <w:top w:val="single" w:sz="6" w:color="D9D9D9"/>
+              <w:left w:val="single" w:sz="6" w:color="D9D9D9"/>
+              <w:bottom w:val="single" w:sz="6" w:color="D9D9D9"/>
+              <w:right w:val="single" w:sz="6" w:color="D9D9D9"/>
+              <w:insideH w:val="single" w:sz="6" w:color="D9D9D9"/>
+              <w:insideV w:val="single" w:sz="6" w:color="D9D9D9"/>
+            </w:tcBorders>
+            <w:tcMar>
+              <w:top w:w="90" w:type="dxa"/>
+              <w:start w:w="105" w:type="dxa"/>
+              <w:bottom w:w="90" w:type="dxa"/>
+              <w:end w:w="105" w:type="dxa"/>
+            </w:tcMar>
+            <w:vAlign w:val="center"/>
+          </w:tcPr>
+          <w:p>
+            <w:pPr>
+              <w:spacing w:after="0"/>
+              <w:jc w:val="center"/>
+            </w:pPr>
+            <w:r>
+              <w:rPr>
+                <w:rFonts w:ascii="Aptos" w:hAnsi="Aptos"/>
+                <w:color w:val="000000"/>
+                <w:sz w:val="18"/>
+              </w:rPr>
+              <w:t>Contrast drill</w:t>
+            </w:r>
+          </w:p>
+        </w:tc>
+        <w:tc>
+          <w:tcPr>
+            <w:tcW w:type="dxa" w:w="5976"/>
+            <w:shd w:fill="EAF2F8"/>
+            <w:tcBorders>
+              <w:top w:val="single" w:sz="6" w:color="D9D9D9"/>
+              <w:left w:val="single" w:sz="6" w:color="D9D9D9"/>
+              <w:bottom w:val="single" w:sz="6" w:color="D9D9D9"/>
+              <w:right w:val="single" w:sz="6" w:color="D9D9D9"/>
+              <w:insideH w:val="single" w:sz="6" w:color="D9D9D9"/>
+              <w:insideV w:val="single" w:sz="6" w:color="D9D9D9"/>
+            </w:tcBorders>
+            <w:tcMar>
+              <w:top w:w="90" w:type="dxa"/>
+              <w:start w:w="105" w:type="dxa"/>
+              <w:bottom w:w="90" w:type="dxa"/>
+              <w:end w:w="105" w:type="dxa"/>
+            </w:tcMar>
+            <w:vAlign w:val="center"/>
+          </w:tcPr>
+          <w:p>
+            <w:pPr>
+              <w:spacing w:after="0"/>
+            </w:pPr>
+            <w:r>
+              <w:rPr>
+                <w:rFonts w:ascii="Aptos" w:hAnsi="Aptos"/>
+                <w:color w:val="000000"/>
+                <w:sz w:val="18"/>
+              </w:rPr>
+              <w:t>Compare two plausible designs under the same scenario and change one constraint to see when the answer flips</w:t>
+            </w:r>
+          </w:p>
+        </w:tc>
+        <w:tc>
+          <w:tcPr>
+            <w:tcW w:type="dxa" w:w="2304"/>
+            <w:shd w:fill="EAF2F8"/>
+            <w:tcBorders>
+              <w:top w:val="single" w:sz="6" w:color="D9D9D9"/>
+              <w:left w:val="single" w:sz="6" w:color="D9D9D9"/>
+              <w:bottom w:val="single" w:sz="6" w:color="D9D9D9"/>
+              <w:right w:val="single" w:sz="6" w:color="D9D9D9"/>
+              <w:insideH w:val="single" w:sz="6" w:color="D9D9D9"/>
+              <w:insideV w:val="single" w:sz="6" w:color="D9D9D9"/>
+            </w:tcBorders>
+            <w:tcMar>
+              <w:top w:w="90" w:type="dxa"/>
+              <w:start w:w="105" w:type="dxa"/>
+              <w:bottom w:w="90" w:type="dxa"/>
+              <w:end w:w="105" w:type="dxa"/>
+            </w:tcMar>
+            <w:vAlign w:val="center"/>
+          </w:tcPr>
+          <w:p>
+            <w:pPr>
+              <w:spacing w:after="0"/>
+            </w:pPr>
+            <w:r>
+              <w:rPr>
+                <w:rFonts w:ascii="Aptos" w:hAnsi="Aptos"/>
+                <w:color w:val="000000"/>
+                <w:sz w:val="18"/>
+              </w:rPr>
+              <w:t>A written decision boundary</w:t>
+            </w:r>
+          </w:p>
+        </w:tc>
+      </w:tr>
+      <w:tr>
+        <w:trPr>
+          <w:cantSplit/>
+        </w:trPr>
+        <w:tc>
+          <w:tcPr>
+            <w:tcW w:type="dxa" w:w="1800"/>
+            <w:shd w:fill="FFFFFF"/>
+            <w:tcBorders>
+              <w:top w:val="single" w:sz="6" w:color="D9D9D9"/>
+              <w:left w:val="single" w:sz="6" w:color="D9D9D9"/>
+              <w:bottom w:val="single" w:sz="6" w:color="D9D9D9"/>
+              <w:right w:val="single" w:sz="6" w:color="D9D9D9"/>
+              <w:insideH w:val="single" w:sz="6" w:color="D9D9D9"/>
+              <w:insideV w:val="single" w:sz="6" w:color="D9D9D9"/>
+            </w:tcBorders>
+            <w:tcMar>
+              <w:top w:w="90" w:type="dxa"/>
+              <w:start w:w="105" w:type="dxa"/>
+              <w:bottom w:w="90" w:type="dxa"/>
+              <w:end w:w="105" w:type="dxa"/>
+            </w:tcMar>
+            <w:vAlign w:val="center"/>
+          </w:tcPr>
+          <w:p>
+            <w:pPr>
+              <w:spacing w:after="0"/>
+            </w:pPr>
+            <w:r>
+              <w:rPr>
+                <w:rFonts w:ascii="Aptos" w:hAnsi="Aptos"/>
+                <w:color w:val="000000"/>
+                <w:sz w:val="18"/>
+              </w:rPr>
+              <w:t>Failure injection</w:t>
+            </w:r>
+          </w:p>
+        </w:tc>
+        <w:tc>
+          <w:tcPr>
+            <w:tcW w:type="dxa" w:w="5976"/>
+            <w:shd w:fill="FFFFFF"/>
+            <w:tcBorders>
+              <w:top w:val="single" w:sz="6" w:color="D9D9D9"/>
+              <w:left w:val="single" w:sz="6" w:color="D9D9D9"/>
+              <w:bottom w:val="single" w:sz="6" w:color="D9D9D9"/>
+              <w:right w:val="single" w:sz="6" w:color="D9D9D9"/>
+              <w:insideH w:val="single" w:sz="6" w:color="D9D9D9"/>
+              <w:insideV w:val="single" w:sz="6" w:color="D9D9D9"/>
+            </w:tcBorders>
+            <w:tcMar>
+              <w:top w:w="90" w:type="dxa"/>
+              <w:start w:w="105" w:type="dxa"/>
+              <w:bottom w:w="90" w:type="dxa"/>
+              <w:end w:w="105" w:type="dxa"/>
+            </w:tcMar>
+            <w:vAlign w:val="center"/>
+          </w:tcPr>
+          <w:p>
+            <w:pPr>
+              <w:spacing w:after="0"/>
+            </w:pPr>
+            <w:r>
+              <w:rPr>
+                <w:rFonts w:ascii="Aptos" w:hAnsi="Aptos"/>
+                <w:color w:val="000000"/>
+                <w:sz w:val="18"/>
+              </w:rPr>
+              <w:t>Break retrieval, authorization, latency, a tool, or a guardrail and diagnose from traces before proposing a change</w:t>
+            </w:r>
+          </w:p>
+        </w:tc>
+        <w:tc>
+          <w:tcPr>
+            <w:tcW w:type="dxa" w:w="2304"/>
+            <w:shd w:fill="FFFFFF"/>
+            <w:tcBorders>
+              <w:top w:val="single" w:sz="6" w:color="D9D9D9"/>
+              <w:left w:val="single" w:sz="6" w:color="D9D9D9"/>
+              <w:bottom w:val="single" w:sz="6" w:color="D9D9D9"/>
+              <w:right w:val="single" w:sz="6" w:color="D9D9D9"/>
+              <w:insideH w:val="single" w:sz="6" w:color="D9D9D9"/>
+              <w:insideV w:val="single" w:sz="6" w:color="D9D9D9"/>
+            </w:tcBorders>
+            <w:tcMar>
+              <w:top w:w="90" w:type="dxa"/>
+              <w:start w:w="105" w:type="dxa"/>
+              <w:bottom w:w="90" w:type="dxa"/>
+              <w:end w:w="105" w:type="dxa"/>
+            </w:tcMar>
+            <w:vAlign w:val="center"/>
+          </w:tcPr>
+          <w:p>
+            <w:pPr>
+              <w:spacing w:after="0"/>
+            </w:pPr>
+            <w:r>
+              <w:rPr>
+                <w:rFonts w:ascii="Aptos" w:hAnsi="Aptos"/>
+                <w:color w:val="000000"/>
+                <w:sz w:val="18"/>
+              </w:rPr>
+              <w:t>A symptom-to-layer diagnosis</w:t>
+            </w:r>
+          </w:p>
+        </w:tc>
+      </w:tr>
+      <w:tr>
+        <w:trPr>
+          <w:cantSplit/>
+        </w:trPr>
+        <w:tc>
+          <w:tcPr>
+            <w:tcW w:type="dxa" w:w="1800"/>
+            <w:shd w:fill="EAF2F8"/>
+            <w:tcBorders>
+              <w:top w:val="single" w:sz="6" w:color="D9D9D9"/>
+              <w:left w:val="single" w:sz="6" w:color="D9D9D9"/>
+              <w:bottom w:val="single" w:sz="6" w:color="D9D9D9"/>
+              <w:right w:val="single" w:sz="6" w:color="D9D9D9"/>
+              <w:insideH w:val="single" w:sz="6" w:color="D9D9D9"/>
+              <w:insideV w:val="single" w:sz="6" w:color="D9D9D9"/>
+            </w:tcBorders>
+            <w:tcMar>
+              <w:top w:w="90" w:type="dxa"/>
+              <w:start w:w="105" w:type="dxa"/>
+              <w:bottom w:w="90" w:type="dxa"/>
+              <w:end w:w="105" w:type="dxa"/>
+            </w:tcMar>
+            <w:vAlign w:val="center"/>
+          </w:tcPr>
+          <w:p>
+            <w:pPr>
+              <w:spacing w:after="0"/>
+            </w:pPr>
+            <w:r>
+              <w:rPr>
+                <w:rFonts w:ascii="Aptos" w:hAnsi="Aptos"/>
+                <w:color w:val="000000"/>
+                <w:sz w:val="18"/>
+              </w:rPr>
+              <w:t>Distractor rewrite</w:t>
+            </w:r>
+          </w:p>
+        </w:tc>
+        <w:tc>
+          <w:tcPr>
+            <w:tcW w:type="dxa" w:w="5976"/>
+            <w:shd w:fill="EAF2F8"/>
+            <w:tcBorders>
+              <w:top w:val="single" w:sz="6" w:color="D9D9D9"/>
+              <w:left w:val="single" w:sz="6" w:color="D9D9D9"/>
+              <w:bottom w:val="single" w:sz="6" w:color="D9D9D9"/>
+              <w:right w:val="single" w:sz="6" w:color="D9D9D9"/>
+              <w:insideH w:val="single" w:sz="6" w:color="D9D9D9"/>
+              <w:insideV w:val="single" w:sz="6" w:color="D9D9D9"/>
+            </w:tcBorders>
+            <w:tcMar>
+              <w:top w:w="90" w:type="dxa"/>
+              <w:start w:w="105" w:type="dxa"/>
+              <w:bottom w:w="90" w:type="dxa"/>
+              <w:end w:w="105" w:type="dxa"/>
+            </w:tcMar>
+            <w:vAlign w:val="center"/>
+          </w:tcPr>
+          <w:p>
+            <w:pPr>
+              <w:spacing w:after="0"/>
+            </w:pPr>
+            <w:r>
+              <w:rPr>
+                <w:rFonts w:ascii="Aptos" w:hAnsi="Aptos"/>
+                <w:color w:val="000000"/>
+                <w:sz w:val="18"/>
+              </w:rPr>
+              <w:t>Turn each wrong option into a scenario where it would be correct</w:t>
+            </w:r>
+          </w:p>
+        </w:tc>
+        <w:tc>
+          <w:tcPr>
+            <w:tcW w:type="dxa" w:w="2304"/>
+            <w:shd w:fill="EAF2F8"/>
+            <w:tcBorders>
+              <w:top w:val="single" w:sz="6" w:color="D9D9D9"/>
+              <w:left w:val="single" w:sz="6" w:color="D9D9D9"/>
+              <w:bottom w:val="single" w:sz="6" w:color="D9D9D9"/>
+              <w:right w:val="single" w:sz="6" w:color="D9D9D9"/>
+              <w:insideH w:val="single" w:sz="6" w:color="D9D9D9"/>
+              <w:insideV w:val="single" w:sz="6" w:color="D9D9D9"/>
+            </w:tcBorders>
+            <w:tcMar>
+              <w:top w:w="90" w:type="dxa"/>
+              <w:start w:w="105" w:type="dxa"/>
+              <w:bottom w:w="90" w:type="dxa"/>
+              <w:end w:w="105" w:type="dxa"/>
+            </w:tcMar>
+            <w:vAlign w:val="center"/>
+          </w:tcPr>
+          <w:p>
+            <w:pPr>
+              <w:spacing w:after="0"/>
+            </w:pPr>
+            <w:r>
+              <w:rPr>
+                <w:rFonts w:ascii="Aptos" w:hAnsi="Aptos"/>
+                <w:color w:val="000000"/>
+                <w:sz w:val="18"/>
+              </w:rPr>
+              <w:t>Proof that the alternative is understood rather than memorized</w:t>
+            </w:r>
+          </w:p>
+        </w:tc>
+      </w:tr>
+      <w:tr>
+        <w:trPr>
+          <w:cantSplit/>
+        </w:trPr>
+        <w:tc>
+          <w:tcPr>
+            <w:tcW w:type="dxa" w:w="1800"/>
+            <w:shd w:fill="FFFFFF"/>
+            <w:tcBorders>
+              <w:top w:val="single" w:sz="6" w:color="D9D9D9"/>
+              <w:left w:val="single" w:sz="6" w:color="D9D9D9"/>
+              <w:bottom w:val="single" w:sz="6" w:color="D9D9D9"/>
+              <w:right w:val="single" w:sz="6" w:color="D9D9D9"/>
+              <w:insideH w:val="single" w:sz="6" w:color="D9D9D9"/>
+              <w:insideV w:val="single" w:sz="6" w:color="D9D9D9"/>
+            </w:tcBorders>
+            <w:tcMar>
+              <w:top w:w="90" w:type="dxa"/>
+              <w:start w:w="105" w:type="dxa"/>
+              <w:bottom w:w="90" w:type="dxa"/>
+              <w:end w:w="105" w:type="dxa"/>
+            </w:tcMar>
+            <w:vAlign w:val="center"/>
+          </w:tcPr>
+          <w:p>
+            <w:pPr>
+              <w:spacing w:after="0"/>
+            </w:pPr>
+            <w:r>
+              <w:rPr>
+                <w:rFonts w:ascii="Aptos" w:hAnsi="Aptos"/>
+                <w:color w:val="000000"/>
+                <w:sz w:val="18"/>
+              </w:rPr>
+              <w:t>Source-backed examiner</w:t>
+            </w:r>
+          </w:p>
+        </w:tc>
+        <w:tc>
+          <w:tcPr>
+            <w:tcW w:type="dxa" w:w="5976"/>
+            <w:shd w:fill="FFFFFF"/>
+            <w:tcBorders>
+              <w:top w:val="single" w:sz="6" w:color="D9D9D9"/>
+              <w:left w:val="single" w:sz="6" w:color="D9D9D9"/>
+              <w:bottom w:val="single" w:sz="6" w:color="D9D9D9"/>
+              <w:right w:val="single" w:sz="6" w:color="D9D9D9"/>
+              <w:insideH w:val="single" w:sz="6" w:color="D9D9D9"/>
+              <w:insideV w:val="single" w:sz="6" w:color="D9D9D9"/>
+            </w:tcBorders>
+            <w:tcMar>
+              <w:top w:w="90" w:type="dxa"/>
+              <w:start w:w="105" w:type="dxa"/>
+              <w:bottom w:w="90" w:type="dxa"/>
+              <w:end w:w="105" w:type="dxa"/>
+            </w:tcMar>
+            <w:vAlign w:val="center"/>
+          </w:tcPr>
+          <w:p>
+            <w:pPr>
+              <w:spacing w:after="0"/>
+            </w:pPr>
+            <w:r>
+              <w:rPr>
+                <w:rFonts w:ascii="Aptos" w:hAnsi="Aptos"/>
+                <w:color w:val="000000"/>
+                <w:sz w:val="18"/>
+              </w:rPr>
+              <w:t>Ask an AI or peer for a fresh scenario, answer before feedback, and require the rationale to cite the official objective or documentation</w:t>
+            </w:r>
+          </w:p>
+        </w:tc>
+        <w:tc>
+          <w:tcPr>
+            <w:tcW w:type="dxa" w:w="2304"/>
+            <w:shd w:fill="FFFFFF"/>
+            <w:tcBorders>
+              <w:top w:val="single" w:sz="6" w:color="D9D9D9"/>
+              <w:left w:val="single" w:sz="6" w:color="D9D9D9"/>
+              <w:bottom w:val="single" w:sz="6" w:color="D9D9D9"/>
+              <w:right w:val="single" w:sz="6" w:color="D9D9D9"/>
+              <w:insideH w:val="single" w:sz="6" w:color="D9D9D9"/>
+              <w:insideV w:val="single" w:sz="6" w:color="D9D9D9"/>
+            </w:tcBorders>
+            <w:tcMar>
+              <w:top w:w="90" w:type="dxa"/>
+              <w:start w:w="105" w:type="dxa"/>
+              <w:bottom w:w="90" w:type="dxa"/>
+              <w:end w:w="105" w:type="dxa"/>
+            </w:tcMar>
+            <w:vAlign w:val="center"/>
+          </w:tcPr>
+          <w:p>
+            <w:pPr>
+              <w:spacing w:after="0"/>
+            </w:pPr>
+            <w:r>
+              <w:rPr>
+                <w:rFonts w:ascii="Aptos" w:hAnsi="Aptos"/>
+                <w:color w:val="000000"/>
+                <w:sz w:val="18"/>
+              </w:rPr>
+              <w:t>A graded fresh item with a checked source</w:t>
+            </w:r>
+          </w:p>
+        </w:tc>
+      </w:tr>
+    </w:tbl>
+    <w:p>
+      <w:pPr>
+        <w:spacing w:after="20"/>
+      </w:pPr>
+    </w:p>
+    <w:p>
+      <w:r>
+        <w:rPr>
+          <w:rFonts w:ascii="Aptos" w:hAnsi="Aptos"/>
+          <w:color w:val="000000"/>
+        </w:rPr>
+        <w:t>Use at least three different methods each week. Do not spend more than 25 uninterrupted minutes passively reading or watching without producing recall, a decision, a question answer, or an artifact.</w:t>
       </w:r>
     </w:p>
     <w:p>
@@ -17485,6 +20709,7 @@
     <w:p>
       <w:pPr>
         <w:pStyle w:val="ListBullet"/>
+        <w:keepNext/>
       </w:pPr>
       <w:r>
         <w:rPr>
@@ -17498,6 +20723,7 @@
     <w:p>
       <w:pPr>
         <w:pStyle w:val="ListBullet"/>
+        <w:keepNext/>
       </w:pPr>
       <w:r>
         <w:rPr>
@@ -17511,6 +20737,7 @@
     <w:p>
       <w:pPr>
         <w:pStyle w:val="ListBullet"/>
+        <w:keepNext/>
       </w:pPr>
       <w:r>
         <w:rPr>
@@ -17546,6 +20773,7 @@
     <w:p>
       <w:pPr>
         <w:pStyle w:val="ListBullet"/>
+        <w:keepNext/>
       </w:pPr>
       <w:r>
         <w:rPr>
@@ -17559,6 +20787,7 @@
     <w:p>
       <w:pPr>
         <w:pStyle w:val="ListBullet"/>
+        <w:keepNext/>
       </w:pPr>
       <w:r>
         <w:rPr>
@@ -17572,6 +20801,7 @@
     <w:p>
       <w:pPr>
         <w:pStyle w:val="ListBullet"/>
+        <w:keepNext/>
       </w:pPr>
       <w:r>
         <w:rPr>
@@ -17607,6 +20837,7 @@
     <w:p>
       <w:pPr>
         <w:pStyle w:val="ListBullet"/>
+        <w:keepNext/>
       </w:pPr>
       <w:r>
         <w:rPr>
@@ -17620,6 +20851,7 @@
     <w:p>
       <w:pPr>
         <w:pStyle w:val="ListBullet"/>
+        <w:keepNext/>
       </w:pPr>
       <w:r>
         <w:rPr>
@@ -17633,6 +20865,7 @@
     <w:p>
       <w:pPr>
         <w:pStyle w:val="ListBullet"/>
+        <w:keepNext/>
       </w:pPr>
       <w:r>
         <w:rPr>
@@ -17668,6 +20901,7 @@
     <w:p>
       <w:pPr>
         <w:pStyle w:val="ListBullet"/>
+        <w:keepNext/>
       </w:pPr>
       <w:r>
         <w:rPr>
@@ -17681,6 +20915,7 @@
     <w:p>
       <w:pPr>
         <w:pStyle w:val="ListBullet"/>
+        <w:keepNext/>
       </w:pPr>
       <w:r>
         <w:rPr>
@@ -17694,6 +20929,7 @@
     <w:p>
       <w:pPr>
         <w:pStyle w:val="ListBullet"/>
+        <w:keepNext/>
       </w:pPr>
       <w:r>
         <w:rPr>
@@ -17707,6 +20943,7 @@
     <w:p>
       <w:pPr>
         <w:pStyle w:val="ListBullet"/>
+        <w:keepNext/>
       </w:pPr>
       <w:r>
         <w:rPr>
@@ -17720,6 +20957,7 @@
     <w:p>
       <w:pPr>
         <w:pStyle w:val="ListBullet"/>
+        <w:keepNext/>
       </w:pPr>
       <w:r>
         <w:rPr>
@@ -18167,13 +21405,6 @@
             <w:pPr>
               <w:spacing w:after="0"/>
             </w:pPr>
-            <w:r>
-              <w:rPr>
-                <w:rFonts w:ascii="Aptos" w:hAnsi="Aptos"/>
-                <w:color w:val="000000"/>
-                <w:sz w:val="16"/>
-              </w:rPr>
-            </w:r>
           </w:p>
         </w:tc>
         <w:tc>
@@ -18200,13 +21431,6 @@
             <w:pPr>
               <w:spacing w:after="0"/>
             </w:pPr>
-            <w:r>
-              <w:rPr>
-                <w:rFonts w:ascii="Aptos" w:hAnsi="Aptos"/>
-                <w:color w:val="000000"/>
-                <w:sz w:val="16"/>
-              </w:rPr>
-            </w:r>
           </w:p>
         </w:tc>
       </w:tr>
@@ -18375,13 +21599,6 @@
             <w:pPr>
               <w:spacing w:after="0"/>
             </w:pPr>
-            <w:r>
-              <w:rPr>
-                <w:rFonts w:ascii="Aptos" w:hAnsi="Aptos"/>
-                <w:color w:val="000000"/>
-                <w:sz w:val="16"/>
-              </w:rPr>
-            </w:r>
           </w:p>
         </w:tc>
         <w:tc>
@@ -18408,13 +21625,6 @@
             <w:pPr>
               <w:spacing w:after="0"/>
             </w:pPr>
-            <w:r>
-              <w:rPr>
-                <w:rFonts w:ascii="Aptos" w:hAnsi="Aptos"/>
-                <w:color w:val="000000"/>
-                <w:sz w:val="16"/>
-              </w:rPr>
-            </w:r>
           </w:p>
         </w:tc>
       </w:tr>
@@ -18583,13 +21793,6 @@
             <w:pPr>
               <w:spacing w:after="0"/>
             </w:pPr>
-            <w:r>
-              <w:rPr>
-                <w:rFonts w:ascii="Aptos" w:hAnsi="Aptos"/>
-                <w:color w:val="000000"/>
-                <w:sz w:val="16"/>
-              </w:rPr>
-            </w:r>
           </w:p>
         </w:tc>
         <w:tc>
@@ -18616,13 +21819,6 @@
             <w:pPr>
               <w:spacing w:after="0"/>
             </w:pPr>
-            <w:r>
-              <w:rPr>
-                <w:rFonts w:ascii="Aptos" w:hAnsi="Aptos"/>
-                <w:color w:val="000000"/>
-                <w:sz w:val="16"/>
-              </w:rPr>
-            </w:r>
           </w:p>
         </w:tc>
       </w:tr>
@@ -18791,13 +21987,6 @@
             <w:pPr>
               <w:spacing w:after="0"/>
             </w:pPr>
-            <w:r>
-              <w:rPr>
-                <w:rFonts w:ascii="Aptos" w:hAnsi="Aptos"/>
-                <w:color w:val="000000"/>
-                <w:sz w:val="16"/>
-              </w:rPr>
-            </w:r>
           </w:p>
         </w:tc>
         <w:tc>
@@ -18824,13 +22013,6 @@
             <w:pPr>
               <w:spacing w:after="0"/>
             </w:pPr>
-            <w:r>
-              <w:rPr>
-                <w:rFonts w:ascii="Aptos" w:hAnsi="Aptos"/>
-                <w:color w:val="000000"/>
-                <w:sz w:val="16"/>
-              </w:rPr>
-            </w:r>
           </w:p>
         </w:tc>
       </w:tr>
@@ -18999,13 +22181,6 @@
             <w:pPr>
               <w:spacing w:after="0"/>
             </w:pPr>
-            <w:r>
-              <w:rPr>
-                <w:rFonts w:ascii="Aptos" w:hAnsi="Aptos"/>
-                <w:color w:val="000000"/>
-                <w:sz w:val="16"/>
-              </w:rPr>
-            </w:r>
           </w:p>
         </w:tc>
         <w:tc>
@@ -19032,13 +22207,6 @@
             <w:pPr>
               <w:spacing w:after="0"/>
             </w:pPr>
-            <w:r>
-              <w:rPr>
-                <w:rFonts w:ascii="Aptos" w:hAnsi="Aptos"/>
-                <w:color w:val="000000"/>
-                <w:sz w:val="16"/>
-              </w:rPr>
-            </w:r>
           </w:p>
         </w:tc>
       </w:tr>
@@ -19207,13 +22375,6 @@
             <w:pPr>
               <w:spacing w:after="0"/>
             </w:pPr>
-            <w:r>
-              <w:rPr>
-                <w:rFonts w:ascii="Aptos" w:hAnsi="Aptos"/>
-                <w:color w:val="000000"/>
-                <w:sz w:val="16"/>
-              </w:rPr>
-            </w:r>
           </w:p>
         </w:tc>
         <w:tc>
@@ -19240,13 +22401,6 @@
             <w:pPr>
               <w:spacing w:after="0"/>
             </w:pPr>
-            <w:r>
-              <w:rPr>
-                <w:rFonts w:ascii="Aptos" w:hAnsi="Aptos"/>
-                <w:color w:val="000000"/>
-                <w:sz w:val="16"/>
-              </w:rPr>
-            </w:r>
           </w:p>
         </w:tc>
       </w:tr>
@@ -19415,13 +22569,6 @@
             <w:pPr>
               <w:spacing w:after="0"/>
             </w:pPr>
-            <w:r>
-              <w:rPr>
-                <w:rFonts w:ascii="Aptos" w:hAnsi="Aptos"/>
-                <w:color w:val="000000"/>
-                <w:sz w:val="16"/>
-              </w:rPr>
-            </w:r>
           </w:p>
         </w:tc>
         <w:tc>
@@ -19448,13 +22595,6 @@
             <w:pPr>
               <w:spacing w:after="0"/>
             </w:pPr>
-            <w:r>
-              <w:rPr>
-                <w:rFonts w:ascii="Aptos" w:hAnsi="Aptos"/>
-                <w:color w:val="000000"/>
-                <w:sz w:val="16"/>
-              </w:rPr>
-            </w:r>
           </w:p>
         </w:tc>
       </w:tr>
@@ -19806,13 +22946,6 @@
             <w:pPr>
               <w:spacing w:after="0"/>
             </w:pPr>
-            <w:r>
-              <w:rPr>
-                <w:rFonts w:ascii="Aptos" w:hAnsi="Aptos"/>
-                <w:color w:val="000000"/>
-                <w:sz w:val="16"/>
-              </w:rPr>
-            </w:r>
           </w:p>
         </w:tc>
         <w:tc>
@@ -19839,13 +22972,6 @@
             <w:pPr>
               <w:spacing w:after="0"/>
             </w:pPr>
-            <w:r>
-              <w:rPr>
-                <w:rFonts w:ascii="Aptos" w:hAnsi="Aptos"/>
-                <w:color w:val="000000"/>
-                <w:sz w:val="16"/>
-              </w:rPr>
-            </w:r>
           </w:p>
         </w:tc>
         <w:tc>
@@ -19872,13 +22998,6 @@
             <w:pPr>
               <w:spacing w:after="0"/>
             </w:pPr>
-            <w:r>
-              <w:rPr>
-                <w:rFonts w:ascii="Aptos" w:hAnsi="Aptos"/>
-                <w:color w:val="000000"/>
-                <w:sz w:val="16"/>
-              </w:rPr>
-            </w:r>
           </w:p>
         </w:tc>
         <w:tc>
@@ -19905,13 +23024,6 @@
             <w:pPr>
               <w:spacing w:after="0"/>
             </w:pPr>
-            <w:r>
-              <w:rPr>
-                <w:rFonts w:ascii="Aptos" w:hAnsi="Aptos"/>
-                <w:color w:val="000000"/>
-                <w:sz w:val="16"/>
-              </w:rPr>
-            </w:r>
           </w:p>
         </w:tc>
       </w:tr>
@@ -20012,13 +23124,6 @@
             <w:pPr>
               <w:spacing w:after="0"/>
             </w:pPr>
-            <w:r>
-              <w:rPr>
-                <w:rFonts w:ascii="Aptos" w:hAnsi="Aptos"/>
-                <w:color w:val="000000"/>
-                <w:sz w:val="16"/>
-              </w:rPr>
-            </w:r>
           </w:p>
         </w:tc>
         <w:tc>
@@ -20045,13 +23150,6 @@
             <w:pPr>
               <w:spacing w:after="0"/>
             </w:pPr>
-            <w:r>
-              <w:rPr>
-                <w:rFonts w:ascii="Aptos" w:hAnsi="Aptos"/>
-                <w:color w:val="000000"/>
-                <w:sz w:val="16"/>
-              </w:rPr>
-            </w:r>
           </w:p>
         </w:tc>
         <w:tc>
@@ -20078,13 +23176,6 @@
             <w:pPr>
               <w:spacing w:after="0"/>
             </w:pPr>
-            <w:r>
-              <w:rPr>
-                <w:rFonts w:ascii="Aptos" w:hAnsi="Aptos"/>
-                <w:color w:val="000000"/>
-                <w:sz w:val="16"/>
-              </w:rPr>
-            </w:r>
           </w:p>
         </w:tc>
         <w:tc>
@@ -20111,13 +23202,6 @@
             <w:pPr>
               <w:spacing w:after="0"/>
             </w:pPr>
-            <w:r>
-              <w:rPr>
-                <w:rFonts w:ascii="Aptos" w:hAnsi="Aptos"/>
-                <w:color w:val="000000"/>
-                <w:sz w:val="16"/>
-              </w:rPr>
-            </w:r>
           </w:p>
         </w:tc>
       </w:tr>
@@ -20401,13 +23485,6 @@
               <w:spacing w:after="0"/>
               <w:jc w:val="center"/>
             </w:pPr>
-            <w:r>
-              <w:rPr>
-                <w:rFonts w:ascii="Aptos" w:hAnsi="Aptos"/>
-                <w:color w:val="000000"/>
-                <w:sz w:val="16"/>
-              </w:rPr>
-            </w:r>
           </w:p>
         </w:tc>
         <w:tc>
@@ -20434,13 +23511,6 @@
             <w:pPr>
               <w:spacing w:after="0"/>
             </w:pPr>
-            <w:r>
-              <w:rPr>
-                <w:rFonts w:ascii="Aptos" w:hAnsi="Aptos"/>
-                <w:color w:val="000000"/>
-                <w:sz w:val="16"/>
-              </w:rPr>
-            </w:r>
           </w:p>
         </w:tc>
         <w:tc>
@@ -20467,13 +23537,6 @@
             <w:pPr>
               <w:spacing w:after="0"/>
             </w:pPr>
-            <w:r>
-              <w:rPr>
-                <w:rFonts w:ascii="Aptos" w:hAnsi="Aptos"/>
-                <w:color w:val="000000"/>
-                <w:sz w:val="16"/>
-              </w:rPr>
-            </w:r>
           </w:p>
         </w:tc>
         <w:tc>
@@ -20500,13 +23563,6 @@
             <w:pPr>
               <w:spacing w:after="0"/>
             </w:pPr>
-            <w:r>
-              <w:rPr>
-                <w:rFonts w:ascii="Aptos" w:hAnsi="Aptos"/>
-                <w:color w:val="000000"/>
-                <w:sz w:val="16"/>
-              </w:rPr>
-            </w:r>
           </w:p>
         </w:tc>
         <w:tc>
@@ -20533,13 +23589,6 @@
             <w:pPr>
               <w:spacing w:after="0"/>
             </w:pPr>
-            <w:r>
-              <w:rPr>
-                <w:rFonts w:ascii="Aptos" w:hAnsi="Aptos"/>
-                <w:color w:val="000000"/>
-                <w:sz w:val="16"/>
-              </w:rPr>
-            </w:r>
           </w:p>
         </w:tc>
         <w:tc>
@@ -20566,13 +23615,6 @@
             <w:pPr>
               <w:spacing w:after="0"/>
             </w:pPr>
-            <w:r>
-              <w:rPr>
-                <w:rFonts w:ascii="Aptos" w:hAnsi="Aptos"/>
-                <w:color w:val="000000"/>
-                <w:sz w:val="16"/>
-              </w:rPr>
-            </w:r>
           </w:p>
         </w:tc>
       </w:tr>
@@ -20605,13 +23647,6 @@
               <w:spacing w:after="0"/>
               <w:jc w:val="center"/>
             </w:pPr>
-            <w:r>
-              <w:rPr>
-                <w:rFonts w:ascii="Aptos" w:hAnsi="Aptos"/>
-                <w:color w:val="000000"/>
-                <w:sz w:val="16"/>
-              </w:rPr>
-            </w:r>
           </w:p>
         </w:tc>
         <w:tc>
@@ -20638,13 +23673,6 @@
             <w:pPr>
               <w:spacing w:after="0"/>
             </w:pPr>
-            <w:r>
-              <w:rPr>
-                <w:rFonts w:ascii="Aptos" w:hAnsi="Aptos"/>
-                <w:color w:val="000000"/>
-                <w:sz w:val="16"/>
-              </w:rPr>
-            </w:r>
           </w:p>
         </w:tc>
         <w:tc>
@@ -20671,13 +23699,6 @@
             <w:pPr>
               <w:spacing w:after="0"/>
             </w:pPr>
-            <w:r>
-              <w:rPr>
-                <w:rFonts w:ascii="Aptos" w:hAnsi="Aptos"/>
-                <w:color w:val="000000"/>
-                <w:sz w:val="16"/>
-              </w:rPr>
-            </w:r>
           </w:p>
         </w:tc>
         <w:tc>
@@ -20704,13 +23725,6 @@
             <w:pPr>
               <w:spacing w:after="0"/>
             </w:pPr>
-            <w:r>
-              <w:rPr>
-                <w:rFonts w:ascii="Aptos" w:hAnsi="Aptos"/>
-                <w:color w:val="000000"/>
-                <w:sz w:val="16"/>
-              </w:rPr>
-            </w:r>
           </w:p>
         </w:tc>
         <w:tc>
@@ -20737,13 +23751,6 @@
             <w:pPr>
               <w:spacing w:after="0"/>
             </w:pPr>
-            <w:r>
-              <w:rPr>
-                <w:rFonts w:ascii="Aptos" w:hAnsi="Aptos"/>
-                <w:color w:val="000000"/>
-                <w:sz w:val="16"/>
-              </w:rPr>
-            </w:r>
           </w:p>
         </w:tc>
         <w:tc>
@@ -20770,13 +23777,6 @@
             <w:pPr>
               <w:spacing w:after="0"/>
             </w:pPr>
-            <w:r>
-              <w:rPr>
-                <w:rFonts w:ascii="Aptos" w:hAnsi="Aptos"/>
-                <w:color w:val="000000"/>
-                <w:sz w:val="16"/>
-              </w:rPr>
-            </w:r>
           </w:p>
         </w:tc>
       </w:tr>
@@ -20809,13 +23809,6 @@
               <w:spacing w:after="0"/>
               <w:jc w:val="center"/>
             </w:pPr>
-            <w:r>
-              <w:rPr>
-                <w:rFonts w:ascii="Aptos" w:hAnsi="Aptos"/>
-                <w:color w:val="000000"/>
-                <w:sz w:val="16"/>
-              </w:rPr>
-            </w:r>
           </w:p>
         </w:tc>
         <w:tc>
@@ -20842,13 +23835,6 @@
             <w:pPr>
               <w:spacing w:after="0"/>
             </w:pPr>
-            <w:r>
-              <w:rPr>
-                <w:rFonts w:ascii="Aptos" w:hAnsi="Aptos"/>
-                <w:color w:val="000000"/>
-                <w:sz w:val="16"/>
-              </w:rPr>
-            </w:r>
           </w:p>
         </w:tc>
         <w:tc>
@@ -20875,13 +23861,6 @@
             <w:pPr>
               <w:spacing w:after="0"/>
             </w:pPr>
-            <w:r>
-              <w:rPr>
-                <w:rFonts w:ascii="Aptos" w:hAnsi="Aptos"/>
-                <w:color w:val="000000"/>
-                <w:sz w:val="16"/>
-              </w:rPr>
-            </w:r>
           </w:p>
         </w:tc>
         <w:tc>
@@ -20908,13 +23887,6 @@
             <w:pPr>
               <w:spacing w:after="0"/>
             </w:pPr>
-            <w:r>
-              <w:rPr>
-                <w:rFonts w:ascii="Aptos" w:hAnsi="Aptos"/>
-                <w:color w:val="000000"/>
-                <w:sz w:val="16"/>
-              </w:rPr>
-            </w:r>
           </w:p>
         </w:tc>
         <w:tc>
@@ -20941,13 +23913,6 @@
             <w:pPr>
               <w:spacing w:after="0"/>
             </w:pPr>
-            <w:r>
-              <w:rPr>
-                <w:rFonts w:ascii="Aptos" w:hAnsi="Aptos"/>
-                <w:color w:val="000000"/>
-                <w:sz w:val="16"/>
-              </w:rPr>
-            </w:r>
           </w:p>
         </w:tc>
         <w:tc>
@@ -20974,13 +23939,6 @@
             <w:pPr>
               <w:spacing w:after="0"/>
             </w:pPr>
-            <w:r>
-              <w:rPr>
-                <w:rFonts w:ascii="Aptos" w:hAnsi="Aptos"/>
-                <w:color w:val="000000"/>
-                <w:sz w:val="16"/>
-              </w:rPr>
-            </w:r>
           </w:p>
         </w:tc>
       </w:tr>
@@ -21013,13 +23971,6 @@
               <w:spacing w:after="0"/>
               <w:jc w:val="center"/>
             </w:pPr>
-            <w:r>
-              <w:rPr>
-                <w:rFonts w:ascii="Aptos" w:hAnsi="Aptos"/>
-                <w:color w:val="000000"/>
-                <w:sz w:val="16"/>
-              </w:rPr>
-            </w:r>
           </w:p>
         </w:tc>
         <w:tc>
@@ -21046,13 +23997,6 @@
             <w:pPr>
               <w:spacing w:after="0"/>
             </w:pPr>
-            <w:r>
-              <w:rPr>
-                <w:rFonts w:ascii="Aptos" w:hAnsi="Aptos"/>
-                <w:color w:val="000000"/>
-                <w:sz w:val="16"/>
-              </w:rPr>
-            </w:r>
           </w:p>
         </w:tc>
         <w:tc>
@@ -21079,13 +24023,6 @@
             <w:pPr>
               <w:spacing w:after="0"/>
             </w:pPr>
-            <w:r>
-              <w:rPr>
-                <w:rFonts w:ascii="Aptos" w:hAnsi="Aptos"/>
-                <w:color w:val="000000"/>
-                <w:sz w:val="16"/>
-              </w:rPr>
-            </w:r>
           </w:p>
         </w:tc>
         <w:tc>
@@ -21112,13 +24049,6 @@
             <w:pPr>
               <w:spacing w:after="0"/>
             </w:pPr>
-            <w:r>
-              <w:rPr>
-                <w:rFonts w:ascii="Aptos" w:hAnsi="Aptos"/>
-                <w:color w:val="000000"/>
-                <w:sz w:val="16"/>
-              </w:rPr>
-            </w:r>
           </w:p>
         </w:tc>
         <w:tc>
@@ -21145,13 +24075,6 @@
             <w:pPr>
               <w:spacing w:after="0"/>
             </w:pPr>
-            <w:r>
-              <w:rPr>
-                <w:rFonts w:ascii="Aptos" w:hAnsi="Aptos"/>
-                <w:color w:val="000000"/>
-                <w:sz w:val="16"/>
-              </w:rPr>
-            </w:r>
           </w:p>
         </w:tc>
         <w:tc>
@@ -21178,13 +24101,6 @@
             <w:pPr>
               <w:spacing w:after="0"/>
             </w:pPr>
-            <w:r>
-              <w:rPr>
-                <w:rFonts w:ascii="Aptos" w:hAnsi="Aptos"/>
-                <w:color w:val="000000"/>
-                <w:sz w:val="16"/>
-              </w:rPr>
-            </w:r>
           </w:p>
         </w:tc>
       </w:tr>
@@ -21217,13 +24133,6 @@
               <w:spacing w:after="0"/>
               <w:jc w:val="center"/>
             </w:pPr>
-            <w:r>
-              <w:rPr>
-                <w:rFonts w:ascii="Aptos" w:hAnsi="Aptos"/>
-                <w:color w:val="000000"/>
-                <w:sz w:val="16"/>
-              </w:rPr>
-            </w:r>
           </w:p>
         </w:tc>
         <w:tc>
@@ -21250,13 +24159,6 @@
             <w:pPr>
               <w:spacing w:after="0"/>
             </w:pPr>
-            <w:r>
-              <w:rPr>
-                <w:rFonts w:ascii="Aptos" w:hAnsi="Aptos"/>
-                <w:color w:val="000000"/>
-                <w:sz w:val="16"/>
-              </w:rPr>
-            </w:r>
           </w:p>
         </w:tc>
         <w:tc>
@@ -21283,13 +24185,6 @@
             <w:pPr>
               <w:spacing w:after="0"/>
             </w:pPr>
-            <w:r>
-              <w:rPr>
-                <w:rFonts w:ascii="Aptos" w:hAnsi="Aptos"/>
-                <w:color w:val="000000"/>
-                <w:sz w:val="16"/>
-              </w:rPr>
-            </w:r>
           </w:p>
         </w:tc>
         <w:tc>
@@ -21316,13 +24211,6 @@
             <w:pPr>
               <w:spacing w:after="0"/>
             </w:pPr>
-            <w:r>
-              <w:rPr>
-                <w:rFonts w:ascii="Aptos" w:hAnsi="Aptos"/>
-                <w:color w:val="000000"/>
-                <w:sz w:val="16"/>
-              </w:rPr>
-            </w:r>
           </w:p>
         </w:tc>
         <w:tc>
@@ -21349,13 +24237,6 @@
             <w:pPr>
               <w:spacing w:after="0"/>
             </w:pPr>
-            <w:r>
-              <w:rPr>
-                <w:rFonts w:ascii="Aptos" w:hAnsi="Aptos"/>
-                <w:color w:val="000000"/>
-                <w:sz w:val="16"/>
-              </w:rPr>
-            </w:r>
           </w:p>
         </w:tc>
         <w:tc>
@@ -21382,13 +24263,6 @@
             <w:pPr>
               <w:spacing w:after="0"/>
             </w:pPr>
-            <w:r>
-              <w:rPr>
-                <w:rFonts w:ascii="Aptos" w:hAnsi="Aptos"/>
-                <w:color w:val="000000"/>
-                <w:sz w:val="16"/>
-              </w:rPr>
-            </w:r>
           </w:p>
         </w:tc>
       </w:tr>
@@ -21421,13 +24295,6 @@
               <w:spacing w:after="0"/>
               <w:jc w:val="center"/>
             </w:pPr>
-            <w:r>
-              <w:rPr>
-                <w:rFonts w:ascii="Aptos" w:hAnsi="Aptos"/>
-                <w:color w:val="000000"/>
-                <w:sz w:val="16"/>
-              </w:rPr>
-            </w:r>
           </w:p>
         </w:tc>
         <w:tc>
@@ -21454,13 +24321,6 @@
             <w:pPr>
               <w:spacing w:after="0"/>
             </w:pPr>
-            <w:r>
-              <w:rPr>
-                <w:rFonts w:ascii="Aptos" w:hAnsi="Aptos"/>
-                <w:color w:val="000000"/>
-                <w:sz w:val="16"/>
-              </w:rPr>
-            </w:r>
           </w:p>
         </w:tc>
         <w:tc>
@@ -21487,13 +24347,6 @@
             <w:pPr>
               <w:spacing w:after="0"/>
             </w:pPr>
-            <w:r>
-              <w:rPr>
-                <w:rFonts w:ascii="Aptos" w:hAnsi="Aptos"/>
-                <w:color w:val="000000"/>
-                <w:sz w:val="16"/>
-              </w:rPr>
-            </w:r>
           </w:p>
         </w:tc>
         <w:tc>
@@ -21520,13 +24373,6 @@
             <w:pPr>
               <w:spacing w:after="0"/>
             </w:pPr>
-            <w:r>
-              <w:rPr>
-                <w:rFonts w:ascii="Aptos" w:hAnsi="Aptos"/>
-                <w:color w:val="000000"/>
-                <w:sz w:val="16"/>
-              </w:rPr>
-            </w:r>
           </w:p>
         </w:tc>
         <w:tc>
@@ -21553,13 +24399,6 @@
             <w:pPr>
               <w:spacing w:after="0"/>
             </w:pPr>
-            <w:r>
-              <w:rPr>
-                <w:rFonts w:ascii="Aptos" w:hAnsi="Aptos"/>
-                <w:color w:val="000000"/>
-                <w:sz w:val="16"/>
-              </w:rPr>
-            </w:r>
           </w:p>
         </w:tc>
         <w:tc>
@@ -21586,13 +24425,6 @@
             <w:pPr>
               <w:spacing w:after="0"/>
             </w:pPr>
-            <w:r>
-              <w:rPr>
-                <w:rFonts w:ascii="Aptos" w:hAnsi="Aptos"/>
-                <w:color w:val="000000"/>
-                <w:sz w:val="16"/>
-              </w:rPr>
-            </w:r>
           </w:p>
         </w:tc>
       </w:tr>
@@ -21625,13 +24457,6 @@
               <w:spacing w:after="0"/>
               <w:jc w:val="center"/>
             </w:pPr>
-            <w:r>
-              <w:rPr>
-                <w:rFonts w:ascii="Aptos" w:hAnsi="Aptos"/>
-                <w:color w:val="000000"/>
-                <w:sz w:val="16"/>
-              </w:rPr>
-            </w:r>
           </w:p>
         </w:tc>
         <w:tc>
@@ -21658,13 +24483,6 @@
             <w:pPr>
               <w:spacing w:after="0"/>
             </w:pPr>
-            <w:r>
-              <w:rPr>
-                <w:rFonts w:ascii="Aptos" w:hAnsi="Aptos"/>
-                <w:color w:val="000000"/>
-                <w:sz w:val="16"/>
-              </w:rPr>
-            </w:r>
           </w:p>
         </w:tc>
         <w:tc>
@@ -21691,13 +24509,6 @@
             <w:pPr>
               <w:spacing w:after="0"/>
             </w:pPr>
-            <w:r>
-              <w:rPr>
-                <w:rFonts w:ascii="Aptos" w:hAnsi="Aptos"/>
-                <w:color w:val="000000"/>
-                <w:sz w:val="16"/>
-              </w:rPr>
-            </w:r>
           </w:p>
         </w:tc>
         <w:tc>
@@ -21724,13 +24535,6 @@
             <w:pPr>
               <w:spacing w:after="0"/>
             </w:pPr>
-            <w:r>
-              <w:rPr>
-                <w:rFonts w:ascii="Aptos" w:hAnsi="Aptos"/>
-                <w:color w:val="000000"/>
-                <w:sz w:val="16"/>
-              </w:rPr>
-            </w:r>
           </w:p>
         </w:tc>
         <w:tc>
@@ -21757,13 +24561,6 @@
             <w:pPr>
               <w:spacing w:after="0"/>
             </w:pPr>
-            <w:r>
-              <w:rPr>
-                <w:rFonts w:ascii="Aptos" w:hAnsi="Aptos"/>
-                <w:color w:val="000000"/>
-                <w:sz w:val="16"/>
-              </w:rPr>
-            </w:r>
           </w:p>
         </w:tc>
         <w:tc>
@@ -21790,13 +24587,6 @@
             <w:pPr>
               <w:spacing w:after="0"/>
             </w:pPr>
-            <w:r>
-              <w:rPr>
-                <w:rFonts w:ascii="Aptos" w:hAnsi="Aptos"/>
-                <w:color w:val="000000"/>
-                <w:sz w:val="16"/>
-              </w:rPr>
-            </w:r>
           </w:p>
         </w:tc>
       </w:tr>
@@ -21829,13 +24619,6 @@
               <w:spacing w:after="0"/>
               <w:jc w:val="center"/>
             </w:pPr>
-            <w:r>
-              <w:rPr>
-                <w:rFonts w:ascii="Aptos" w:hAnsi="Aptos"/>
-                <w:color w:val="000000"/>
-                <w:sz w:val="16"/>
-              </w:rPr>
-            </w:r>
           </w:p>
         </w:tc>
         <w:tc>
@@ -21862,13 +24645,6 @@
             <w:pPr>
               <w:spacing w:after="0"/>
             </w:pPr>
-            <w:r>
-              <w:rPr>
-                <w:rFonts w:ascii="Aptos" w:hAnsi="Aptos"/>
-                <w:color w:val="000000"/>
-                <w:sz w:val="16"/>
-              </w:rPr>
-            </w:r>
           </w:p>
         </w:tc>
         <w:tc>
@@ -21895,13 +24671,6 @@
             <w:pPr>
               <w:spacing w:after="0"/>
             </w:pPr>
-            <w:r>
-              <w:rPr>
-                <w:rFonts w:ascii="Aptos" w:hAnsi="Aptos"/>
-                <w:color w:val="000000"/>
-                <w:sz w:val="16"/>
-              </w:rPr>
-            </w:r>
           </w:p>
         </w:tc>
         <w:tc>
@@ -21928,13 +24697,6 @@
             <w:pPr>
               <w:spacing w:after="0"/>
             </w:pPr>
-            <w:r>
-              <w:rPr>
-                <w:rFonts w:ascii="Aptos" w:hAnsi="Aptos"/>
-                <w:color w:val="000000"/>
-                <w:sz w:val="16"/>
-              </w:rPr>
-            </w:r>
           </w:p>
         </w:tc>
         <w:tc>
@@ -21961,13 +24723,6 @@
             <w:pPr>
               <w:spacing w:after="0"/>
             </w:pPr>
-            <w:r>
-              <w:rPr>
-                <w:rFonts w:ascii="Aptos" w:hAnsi="Aptos"/>
-                <w:color w:val="000000"/>
-                <w:sz w:val="16"/>
-              </w:rPr>
-            </w:r>
           </w:p>
         </w:tc>
         <w:tc>
@@ -21994,13 +24749,6 @@
             <w:pPr>
               <w:spacing w:after="0"/>
             </w:pPr>
-            <w:r>
-              <w:rPr>
-                <w:rFonts w:ascii="Aptos" w:hAnsi="Aptos"/>
-                <w:color w:val="000000"/>
-                <w:sz w:val="16"/>
-              </w:rPr>
-            </w:r>
           </w:p>
         </w:tc>
       </w:tr>
@@ -22033,13 +24781,6 @@
               <w:spacing w:after="0"/>
               <w:jc w:val="center"/>
             </w:pPr>
-            <w:r>
-              <w:rPr>
-                <w:rFonts w:ascii="Aptos" w:hAnsi="Aptos"/>
-                <w:color w:val="000000"/>
-                <w:sz w:val="16"/>
-              </w:rPr>
-            </w:r>
           </w:p>
         </w:tc>
         <w:tc>
@@ -22066,13 +24807,6 @@
             <w:pPr>
               <w:spacing w:after="0"/>
             </w:pPr>
-            <w:r>
-              <w:rPr>
-                <w:rFonts w:ascii="Aptos" w:hAnsi="Aptos"/>
-                <w:color w:val="000000"/>
-                <w:sz w:val="16"/>
-              </w:rPr>
-            </w:r>
           </w:p>
         </w:tc>
         <w:tc>
@@ -22099,13 +24833,6 @@
             <w:pPr>
               <w:spacing w:after="0"/>
             </w:pPr>
-            <w:r>
-              <w:rPr>
-                <w:rFonts w:ascii="Aptos" w:hAnsi="Aptos"/>
-                <w:color w:val="000000"/>
-                <w:sz w:val="16"/>
-              </w:rPr>
-            </w:r>
           </w:p>
         </w:tc>
         <w:tc>
@@ -22132,13 +24859,6 @@
             <w:pPr>
               <w:spacing w:after="0"/>
             </w:pPr>
-            <w:r>
-              <w:rPr>
-                <w:rFonts w:ascii="Aptos" w:hAnsi="Aptos"/>
-                <w:color w:val="000000"/>
-                <w:sz w:val="16"/>
-              </w:rPr>
-            </w:r>
           </w:p>
         </w:tc>
         <w:tc>
@@ -22165,13 +24885,6 @@
             <w:pPr>
               <w:spacing w:after="0"/>
             </w:pPr>
-            <w:r>
-              <w:rPr>
-                <w:rFonts w:ascii="Aptos" w:hAnsi="Aptos"/>
-                <w:color w:val="000000"/>
-                <w:sz w:val="16"/>
-              </w:rPr>
-            </w:r>
           </w:p>
         </w:tc>
         <w:tc>
@@ -22198,13 +24911,6 @@
             <w:pPr>
               <w:spacing w:after="0"/>
             </w:pPr>
-            <w:r>
-              <w:rPr>
-                <w:rFonts w:ascii="Aptos" w:hAnsi="Aptos"/>
-                <w:color w:val="000000"/>
-                <w:sz w:val="16"/>
-              </w:rPr>
-            </w:r>
           </w:p>
         </w:tc>
       </w:tr>
@@ -22237,13 +24943,6 @@
               <w:spacing w:after="0"/>
               <w:jc w:val="center"/>
             </w:pPr>
-            <w:r>
-              <w:rPr>
-                <w:rFonts w:ascii="Aptos" w:hAnsi="Aptos"/>
-                <w:color w:val="000000"/>
-                <w:sz w:val="16"/>
-              </w:rPr>
-            </w:r>
           </w:p>
         </w:tc>
         <w:tc>
@@ -22270,13 +24969,6 @@
             <w:pPr>
               <w:spacing w:after="0"/>
             </w:pPr>
-            <w:r>
-              <w:rPr>
-                <w:rFonts w:ascii="Aptos" w:hAnsi="Aptos"/>
-                <w:color w:val="000000"/>
-                <w:sz w:val="16"/>
-              </w:rPr>
-            </w:r>
           </w:p>
         </w:tc>
         <w:tc>
@@ -22303,13 +24995,6 @@
             <w:pPr>
               <w:spacing w:after="0"/>
             </w:pPr>
-            <w:r>
-              <w:rPr>
-                <w:rFonts w:ascii="Aptos" w:hAnsi="Aptos"/>
-                <w:color w:val="000000"/>
-                <w:sz w:val="16"/>
-              </w:rPr>
-            </w:r>
           </w:p>
         </w:tc>
         <w:tc>
@@ -22336,13 +25021,6 @@
             <w:pPr>
               <w:spacing w:after="0"/>
             </w:pPr>
-            <w:r>
-              <w:rPr>
-                <w:rFonts w:ascii="Aptos" w:hAnsi="Aptos"/>
-                <w:color w:val="000000"/>
-                <w:sz w:val="16"/>
-              </w:rPr>
-            </w:r>
           </w:p>
         </w:tc>
         <w:tc>
@@ -22369,13 +25047,6 @@
             <w:pPr>
               <w:spacing w:after="0"/>
             </w:pPr>
-            <w:r>
-              <w:rPr>
-                <w:rFonts w:ascii="Aptos" w:hAnsi="Aptos"/>
-                <w:color w:val="000000"/>
-                <w:sz w:val="16"/>
-              </w:rPr>
-            </w:r>
           </w:p>
         </w:tc>
         <w:tc>
@@ -22402,13 +25073,6 @@
             <w:pPr>
               <w:spacing w:after="0"/>
             </w:pPr>
-            <w:r>
-              <w:rPr>
-                <w:rFonts w:ascii="Aptos" w:hAnsi="Aptos"/>
-                <w:color w:val="000000"/>
-                <w:sz w:val="16"/>
-              </w:rPr>
-            </w:r>
           </w:p>
         </w:tc>
       </w:tr>
@@ -22417,6 +25081,1237 @@
       <w:pPr>
         <w:spacing w:after="20"/>
       </w:pPr>
+    </w:p>
+    <w:p>
+      <w:pPr>
+        <w:pStyle w:val="Heading2"/>
+        <w:keepNext/>
+      </w:pPr>
+      <w:r>
+        <w:t>Review queue</w:t>
+      </w:r>
+    </w:p>
+    <w:tbl>
+      <w:tblPr>
+        <w:tblW w:type="auto" w:w="0"/>
+        <w:jc w:val="center"/>
+        <w:tblLayout w:type="fixed"/>
+        <w:tblLook w:firstColumn="1" w:firstRow="1" w:lastColumn="0" w:lastRow="0" w:noHBand="0" w:noVBand="1" w:val="04A0"/>
+      </w:tblPr>
+      <w:tblGrid>
+        <w:gridCol w:w="1694"/>
+        <w:gridCol w:w="1694"/>
+        <w:gridCol w:w="1694"/>
+        <w:gridCol w:w="1694"/>
+        <w:gridCol w:w="1694"/>
+        <w:gridCol w:w="1694"/>
+      </w:tblGrid>
+      <w:tr>
+        <w:trPr>
+          <w:tblHeader w:val="true"/>
+        </w:trPr>
+        <w:tc>
+          <w:tcPr>
+            <w:tcW w:type="dxa" w:w="1656"/>
+            <w:shd w:fill="1F4E78"/>
+            <w:tcBorders>
+              <w:top w:val="single" w:sz="6" w:color="D9D9D9"/>
+              <w:left w:val="single" w:sz="6" w:color="D9D9D9"/>
+              <w:bottom w:val="single" w:sz="6" w:color="D9D9D9"/>
+              <w:right w:val="single" w:sz="6" w:color="D9D9D9"/>
+              <w:insideH w:val="single" w:sz="6" w:color="D9D9D9"/>
+              <w:insideV w:val="single" w:sz="6" w:color="D9D9D9"/>
+            </w:tcBorders>
+            <w:tcMar>
+              <w:top w:w="90" w:type="dxa"/>
+              <w:start w:w="105" w:type="dxa"/>
+              <w:bottom w:w="90" w:type="dxa"/>
+              <w:end w:w="105" w:type="dxa"/>
+            </w:tcMar>
+            <w:vAlign w:val="center"/>
+          </w:tcPr>
+          <w:p>
+            <w:pPr>
+              <w:spacing w:after="0"/>
+              <w:jc w:val="center"/>
+            </w:pPr>
+            <w:r>
+              <w:rPr>
+                <w:rFonts w:ascii="Aptos" w:hAnsi="Aptos"/>
+                <w:b/>
+                <w:color w:val="FFFFFF"/>
+                <w:sz w:val="16"/>
+              </w:rPr>
+              <w:t>Objective</w:t>
+            </w:r>
+          </w:p>
+        </w:tc>
+        <w:tc>
+          <w:tcPr>
+            <w:tcW w:type="dxa" w:w="1440"/>
+            <w:shd w:fill="1F4E78"/>
+            <w:tcBorders>
+              <w:top w:val="single" w:sz="6" w:color="D9D9D9"/>
+              <w:left w:val="single" w:sz="6" w:color="D9D9D9"/>
+              <w:bottom w:val="single" w:sz="6" w:color="D9D9D9"/>
+              <w:right w:val="single" w:sz="6" w:color="D9D9D9"/>
+              <w:insideH w:val="single" w:sz="6" w:color="D9D9D9"/>
+              <w:insideV w:val="single" w:sz="6" w:color="D9D9D9"/>
+            </w:tcBorders>
+            <w:tcMar>
+              <w:top w:w="90" w:type="dxa"/>
+              <w:start w:w="105" w:type="dxa"/>
+              <w:bottom w:w="90" w:type="dxa"/>
+              <w:end w:w="105" w:type="dxa"/>
+            </w:tcMar>
+            <w:vAlign w:val="center"/>
+          </w:tcPr>
+          <w:p>
+            <w:pPr>
+              <w:spacing w:after="0"/>
+              <w:jc w:val="center"/>
+            </w:pPr>
+            <w:r>
+              <w:rPr>
+                <w:rFonts w:ascii="Aptos" w:hAnsi="Aptos"/>
+                <w:b/>
+                <w:color w:val="FFFFFF"/>
+                <w:sz w:val="16"/>
+              </w:rPr>
+              <w:t>Last attempt</w:t>
+            </w:r>
+          </w:p>
+        </w:tc>
+        <w:tc>
+          <w:tcPr>
+            <w:tcW w:type="dxa" w:w="1152"/>
+            <w:shd w:fill="1F4E78"/>
+            <w:tcBorders>
+              <w:top w:val="single" w:sz="6" w:color="D9D9D9"/>
+              <w:left w:val="single" w:sz="6" w:color="D9D9D9"/>
+              <w:bottom w:val="single" w:sz="6" w:color="D9D9D9"/>
+              <w:right w:val="single" w:sz="6" w:color="D9D9D9"/>
+              <w:insideH w:val="single" w:sz="6" w:color="D9D9D9"/>
+              <w:insideV w:val="single" w:sz="6" w:color="D9D9D9"/>
+            </w:tcBorders>
+            <w:tcMar>
+              <w:top w:w="90" w:type="dxa"/>
+              <w:start w:w="105" w:type="dxa"/>
+              <w:bottom w:w="90" w:type="dxa"/>
+              <w:end w:w="105" w:type="dxa"/>
+            </w:tcMar>
+            <w:vAlign w:val="center"/>
+          </w:tcPr>
+          <w:p>
+            <w:pPr>
+              <w:spacing w:after="0"/>
+              <w:jc w:val="center"/>
+            </w:pPr>
+            <w:r>
+              <w:rPr>
+                <w:rFonts w:ascii="Aptos" w:hAnsi="Aptos"/>
+                <w:b/>
+                <w:color w:val="FFFFFF"/>
+                <w:sz w:val="16"/>
+              </w:rPr>
+              <w:t>Confidence 0 to 3</w:t>
+            </w:r>
+          </w:p>
+        </w:tc>
+        <w:tc>
+          <w:tcPr>
+            <w:tcW w:type="dxa" w:w="1440"/>
+            <w:shd w:fill="1F4E78"/>
+            <w:tcBorders>
+              <w:top w:val="single" w:sz="6" w:color="D9D9D9"/>
+              <w:left w:val="single" w:sz="6" w:color="D9D9D9"/>
+              <w:bottom w:val="single" w:sz="6" w:color="D9D9D9"/>
+              <w:right w:val="single" w:sz="6" w:color="D9D9D9"/>
+              <w:insideH w:val="single" w:sz="6" w:color="D9D9D9"/>
+              <w:insideV w:val="single" w:sz="6" w:color="D9D9D9"/>
+            </w:tcBorders>
+            <w:tcMar>
+              <w:top w:w="90" w:type="dxa"/>
+              <w:start w:w="105" w:type="dxa"/>
+              <w:bottom w:w="90" w:type="dxa"/>
+              <w:end w:w="105" w:type="dxa"/>
+            </w:tcMar>
+            <w:vAlign w:val="center"/>
+          </w:tcPr>
+          <w:p>
+            <w:pPr>
+              <w:spacing w:after="0"/>
+              <w:jc w:val="center"/>
+            </w:pPr>
+            <w:r>
+              <w:rPr>
+                <w:rFonts w:ascii="Aptos" w:hAnsi="Aptos"/>
+                <w:b/>
+                <w:color w:val="FFFFFF"/>
+                <w:sz w:val="16"/>
+              </w:rPr>
+              <w:t>Next review</w:t>
+            </w:r>
+          </w:p>
+        </w:tc>
+        <w:tc>
+          <w:tcPr>
+            <w:tcW w:type="dxa" w:w="1584"/>
+            <w:shd w:fill="1F4E78"/>
+            <w:tcBorders>
+              <w:top w:val="single" w:sz="6" w:color="D9D9D9"/>
+              <w:left w:val="single" w:sz="6" w:color="D9D9D9"/>
+              <w:bottom w:val="single" w:sz="6" w:color="D9D9D9"/>
+              <w:right w:val="single" w:sz="6" w:color="D9D9D9"/>
+              <w:insideH w:val="single" w:sz="6" w:color="D9D9D9"/>
+              <w:insideV w:val="single" w:sz="6" w:color="D9D9D9"/>
+            </w:tcBorders>
+            <w:tcMar>
+              <w:top w:w="90" w:type="dxa"/>
+              <w:start w:w="105" w:type="dxa"/>
+              <w:bottom w:w="90" w:type="dxa"/>
+              <w:end w:w="105" w:type="dxa"/>
+            </w:tcMar>
+            <w:vAlign w:val="center"/>
+          </w:tcPr>
+          <w:p>
+            <w:pPr>
+              <w:spacing w:after="0"/>
+              <w:jc w:val="center"/>
+            </w:pPr>
+            <w:r>
+              <w:rPr>
+                <w:rFonts w:ascii="Aptos" w:hAnsi="Aptos"/>
+                <w:b/>
+                <w:color w:val="FFFFFF"/>
+                <w:sz w:val="16"/>
+              </w:rPr>
+              <w:t>Fresh check</w:t>
+            </w:r>
+          </w:p>
+        </w:tc>
+        <w:tc>
+          <w:tcPr>
+            <w:tcW w:type="dxa" w:w="2808"/>
+            <w:shd w:fill="1F4E78"/>
+            <w:tcBorders>
+              <w:top w:val="single" w:sz="6" w:color="D9D9D9"/>
+              <w:left w:val="single" w:sz="6" w:color="D9D9D9"/>
+              <w:bottom w:val="single" w:sz="6" w:color="D9D9D9"/>
+              <w:right w:val="single" w:sz="6" w:color="D9D9D9"/>
+              <w:insideH w:val="single" w:sz="6" w:color="D9D9D9"/>
+              <w:insideV w:val="single" w:sz="6" w:color="D9D9D9"/>
+            </w:tcBorders>
+            <w:tcMar>
+              <w:top w:w="90" w:type="dxa"/>
+              <w:start w:w="105" w:type="dxa"/>
+              <w:bottom w:w="90" w:type="dxa"/>
+              <w:end w:w="105" w:type="dxa"/>
+            </w:tcMar>
+            <w:vAlign w:val="center"/>
+          </w:tcPr>
+          <w:p>
+            <w:pPr>
+              <w:spacing w:after="0"/>
+              <w:jc w:val="center"/>
+            </w:pPr>
+            <w:r>
+              <w:rPr>
+                <w:rFonts w:ascii="Aptos" w:hAnsi="Aptos"/>
+                <w:b/>
+                <w:color w:val="FFFFFF"/>
+                <w:sz w:val="16"/>
+              </w:rPr>
+              <w:t>Remaining error</w:t>
+            </w:r>
+          </w:p>
+        </w:tc>
+      </w:tr>
+      <w:tr>
+        <w:trPr>
+          <w:cantSplit/>
+        </w:trPr>
+        <w:tc>
+          <w:tcPr>
+            <w:tcW w:type="dxa" w:w="1656"/>
+            <w:shd w:fill="FFFFFF"/>
+            <w:tcBorders>
+              <w:top w:val="single" w:sz="6" w:color="D9D9D9"/>
+              <w:left w:val="single" w:sz="6" w:color="D9D9D9"/>
+              <w:bottom w:val="single" w:sz="6" w:color="D9D9D9"/>
+              <w:right w:val="single" w:sz="6" w:color="D9D9D9"/>
+              <w:insideH w:val="single" w:sz="6" w:color="D9D9D9"/>
+              <w:insideV w:val="single" w:sz="6" w:color="D9D9D9"/>
+            </w:tcBorders>
+            <w:tcMar>
+              <w:top w:w="90" w:type="dxa"/>
+              <w:start w:w="105" w:type="dxa"/>
+              <w:bottom w:w="90" w:type="dxa"/>
+              <w:end w:w="105" w:type="dxa"/>
+            </w:tcMar>
+            <w:vAlign w:val="center"/>
+          </w:tcPr>
+          <w:p>
+            <w:pPr>
+              <w:spacing w:after="0"/>
+              <w:jc w:val="center"/>
+            </w:pPr>
+          </w:p>
+        </w:tc>
+        <w:tc>
+          <w:tcPr>
+            <w:tcW w:type="dxa" w:w="1440"/>
+            <w:shd w:fill="FFFFFF"/>
+            <w:tcBorders>
+              <w:top w:val="single" w:sz="6" w:color="D9D9D9"/>
+              <w:left w:val="single" w:sz="6" w:color="D9D9D9"/>
+              <w:bottom w:val="single" w:sz="6" w:color="D9D9D9"/>
+              <w:right w:val="single" w:sz="6" w:color="D9D9D9"/>
+              <w:insideH w:val="single" w:sz="6" w:color="D9D9D9"/>
+              <w:insideV w:val="single" w:sz="6" w:color="D9D9D9"/>
+            </w:tcBorders>
+            <w:tcMar>
+              <w:top w:w="90" w:type="dxa"/>
+              <w:start w:w="105" w:type="dxa"/>
+              <w:bottom w:w="90" w:type="dxa"/>
+              <w:end w:w="105" w:type="dxa"/>
+            </w:tcMar>
+            <w:vAlign w:val="center"/>
+          </w:tcPr>
+          <w:p>
+            <w:pPr>
+              <w:spacing w:after="0"/>
+            </w:pPr>
+          </w:p>
+        </w:tc>
+        <w:tc>
+          <w:tcPr>
+            <w:tcW w:type="dxa" w:w="1152"/>
+            <w:shd w:fill="FFFFFF"/>
+            <w:tcBorders>
+              <w:top w:val="single" w:sz="6" w:color="D9D9D9"/>
+              <w:left w:val="single" w:sz="6" w:color="D9D9D9"/>
+              <w:bottom w:val="single" w:sz="6" w:color="D9D9D9"/>
+              <w:right w:val="single" w:sz="6" w:color="D9D9D9"/>
+              <w:insideH w:val="single" w:sz="6" w:color="D9D9D9"/>
+              <w:insideV w:val="single" w:sz="6" w:color="D9D9D9"/>
+            </w:tcBorders>
+            <w:tcMar>
+              <w:top w:w="90" w:type="dxa"/>
+              <w:start w:w="105" w:type="dxa"/>
+              <w:bottom w:w="90" w:type="dxa"/>
+              <w:end w:w="105" w:type="dxa"/>
+            </w:tcMar>
+            <w:vAlign w:val="center"/>
+          </w:tcPr>
+          <w:p>
+            <w:pPr>
+              <w:spacing w:after="0"/>
+            </w:pPr>
+          </w:p>
+        </w:tc>
+        <w:tc>
+          <w:tcPr>
+            <w:tcW w:type="dxa" w:w="1440"/>
+            <w:shd w:fill="FFFFFF"/>
+            <w:tcBorders>
+              <w:top w:val="single" w:sz="6" w:color="D9D9D9"/>
+              <w:left w:val="single" w:sz="6" w:color="D9D9D9"/>
+              <w:bottom w:val="single" w:sz="6" w:color="D9D9D9"/>
+              <w:right w:val="single" w:sz="6" w:color="D9D9D9"/>
+              <w:insideH w:val="single" w:sz="6" w:color="D9D9D9"/>
+              <w:insideV w:val="single" w:sz="6" w:color="D9D9D9"/>
+            </w:tcBorders>
+            <w:tcMar>
+              <w:top w:w="90" w:type="dxa"/>
+              <w:start w:w="105" w:type="dxa"/>
+              <w:bottom w:w="90" w:type="dxa"/>
+              <w:end w:w="105" w:type="dxa"/>
+            </w:tcMar>
+            <w:vAlign w:val="center"/>
+          </w:tcPr>
+          <w:p>
+            <w:pPr>
+              <w:spacing w:after="0"/>
+            </w:pPr>
+          </w:p>
+        </w:tc>
+        <w:tc>
+          <w:tcPr>
+            <w:tcW w:type="dxa" w:w="1584"/>
+            <w:shd w:fill="FFFFFF"/>
+            <w:tcBorders>
+              <w:top w:val="single" w:sz="6" w:color="D9D9D9"/>
+              <w:left w:val="single" w:sz="6" w:color="D9D9D9"/>
+              <w:bottom w:val="single" w:sz="6" w:color="D9D9D9"/>
+              <w:right w:val="single" w:sz="6" w:color="D9D9D9"/>
+              <w:insideH w:val="single" w:sz="6" w:color="D9D9D9"/>
+              <w:insideV w:val="single" w:sz="6" w:color="D9D9D9"/>
+            </w:tcBorders>
+            <w:tcMar>
+              <w:top w:w="90" w:type="dxa"/>
+              <w:start w:w="105" w:type="dxa"/>
+              <w:bottom w:w="90" w:type="dxa"/>
+              <w:end w:w="105" w:type="dxa"/>
+            </w:tcMar>
+            <w:vAlign w:val="center"/>
+          </w:tcPr>
+          <w:p>
+            <w:pPr>
+              <w:spacing w:after="0"/>
+            </w:pPr>
+          </w:p>
+        </w:tc>
+        <w:tc>
+          <w:tcPr>
+            <w:tcW w:type="dxa" w:w="2808"/>
+            <w:shd w:fill="FFFFFF"/>
+            <w:tcBorders>
+              <w:top w:val="single" w:sz="6" w:color="D9D9D9"/>
+              <w:left w:val="single" w:sz="6" w:color="D9D9D9"/>
+              <w:bottom w:val="single" w:sz="6" w:color="D9D9D9"/>
+              <w:right w:val="single" w:sz="6" w:color="D9D9D9"/>
+              <w:insideH w:val="single" w:sz="6" w:color="D9D9D9"/>
+              <w:insideV w:val="single" w:sz="6" w:color="D9D9D9"/>
+            </w:tcBorders>
+            <w:tcMar>
+              <w:top w:w="90" w:type="dxa"/>
+              <w:start w:w="105" w:type="dxa"/>
+              <w:bottom w:w="90" w:type="dxa"/>
+              <w:end w:w="105" w:type="dxa"/>
+            </w:tcMar>
+            <w:vAlign w:val="center"/>
+          </w:tcPr>
+          <w:p>
+            <w:pPr>
+              <w:spacing w:after="0"/>
+            </w:pPr>
+          </w:p>
+        </w:tc>
+      </w:tr>
+      <w:tr>
+        <w:trPr>
+          <w:cantSplit/>
+        </w:trPr>
+        <w:tc>
+          <w:tcPr>
+            <w:tcW w:type="dxa" w:w="1656"/>
+            <w:shd w:fill="EAF2F8"/>
+            <w:tcBorders>
+              <w:top w:val="single" w:sz="6" w:color="D9D9D9"/>
+              <w:left w:val="single" w:sz="6" w:color="D9D9D9"/>
+              <w:bottom w:val="single" w:sz="6" w:color="D9D9D9"/>
+              <w:right w:val="single" w:sz="6" w:color="D9D9D9"/>
+              <w:insideH w:val="single" w:sz="6" w:color="D9D9D9"/>
+              <w:insideV w:val="single" w:sz="6" w:color="D9D9D9"/>
+            </w:tcBorders>
+            <w:tcMar>
+              <w:top w:w="90" w:type="dxa"/>
+              <w:start w:w="105" w:type="dxa"/>
+              <w:bottom w:w="90" w:type="dxa"/>
+              <w:end w:w="105" w:type="dxa"/>
+            </w:tcMar>
+            <w:vAlign w:val="center"/>
+          </w:tcPr>
+          <w:p>
+            <w:pPr>
+              <w:spacing w:after="0"/>
+              <w:jc w:val="center"/>
+            </w:pPr>
+          </w:p>
+        </w:tc>
+        <w:tc>
+          <w:tcPr>
+            <w:tcW w:type="dxa" w:w="1440"/>
+            <w:shd w:fill="EAF2F8"/>
+            <w:tcBorders>
+              <w:top w:val="single" w:sz="6" w:color="D9D9D9"/>
+              <w:left w:val="single" w:sz="6" w:color="D9D9D9"/>
+              <w:bottom w:val="single" w:sz="6" w:color="D9D9D9"/>
+              <w:right w:val="single" w:sz="6" w:color="D9D9D9"/>
+              <w:insideH w:val="single" w:sz="6" w:color="D9D9D9"/>
+              <w:insideV w:val="single" w:sz="6" w:color="D9D9D9"/>
+            </w:tcBorders>
+            <w:tcMar>
+              <w:top w:w="90" w:type="dxa"/>
+              <w:start w:w="105" w:type="dxa"/>
+              <w:bottom w:w="90" w:type="dxa"/>
+              <w:end w:w="105" w:type="dxa"/>
+            </w:tcMar>
+            <w:vAlign w:val="center"/>
+          </w:tcPr>
+          <w:p>
+            <w:pPr>
+              <w:spacing w:after="0"/>
+            </w:pPr>
+          </w:p>
+        </w:tc>
+        <w:tc>
+          <w:tcPr>
+            <w:tcW w:type="dxa" w:w="1152"/>
+            <w:shd w:fill="EAF2F8"/>
+            <w:tcBorders>
+              <w:top w:val="single" w:sz="6" w:color="D9D9D9"/>
+              <w:left w:val="single" w:sz="6" w:color="D9D9D9"/>
+              <w:bottom w:val="single" w:sz="6" w:color="D9D9D9"/>
+              <w:right w:val="single" w:sz="6" w:color="D9D9D9"/>
+              <w:insideH w:val="single" w:sz="6" w:color="D9D9D9"/>
+              <w:insideV w:val="single" w:sz="6" w:color="D9D9D9"/>
+            </w:tcBorders>
+            <w:tcMar>
+              <w:top w:w="90" w:type="dxa"/>
+              <w:start w:w="105" w:type="dxa"/>
+              <w:bottom w:w="90" w:type="dxa"/>
+              <w:end w:w="105" w:type="dxa"/>
+            </w:tcMar>
+            <w:vAlign w:val="center"/>
+          </w:tcPr>
+          <w:p>
+            <w:pPr>
+              <w:spacing w:after="0"/>
+            </w:pPr>
+          </w:p>
+        </w:tc>
+        <w:tc>
+          <w:tcPr>
+            <w:tcW w:type="dxa" w:w="1440"/>
+            <w:shd w:fill="EAF2F8"/>
+            <w:tcBorders>
+              <w:top w:val="single" w:sz="6" w:color="D9D9D9"/>
+              <w:left w:val="single" w:sz="6" w:color="D9D9D9"/>
+              <w:bottom w:val="single" w:sz="6" w:color="D9D9D9"/>
+              <w:right w:val="single" w:sz="6" w:color="D9D9D9"/>
+              <w:insideH w:val="single" w:sz="6" w:color="D9D9D9"/>
+              <w:insideV w:val="single" w:sz="6" w:color="D9D9D9"/>
+            </w:tcBorders>
+            <w:tcMar>
+              <w:top w:w="90" w:type="dxa"/>
+              <w:start w:w="105" w:type="dxa"/>
+              <w:bottom w:w="90" w:type="dxa"/>
+              <w:end w:w="105" w:type="dxa"/>
+            </w:tcMar>
+            <w:vAlign w:val="center"/>
+          </w:tcPr>
+          <w:p>
+            <w:pPr>
+              <w:spacing w:after="0"/>
+            </w:pPr>
+          </w:p>
+        </w:tc>
+        <w:tc>
+          <w:tcPr>
+            <w:tcW w:type="dxa" w:w="1584"/>
+            <w:shd w:fill="EAF2F8"/>
+            <w:tcBorders>
+              <w:top w:val="single" w:sz="6" w:color="D9D9D9"/>
+              <w:left w:val="single" w:sz="6" w:color="D9D9D9"/>
+              <w:bottom w:val="single" w:sz="6" w:color="D9D9D9"/>
+              <w:right w:val="single" w:sz="6" w:color="D9D9D9"/>
+              <w:insideH w:val="single" w:sz="6" w:color="D9D9D9"/>
+              <w:insideV w:val="single" w:sz="6" w:color="D9D9D9"/>
+            </w:tcBorders>
+            <w:tcMar>
+              <w:top w:w="90" w:type="dxa"/>
+              <w:start w:w="105" w:type="dxa"/>
+              <w:bottom w:w="90" w:type="dxa"/>
+              <w:end w:w="105" w:type="dxa"/>
+            </w:tcMar>
+            <w:vAlign w:val="center"/>
+          </w:tcPr>
+          <w:p>
+            <w:pPr>
+              <w:spacing w:after="0"/>
+            </w:pPr>
+          </w:p>
+        </w:tc>
+        <w:tc>
+          <w:tcPr>
+            <w:tcW w:type="dxa" w:w="2808"/>
+            <w:shd w:fill="EAF2F8"/>
+            <w:tcBorders>
+              <w:top w:val="single" w:sz="6" w:color="D9D9D9"/>
+              <w:left w:val="single" w:sz="6" w:color="D9D9D9"/>
+              <w:bottom w:val="single" w:sz="6" w:color="D9D9D9"/>
+              <w:right w:val="single" w:sz="6" w:color="D9D9D9"/>
+              <w:insideH w:val="single" w:sz="6" w:color="D9D9D9"/>
+              <w:insideV w:val="single" w:sz="6" w:color="D9D9D9"/>
+            </w:tcBorders>
+            <w:tcMar>
+              <w:top w:w="90" w:type="dxa"/>
+              <w:start w:w="105" w:type="dxa"/>
+              <w:bottom w:w="90" w:type="dxa"/>
+              <w:end w:w="105" w:type="dxa"/>
+            </w:tcMar>
+            <w:vAlign w:val="center"/>
+          </w:tcPr>
+          <w:p>
+            <w:pPr>
+              <w:spacing w:after="0"/>
+            </w:pPr>
+          </w:p>
+        </w:tc>
+      </w:tr>
+      <w:tr>
+        <w:trPr>
+          <w:cantSplit/>
+        </w:trPr>
+        <w:tc>
+          <w:tcPr>
+            <w:tcW w:type="dxa" w:w="1656"/>
+            <w:shd w:fill="FFFFFF"/>
+            <w:tcBorders>
+              <w:top w:val="single" w:sz="6" w:color="D9D9D9"/>
+              <w:left w:val="single" w:sz="6" w:color="D9D9D9"/>
+              <w:bottom w:val="single" w:sz="6" w:color="D9D9D9"/>
+              <w:right w:val="single" w:sz="6" w:color="D9D9D9"/>
+              <w:insideH w:val="single" w:sz="6" w:color="D9D9D9"/>
+              <w:insideV w:val="single" w:sz="6" w:color="D9D9D9"/>
+            </w:tcBorders>
+            <w:tcMar>
+              <w:top w:w="90" w:type="dxa"/>
+              <w:start w:w="105" w:type="dxa"/>
+              <w:bottom w:w="90" w:type="dxa"/>
+              <w:end w:w="105" w:type="dxa"/>
+            </w:tcMar>
+            <w:vAlign w:val="center"/>
+          </w:tcPr>
+          <w:p>
+            <w:pPr>
+              <w:spacing w:after="0"/>
+              <w:jc w:val="center"/>
+            </w:pPr>
+          </w:p>
+        </w:tc>
+        <w:tc>
+          <w:tcPr>
+            <w:tcW w:type="dxa" w:w="1440"/>
+            <w:shd w:fill="FFFFFF"/>
+            <w:tcBorders>
+              <w:top w:val="single" w:sz="6" w:color="D9D9D9"/>
+              <w:left w:val="single" w:sz="6" w:color="D9D9D9"/>
+              <w:bottom w:val="single" w:sz="6" w:color="D9D9D9"/>
+              <w:right w:val="single" w:sz="6" w:color="D9D9D9"/>
+              <w:insideH w:val="single" w:sz="6" w:color="D9D9D9"/>
+              <w:insideV w:val="single" w:sz="6" w:color="D9D9D9"/>
+            </w:tcBorders>
+            <w:tcMar>
+              <w:top w:w="90" w:type="dxa"/>
+              <w:start w:w="105" w:type="dxa"/>
+              <w:bottom w:w="90" w:type="dxa"/>
+              <w:end w:w="105" w:type="dxa"/>
+            </w:tcMar>
+            <w:vAlign w:val="center"/>
+          </w:tcPr>
+          <w:p>
+            <w:pPr>
+              <w:spacing w:after="0"/>
+            </w:pPr>
+          </w:p>
+        </w:tc>
+        <w:tc>
+          <w:tcPr>
+            <w:tcW w:type="dxa" w:w="1152"/>
+            <w:shd w:fill="FFFFFF"/>
+            <w:tcBorders>
+              <w:top w:val="single" w:sz="6" w:color="D9D9D9"/>
+              <w:left w:val="single" w:sz="6" w:color="D9D9D9"/>
+              <w:bottom w:val="single" w:sz="6" w:color="D9D9D9"/>
+              <w:right w:val="single" w:sz="6" w:color="D9D9D9"/>
+              <w:insideH w:val="single" w:sz="6" w:color="D9D9D9"/>
+              <w:insideV w:val="single" w:sz="6" w:color="D9D9D9"/>
+            </w:tcBorders>
+            <w:tcMar>
+              <w:top w:w="90" w:type="dxa"/>
+              <w:start w:w="105" w:type="dxa"/>
+              <w:bottom w:w="90" w:type="dxa"/>
+              <w:end w:w="105" w:type="dxa"/>
+            </w:tcMar>
+            <w:vAlign w:val="center"/>
+          </w:tcPr>
+          <w:p>
+            <w:pPr>
+              <w:spacing w:after="0"/>
+            </w:pPr>
+          </w:p>
+        </w:tc>
+        <w:tc>
+          <w:tcPr>
+            <w:tcW w:type="dxa" w:w="1440"/>
+            <w:shd w:fill="FFFFFF"/>
+            <w:tcBorders>
+              <w:top w:val="single" w:sz="6" w:color="D9D9D9"/>
+              <w:left w:val="single" w:sz="6" w:color="D9D9D9"/>
+              <w:bottom w:val="single" w:sz="6" w:color="D9D9D9"/>
+              <w:right w:val="single" w:sz="6" w:color="D9D9D9"/>
+              <w:insideH w:val="single" w:sz="6" w:color="D9D9D9"/>
+              <w:insideV w:val="single" w:sz="6" w:color="D9D9D9"/>
+            </w:tcBorders>
+            <w:tcMar>
+              <w:top w:w="90" w:type="dxa"/>
+              <w:start w:w="105" w:type="dxa"/>
+              <w:bottom w:w="90" w:type="dxa"/>
+              <w:end w:w="105" w:type="dxa"/>
+            </w:tcMar>
+            <w:vAlign w:val="center"/>
+          </w:tcPr>
+          <w:p>
+            <w:pPr>
+              <w:spacing w:after="0"/>
+            </w:pPr>
+          </w:p>
+        </w:tc>
+        <w:tc>
+          <w:tcPr>
+            <w:tcW w:type="dxa" w:w="1584"/>
+            <w:shd w:fill="FFFFFF"/>
+            <w:tcBorders>
+              <w:top w:val="single" w:sz="6" w:color="D9D9D9"/>
+              <w:left w:val="single" w:sz="6" w:color="D9D9D9"/>
+              <w:bottom w:val="single" w:sz="6" w:color="D9D9D9"/>
+              <w:right w:val="single" w:sz="6" w:color="D9D9D9"/>
+              <w:insideH w:val="single" w:sz="6" w:color="D9D9D9"/>
+              <w:insideV w:val="single" w:sz="6" w:color="D9D9D9"/>
+            </w:tcBorders>
+            <w:tcMar>
+              <w:top w:w="90" w:type="dxa"/>
+              <w:start w:w="105" w:type="dxa"/>
+              <w:bottom w:w="90" w:type="dxa"/>
+              <w:end w:w="105" w:type="dxa"/>
+            </w:tcMar>
+            <w:vAlign w:val="center"/>
+          </w:tcPr>
+          <w:p>
+            <w:pPr>
+              <w:spacing w:after="0"/>
+            </w:pPr>
+          </w:p>
+        </w:tc>
+        <w:tc>
+          <w:tcPr>
+            <w:tcW w:type="dxa" w:w="2808"/>
+            <w:shd w:fill="FFFFFF"/>
+            <w:tcBorders>
+              <w:top w:val="single" w:sz="6" w:color="D9D9D9"/>
+              <w:left w:val="single" w:sz="6" w:color="D9D9D9"/>
+              <w:bottom w:val="single" w:sz="6" w:color="D9D9D9"/>
+              <w:right w:val="single" w:sz="6" w:color="D9D9D9"/>
+              <w:insideH w:val="single" w:sz="6" w:color="D9D9D9"/>
+              <w:insideV w:val="single" w:sz="6" w:color="D9D9D9"/>
+            </w:tcBorders>
+            <w:tcMar>
+              <w:top w:w="90" w:type="dxa"/>
+              <w:start w:w="105" w:type="dxa"/>
+              <w:bottom w:w="90" w:type="dxa"/>
+              <w:end w:w="105" w:type="dxa"/>
+            </w:tcMar>
+            <w:vAlign w:val="center"/>
+          </w:tcPr>
+          <w:p>
+            <w:pPr>
+              <w:spacing w:after="0"/>
+            </w:pPr>
+          </w:p>
+        </w:tc>
+      </w:tr>
+      <w:tr>
+        <w:trPr>
+          <w:cantSplit/>
+        </w:trPr>
+        <w:tc>
+          <w:tcPr>
+            <w:tcW w:type="dxa" w:w="1656"/>
+            <w:shd w:fill="EAF2F8"/>
+            <w:tcBorders>
+              <w:top w:val="single" w:sz="6" w:color="D9D9D9"/>
+              <w:left w:val="single" w:sz="6" w:color="D9D9D9"/>
+              <w:bottom w:val="single" w:sz="6" w:color="D9D9D9"/>
+              <w:right w:val="single" w:sz="6" w:color="D9D9D9"/>
+              <w:insideH w:val="single" w:sz="6" w:color="D9D9D9"/>
+              <w:insideV w:val="single" w:sz="6" w:color="D9D9D9"/>
+            </w:tcBorders>
+            <w:tcMar>
+              <w:top w:w="90" w:type="dxa"/>
+              <w:start w:w="105" w:type="dxa"/>
+              <w:bottom w:w="90" w:type="dxa"/>
+              <w:end w:w="105" w:type="dxa"/>
+            </w:tcMar>
+            <w:vAlign w:val="center"/>
+          </w:tcPr>
+          <w:p>
+            <w:pPr>
+              <w:spacing w:after="0"/>
+              <w:jc w:val="center"/>
+            </w:pPr>
+          </w:p>
+        </w:tc>
+        <w:tc>
+          <w:tcPr>
+            <w:tcW w:type="dxa" w:w="1440"/>
+            <w:shd w:fill="EAF2F8"/>
+            <w:tcBorders>
+              <w:top w:val="single" w:sz="6" w:color="D9D9D9"/>
+              <w:left w:val="single" w:sz="6" w:color="D9D9D9"/>
+              <w:bottom w:val="single" w:sz="6" w:color="D9D9D9"/>
+              <w:right w:val="single" w:sz="6" w:color="D9D9D9"/>
+              <w:insideH w:val="single" w:sz="6" w:color="D9D9D9"/>
+              <w:insideV w:val="single" w:sz="6" w:color="D9D9D9"/>
+            </w:tcBorders>
+            <w:tcMar>
+              <w:top w:w="90" w:type="dxa"/>
+              <w:start w:w="105" w:type="dxa"/>
+              <w:bottom w:w="90" w:type="dxa"/>
+              <w:end w:w="105" w:type="dxa"/>
+            </w:tcMar>
+            <w:vAlign w:val="center"/>
+          </w:tcPr>
+          <w:p>
+            <w:pPr>
+              <w:spacing w:after="0"/>
+            </w:pPr>
+          </w:p>
+        </w:tc>
+        <w:tc>
+          <w:tcPr>
+            <w:tcW w:type="dxa" w:w="1152"/>
+            <w:shd w:fill="EAF2F8"/>
+            <w:tcBorders>
+              <w:top w:val="single" w:sz="6" w:color="D9D9D9"/>
+              <w:left w:val="single" w:sz="6" w:color="D9D9D9"/>
+              <w:bottom w:val="single" w:sz="6" w:color="D9D9D9"/>
+              <w:right w:val="single" w:sz="6" w:color="D9D9D9"/>
+              <w:insideH w:val="single" w:sz="6" w:color="D9D9D9"/>
+              <w:insideV w:val="single" w:sz="6" w:color="D9D9D9"/>
+            </w:tcBorders>
+            <w:tcMar>
+              <w:top w:w="90" w:type="dxa"/>
+              <w:start w:w="105" w:type="dxa"/>
+              <w:bottom w:w="90" w:type="dxa"/>
+              <w:end w:w="105" w:type="dxa"/>
+            </w:tcMar>
+            <w:vAlign w:val="center"/>
+          </w:tcPr>
+          <w:p>
+            <w:pPr>
+              <w:spacing w:after="0"/>
+            </w:pPr>
+          </w:p>
+        </w:tc>
+        <w:tc>
+          <w:tcPr>
+            <w:tcW w:type="dxa" w:w="1440"/>
+            <w:shd w:fill="EAF2F8"/>
+            <w:tcBorders>
+              <w:top w:val="single" w:sz="6" w:color="D9D9D9"/>
+              <w:left w:val="single" w:sz="6" w:color="D9D9D9"/>
+              <w:bottom w:val="single" w:sz="6" w:color="D9D9D9"/>
+              <w:right w:val="single" w:sz="6" w:color="D9D9D9"/>
+              <w:insideH w:val="single" w:sz="6" w:color="D9D9D9"/>
+              <w:insideV w:val="single" w:sz="6" w:color="D9D9D9"/>
+            </w:tcBorders>
+            <w:tcMar>
+              <w:top w:w="90" w:type="dxa"/>
+              <w:start w:w="105" w:type="dxa"/>
+              <w:bottom w:w="90" w:type="dxa"/>
+              <w:end w:w="105" w:type="dxa"/>
+            </w:tcMar>
+            <w:vAlign w:val="center"/>
+          </w:tcPr>
+          <w:p>
+            <w:pPr>
+              <w:spacing w:after="0"/>
+            </w:pPr>
+          </w:p>
+        </w:tc>
+        <w:tc>
+          <w:tcPr>
+            <w:tcW w:type="dxa" w:w="1584"/>
+            <w:shd w:fill="EAF2F8"/>
+            <w:tcBorders>
+              <w:top w:val="single" w:sz="6" w:color="D9D9D9"/>
+              <w:left w:val="single" w:sz="6" w:color="D9D9D9"/>
+              <w:bottom w:val="single" w:sz="6" w:color="D9D9D9"/>
+              <w:right w:val="single" w:sz="6" w:color="D9D9D9"/>
+              <w:insideH w:val="single" w:sz="6" w:color="D9D9D9"/>
+              <w:insideV w:val="single" w:sz="6" w:color="D9D9D9"/>
+            </w:tcBorders>
+            <w:tcMar>
+              <w:top w:w="90" w:type="dxa"/>
+              <w:start w:w="105" w:type="dxa"/>
+              <w:bottom w:w="90" w:type="dxa"/>
+              <w:end w:w="105" w:type="dxa"/>
+            </w:tcMar>
+            <w:vAlign w:val="center"/>
+          </w:tcPr>
+          <w:p>
+            <w:pPr>
+              <w:spacing w:after="0"/>
+            </w:pPr>
+          </w:p>
+        </w:tc>
+        <w:tc>
+          <w:tcPr>
+            <w:tcW w:type="dxa" w:w="2808"/>
+            <w:shd w:fill="EAF2F8"/>
+            <w:tcBorders>
+              <w:top w:val="single" w:sz="6" w:color="D9D9D9"/>
+              <w:left w:val="single" w:sz="6" w:color="D9D9D9"/>
+              <w:bottom w:val="single" w:sz="6" w:color="D9D9D9"/>
+              <w:right w:val="single" w:sz="6" w:color="D9D9D9"/>
+              <w:insideH w:val="single" w:sz="6" w:color="D9D9D9"/>
+              <w:insideV w:val="single" w:sz="6" w:color="D9D9D9"/>
+            </w:tcBorders>
+            <w:tcMar>
+              <w:top w:w="90" w:type="dxa"/>
+              <w:start w:w="105" w:type="dxa"/>
+              <w:bottom w:w="90" w:type="dxa"/>
+              <w:end w:w="105" w:type="dxa"/>
+            </w:tcMar>
+            <w:vAlign w:val="center"/>
+          </w:tcPr>
+          <w:p>
+            <w:pPr>
+              <w:spacing w:after="0"/>
+            </w:pPr>
+          </w:p>
+        </w:tc>
+      </w:tr>
+      <w:tr>
+        <w:trPr>
+          <w:cantSplit/>
+        </w:trPr>
+        <w:tc>
+          <w:tcPr>
+            <w:tcW w:type="dxa" w:w="1656"/>
+            <w:shd w:fill="FFFFFF"/>
+            <w:tcBorders>
+              <w:top w:val="single" w:sz="6" w:color="D9D9D9"/>
+              <w:left w:val="single" w:sz="6" w:color="D9D9D9"/>
+              <w:bottom w:val="single" w:sz="6" w:color="D9D9D9"/>
+              <w:right w:val="single" w:sz="6" w:color="D9D9D9"/>
+              <w:insideH w:val="single" w:sz="6" w:color="D9D9D9"/>
+              <w:insideV w:val="single" w:sz="6" w:color="D9D9D9"/>
+            </w:tcBorders>
+            <w:tcMar>
+              <w:top w:w="90" w:type="dxa"/>
+              <w:start w:w="105" w:type="dxa"/>
+              <w:bottom w:w="90" w:type="dxa"/>
+              <w:end w:w="105" w:type="dxa"/>
+            </w:tcMar>
+            <w:vAlign w:val="center"/>
+          </w:tcPr>
+          <w:p>
+            <w:pPr>
+              <w:spacing w:after="0"/>
+              <w:jc w:val="center"/>
+            </w:pPr>
+          </w:p>
+        </w:tc>
+        <w:tc>
+          <w:tcPr>
+            <w:tcW w:type="dxa" w:w="1440"/>
+            <w:shd w:fill="FFFFFF"/>
+            <w:tcBorders>
+              <w:top w:val="single" w:sz="6" w:color="D9D9D9"/>
+              <w:left w:val="single" w:sz="6" w:color="D9D9D9"/>
+              <w:bottom w:val="single" w:sz="6" w:color="D9D9D9"/>
+              <w:right w:val="single" w:sz="6" w:color="D9D9D9"/>
+              <w:insideH w:val="single" w:sz="6" w:color="D9D9D9"/>
+              <w:insideV w:val="single" w:sz="6" w:color="D9D9D9"/>
+            </w:tcBorders>
+            <w:tcMar>
+              <w:top w:w="90" w:type="dxa"/>
+              <w:start w:w="105" w:type="dxa"/>
+              <w:bottom w:w="90" w:type="dxa"/>
+              <w:end w:w="105" w:type="dxa"/>
+            </w:tcMar>
+            <w:vAlign w:val="center"/>
+          </w:tcPr>
+          <w:p>
+            <w:pPr>
+              <w:spacing w:after="0"/>
+            </w:pPr>
+          </w:p>
+        </w:tc>
+        <w:tc>
+          <w:tcPr>
+            <w:tcW w:type="dxa" w:w="1152"/>
+            <w:shd w:fill="FFFFFF"/>
+            <w:tcBorders>
+              <w:top w:val="single" w:sz="6" w:color="D9D9D9"/>
+              <w:left w:val="single" w:sz="6" w:color="D9D9D9"/>
+              <w:bottom w:val="single" w:sz="6" w:color="D9D9D9"/>
+              <w:right w:val="single" w:sz="6" w:color="D9D9D9"/>
+              <w:insideH w:val="single" w:sz="6" w:color="D9D9D9"/>
+              <w:insideV w:val="single" w:sz="6" w:color="D9D9D9"/>
+            </w:tcBorders>
+            <w:tcMar>
+              <w:top w:w="90" w:type="dxa"/>
+              <w:start w:w="105" w:type="dxa"/>
+              <w:bottom w:w="90" w:type="dxa"/>
+              <w:end w:w="105" w:type="dxa"/>
+            </w:tcMar>
+            <w:vAlign w:val="center"/>
+          </w:tcPr>
+          <w:p>
+            <w:pPr>
+              <w:spacing w:after="0"/>
+            </w:pPr>
+          </w:p>
+        </w:tc>
+        <w:tc>
+          <w:tcPr>
+            <w:tcW w:type="dxa" w:w="1440"/>
+            <w:shd w:fill="FFFFFF"/>
+            <w:tcBorders>
+              <w:top w:val="single" w:sz="6" w:color="D9D9D9"/>
+              <w:left w:val="single" w:sz="6" w:color="D9D9D9"/>
+              <w:bottom w:val="single" w:sz="6" w:color="D9D9D9"/>
+              <w:right w:val="single" w:sz="6" w:color="D9D9D9"/>
+              <w:insideH w:val="single" w:sz="6" w:color="D9D9D9"/>
+              <w:insideV w:val="single" w:sz="6" w:color="D9D9D9"/>
+            </w:tcBorders>
+            <w:tcMar>
+              <w:top w:w="90" w:type="dxa"/>
+              <w:start w:w="105" w:type="dxa"/>
+              <w:bottom w:w="90" w:type="dxa"/>
+              <w:end w:w="105" w:type="dxa"/>
+            </w:tcMar>
+            <w:vAlign w:val="center"/>
+          </w:tcPr>
+          <w:p>
+            <w:pPr>
+              <w:spacing w:after="0"/>
+            </w:pPr>
+          </w:p>
+        </w:tc>
+        <w:tc>
+          <w:tcPr>
+            <w:tcW w:type="dxa" w:w="1584"/>
+            <w:shd w:fill="FFFFFF"/>
+            <w:tcBorders>
+              <w:top w:val="single" w:sz="6" w:color="D9D9D9"/>
+              <w:left w:val="single" w:sz="6" w:color="D9D9D9"/>
+              <w:bottom w:val="single" w:sz="6" w:color="D9D9D9"/>
+              <w:right w:val="single" w:sz="6" w:color="D9D9D9"/>
+              <w:insideH w:val="single" w:sz="6" w:color="D9D9D9"/>
+              <w:insideV w:val="single" w:sz="6" w:color="D9D9D9"/>
+            </w:tcBorders>
+            <w:tcMar>
+              <w:top w:w="90" w:type="dxa"/>
+              <w:start w:w="105" w:type="dxa"/>
+              <w:bottom w:w="90" w:type="dxa"/>
+              <w:end w:w="105" w:type="dxa"/>
+            </w:tcMar>
+            <w:vAlign w:val="center"/>
+          </w:tcPr>
+          <w:p>
+            <w:pPr>
+              <w:spacing w:after="0"/>
+            </w:pPr>
+          </w:p>
+        </w:tc>
+        <w:tc>
+          <w:tcPr>
+            <w:tcW w:type="dxa" w:w="2808"/>
+            <w:shd w:fill="FFFFFF"/>
+            <w:tcBorders>
+              <w:top w:val="single" w:sz="6" w:color="D9D9D9"/>
+              <w:left w:val="single" w:sz="6" w:color="D9D9D9"/>
+              <w:bottom w:val="single" w:sz="6" w:color="D9D9D9"/>
+              <w:right w:val="single" w:sz="6" w:color="D9D9D9"/>
+              <w:insideH w:val="single" w:sz="6" w:color="D9D9D9"/>
+              <w:insideV w:val="single" w:sz="6" w:color="D9D9D9"/>
+            </w:tcBorders>
+            <w:tcMar>
+              <w:top w:w="90" w:type="dxa"/>
+              <w:start w:w="105" w:type="dxa"/>
+              <w:bottom w:w="90" w:type="dxa"/>
+              <w:end w:w="105" w:type="dxa"/>
+            </w:tcMar>
+            <w:vAlign w:val="center"/>
+          </w:tcPr>
+          <w:p>
+            <w:pPr>
+              <w:spacing w:after="0"/>
+            </w:pPr>
+          </w:p>
+        </w:tc>
+      </w:tr>
+    </w:tbl>
+    <w:p>
+      <w:pPr>
+        <w:spacing w:after="20"/>
+      </w:pPr>
+    </w:p>
+    <w:p>
+      <w:pPr>
+        <w:pStyle w:val="Heading2"/>
+        <w:keepNext/>
+      </w:pPr>
+      <w:r>
+        <w:t>Weekly metrics</w:t>
+      </w:r>
+    </w:p>
+    <w:p>
+      <w:pPr>
+        <w:pStyle w:val="ListBullet"/>
+        <w:keepNext/>
+      </w:pPr>
+      <w:r>
+        <w:rPr>
+          <w:rFonts w:ascii="Aptos" w:hAnsi="Aptos"/>
+          <w:color w:val="000000"/>
+          <w:sz w:val="20"/>
+        </w:rPr>
+        <w:t>Exact-set accuracy by domain, where multiple-response items count only when the complete set is correct.</w:t>
+      </w:r>
+    </w:p>
+    <w:p>
+      <w:pPr>
+        <w:pStyle w:val="ListBullet"/>
+        <w:keepNext/>
+      </w:pPr>
+      <w:r>
+        <w:rPr>
+          <w:rFonts w:ascii="Aptos" w:hAnsi="Aptos"/>
+          <w:color w:val="000000"/>
+          <w:sz w:val="20"/>
+        </w:rPr>
+        <w:t>Repeat-gap rate: objectives missed again after remediation divided by remediated objectives.</w:t>
+      </w:r>
+    </w:p>
+    <w:p>
+      <w:pPr>
+        <w:pStyle w:val="ListBullet"/>
+        <w:keepNext/>
+      </w:pPr>
+      <w:r>
+        <w:rPr>
+          <w:rFonts w:ascii="Aptos" w:hAnsi="Aptos"/>
+          <w:color w:val="000000"/>
+          <w:sz w:val="20"/>
+        </w:rPr>
+        <w:t>Confidence calibration: compare confidence 0 to 3 with correctness; confidently wrong answers are highest priority.</w:t>
+      </w:r>
+    </w:p>
+    <w:p>
+      <w:pPr>
+        <w:pStyle w:val="ListBullet"/>
+        <w:keepNext/>
+      </w:pPr>
+      <w:r>
+        <w:rPr>
+          <w:rFonts w:ascii="Aptos" w:hAnsi="Aptos"/>
+          <w:color w:val="000000"/>
+          <w:sz w:val="20"/>
+        </w:rPr>
+        <w:t>Evidence coverage: objectives at Level 3 or 4 divided by 38.</w:t>
+      </w:r>
+    </w:p>
+    <w:p>
+      <w:pPr>
+        <w:pStyle w:val="ListBullet"/>
+        <w:keepNext/>
+      </w:pPr>
+      <w:r>
+        <w:rPr>
+          <w:rFonts w:ascii="Aptos" w:hAnsi="Aptos"/>
+          <w:color w:val="000000"/>
+          <w:sz w:val="20"/>
+        </w:rPr>
+        <w:t>Timing: median item time and number of items unanswered at 60 and 120 minutes.</w:t>
+      </w:r>
+    </w:p>
+    <w:p>
+      <w:pPr>
+        <w:pStyle w:val="ListBullet"/>
+      </w:pPr>
+      <w:r>
+        <w:rPr>
+          <w:rFonts w:ascii="Aptos" w:hAnsi="Aptos"/>
+          <w:color w:val="000000"/>
+          <w:sz w:val="20"/>
+        </w:rPr>
+        <w:t>Artifact coverage: count of domain artifacts that another person could inspect or operate.</w:t>
+      </w:r>
+    </w:p>
+    <w:p>
+      <w:pPr>
+        <w:pStyle w:val="Heading2"/>
+        <w:keepNext/>
+      </w:pPr>
+      <w:r>
+        <w:t>Weekly decision rules</w:t>
+      </w:r>
+    </w:p>
+    <w:p>
+      <w:pPr>
+        <w:pStyle w:val="ListBullet"/>
+        <w:keepNext/>
+      </w:pPr>
+      <w:r>
+        <w:rPr>
+          <w:rFonts w:ascii="Aptos" w:hAnsi="Aptos"/>
+          <w:color w:val="000000"/>
+          <w:sz w:val="20"/>
+        </w:rPr>
+        <w:t>If exact-set accuracy is below 75 percent in a domain, replace general reading with targeted contrast drills and fresh scenarios.</w:t>
+      </w:r>
+    </w:p>
+    <w:p>
+      <w:pPr>
+        <w:pStyle w:val="ListBullet"/>
+        <w:keepNext/>
+      </w:pPr>
+      <w:r>
+        <w:rPr>
+          <w:rFonts w:ascii="Aptos" w:hAnsi="Aptos"/>
+          <w:color w:val="000000"/>
+          <w:sz w:val="20"/>
+        </w:rPr>
+        <w:t>If repeat-gap rate exceeds 20 percent, shorten the rule, schedule Day 1 and Day 3 reviews, and use a changed-surface scenario.</w:t>
+      </w:r>
+    </w:p>
+    <w:p>
+      <w:pPr>
+        <w:pStyle w:val="ListBullet"/>
+        <w:keepNext/>
+      </w:pPr>
+      <w:r>
+        <w:rPr>
+          <w:rFonts w:ascii="Aptos" w:hAnsi="Aptos"/>
+          <w:color w:val="000000"/>
+          <w:sz w:val="20"/>
+        </w:rPr>
+        <w:t>If confidence is high on wrong answers, study the distractor and decision boundary before taking more questions.</w:t>
+      </w:r>
+    </w:p>
+    <w:p>
+      <w:pPr>
+        <w:pStyle w:val="ListBullet"/>
+        <w:keepNext/>
+      </w:pPr>
+      <w:r>
+        <w:rPr>
+          <w:rFonts w:ascii="Aptos" w:hAnsi="Aptos"/>
+          <w:color w:val="000000"/>
+          <w:sz w:val="20"/>
+        </w:rPr>
+        <w:t>If timing is poor but reasoning is accurate, use short 10-item timed blocks; do not sacrifice exact response-count checks.</w:t>
+      </w:r>
+    </w:p>
+    <w:p>
+      <w:pPr>
+        <w:pStyle w:val="ListBullet"/>
+      </w:pPr>
+      <w:r>
+        <w:rPr>
+          <w:rFonts w:ascii="Aptos" w:hAnsi="Aptos"/>
+          <w:color w:val="000000"/>
+          <w:sz w:val="20"/>
+        </w:rPr>
+        <w:t>Never translate a raw practice percentage into the official scaled score or a claimed probability of passing.</w:t>
+      </w:r>
     </w:p>
     <w:p>
       <w:r>
@@ -22429,6 +26324,3167 @@
         <w:keepNext/>
       </w:pPr>
       <w:r>
+        <w:t>Official learning resources</w:t>
+      </w:r>
+    </w:p>
+    <w:p>
+      <w:r>
+        <w:rPr>
+          <w:rFonts w:ascii="Aptos" w:hAnsi="Aptos"/>
+          <w:color w:val="000000"/>
+        </w:rPr>
+        <w:t>The official Professional prep course is the learning spine of this preparation. Documentation is used to resolve a specific question, build an artifact, or verify a product concept before it is relied on. Avoid random link browsing: open a resource only with a question and close it once the rule and its source are recorded.</w:t>
+      </w:r>
+    </w:p>
+    <w:p>
+      <w:pPr>
+        <w:pStyle w:val="Heading2"/>
+        <w:keepNext/>
+      </w:pPr>
+      <w:r>
+        <w:t>Professional course schedule</w:t>
+      </w:r>
+    </w:p>
+    <w:p>
+      <w:r>
+        <w:rPr>
+          <w:rFonts w:ascii="Aptos" w:hAnsi="Aptos"/>
+          <w:color w:val="000000"/>
+        </w:rPr>
+        <w:t>The five official modules total 733 minutes, or about 12 hours and 13 minutes. Split them across the dated domain work instead of watching them in one pass.</w:t>
+      </w:r>
+    </w:p>
+    <w:tbl>
+      <w:tblPr>
+        <w:tblW w:type="auto" w:w="0"/>
+        <w:jc w:val="center"/>
+        <w:tblLayout w:type="fixed"/>
+        <w:tblLook w:firstColumn="1" w:firstRow="1" w:lastColumn="0" w:lastRow="0" w:noHBand="0" w:noVBand="1" w:val="04A0"/>
+      </w:tblPr>
+      <w:tblGrid>
+        <w:gridCol w:w="2541"/>
+        <w:gridCol w:w="2541"/>
+        <w:gridCol w:w="2541"/>
+        <w:gridCol w:w="2541"/>
+      </w:tblGrid>
+      <w:tr>
+        <w:trPr>
+          <w:tblHeader w:val="true"/>
+        </w:trPr>
+        <w:tc>
+          <w:tcPr>
+            <w:tcW w:type="dxa" w:w="3240"/>
+            <w:shd w:fill="1F4E78"/>
+            <w:tcBorders>
+              <w:top w:val="single" w:sz="6" w:color="D9D9D9"/>
+              <w:left w:val="single" w:sz="6" w:color="D9D9D9"/>
+              <w:bottom w:val="single" w:sz="6" w:color="D9D9D9"/>
+              <w:right w:val="single" w:sz="6" w:color="D9D9D9"/>
+              <w:insideH w:val="single" w:sz="6" w:color="D9D9D9"/>
+              <w:insideV w:val="single" w:sz="6" w:color="D9D9D9"/>
+            </w:tcBorders>
+            <w:tcMar>
+              <w:top w:w="90" w:type="dxa"/>
+              <w:start w:w="105" w:type="dxa"/>
+              <w:bottom w:w="90" w:type="dxa"/>
+              <w:end w:w="105" w:type="dxa"/>
+            </w:tcMar>
+            <w:vAlign w:val="center"/>
+          </w:tcPr>
+          <w:p>
+            <w:pPr>
+              <w:spacing w:after="0"/>
+              <w:jc w:val="center"/>
+            </w:pPr>
+            <w:r>
+              <w:rPr>
+                <w:rFonts w:ascii="Aptos" w:hAnsi="Aptos"/>
+                <w:b/>
+                <w:color w:val="FFFFFF"/>
+                <w:sz w:val="16"/>
+              </w:rPr>
+              <w:t>Official module</w:t>
+            </w:r>
+          </w:p>
+        </w:tc>
+        <w:tc>
+          <w:tcPr>
+            <w:tcW w:type="dxa" w:w="936"/>
+            <w:shd w:fill="1F4E78"/>
+            <w:tcBorders>
+              <w:top w:val="single" w:sz="6" w:color="D9D9D9"/>
+              <w:left w:val="single" w:sz="6" w:color="D9D9D9"/>
+              <w:bottom w:val="single" w:sz="6" w:color="D9D9D9"/>
+              <w:right w:val="single" w:sz="6" w:color="D9D9D9"/>
+              <w:insideH w:val="single" w:sz="6" w:color="D9D9D9"/>
+              <w:insideV w:val="single" w:sz="6" w:color="D9D9D9"/>
+            </w:tcBorders>
+            <w:tcMar>
+              <w:top w:w="90" w:type="dxa"/>
+              <w:start w:w="105" w:type="dxa"/>
+              <w:bottom w:w="90" w:type="dxa"/>
+              <w:end w:w="105" w:type="dxa"/>
+            </w:tcMar>
+            <w:vAlign w:val="center"/>
+          </w:tcPr>
+          <w:p>
+            <w:pPr>
+              <w:spacing w:after="0"/>
+              <w:jc w:val="center"/>
+            </w:pPr>
+            <w:r>
+              <w:rPr>
+                <w:rFonts w:ascii="Aptos" w:hAnsi="Aptos"/>
+                <w:b/>
+                <w:color w:val="FFFFFF"/>
+                <w:sz w:val="16"/>
+              </w:rPr>
+              <w:t>Time</w:t>
+            </w:r>
+          </w:p>
+        </w:tc>
+        <w:tc>
+          <w:tcPr>
+            <w:tcW w:type="dxa" w:w="1656"/>
+            <w:shd w:fill="1F4E78"/>
+            <w:tcBorders>
+              <w:top w:val="single" w:sz="6" w:color="D9D9D9"/>
+              <w:left w:val="single" w:sz="6" w:color="D9D9D9"/>
+              <w:bottom w:val="single" w:sz="6" w:color="D9D9D9"/>
+              <w:right w:val="single" w:sz="6" w:color="D9D9D9"/>
+              <w:insideH w:val="single" w:sz="6" w:color="D9D9D9"/>
+              <w:insideV w:val="single" w:sz="6" w:color="D9D9D9"/>
+            </w:tcBorders>
+            <w:tcMar>
+              <w:top w:w="90" w:type="dxa"/>
+              <w:start w:w="105" w:type="dxa"/>
+              <w:bottom w:w="90" w:type="dxa"/>
+              <w:end w:w="105" w:type="dxa"/>
+            </w:tcMar>
+            <w:vAlign w:val="center"/>
+          </w:tcPr>
+          <w:p>
+            <w:pPr>
+              <w:spacing w:after="0"/>
+              <w:jc w:val="center"/>
+            </w:pPr>
+            <w:r>
+              <w:rPr>
+                <w:rFonts w:ascii="Aptos" w:hAnsi="Aptos"/>
+                <w:b/>
+                <w:color w:val="FFFFFF"/>
+                <w:sz w:val="16"/>
+              </w:rPr>
+              <w:t>Primary domains</w:t>
+            </w:r>
+          </w:p>
+        </w:tc>
+        <w:tc>
+          <w:tcPr>
+            <w:tcW w:type="dxa" w:w="4248"/>
+            <w:shd w:fill="1F4E78"/>
+            <w:tcBorders>
+              <w:top w:val="single" w:sz="6" w:color="D9D9D9"/>
+              <w:left w:val="single" w:sz="6" w:color="D9D9D9"/>
+              <w:bottom w:val="single" w:sz="6" w:color="D9D9D9"/>
+              <w:right w:val="single" w:sz="6" w:color="D9D9D9"/>
+              <w:insideH w:val="single" w:sz="6" w:color="D9D9D9"/>
+              <w:insideV w:val="single" w:sz="6" w:color="D9D9D9"/>
+            </w:tcBorders>
+            <w:tcMar>
+              <w:top w:w="90" w:type="dxa"/>
+              <w:start w:w="105" w:type="dxa"/>
+              <w:bottom w:w="90" w:type="dxa"/>
+              <w:end w:w="105" w:type="dxa"/>
+            </w:tcMar>
+            <w:vAlign w:val="center"/>
+          </w:tcPr>
+          <w:p>
+            <w:pPr>
+              <w:spacing w:after="0"/>
+              <w:jc w:val="center"/>
+            </w:pPr>
+            <w:r>
+              <w:rPr>
+                <w:rFonts w:ascii="Aptos" w:hAnsi="Aptos"/>
+                <w:b/>
+                <w:color w:val="FFFFFF"/>
+                <w:sz w:val="16"/>
+              </w:rPr>
+              <w:t>How to study</w:t>
+            </w:r>
+          </w:p>
+        </w:tc>
+      </w:tr>
+      <w:tr>
+        <w:trPr>
+          <w:cantSplit/>
+        </w:trPr>
+        <w:tc>
+          <w:tcPr>
+            <w:tcW w:type="dxa" w:w="3240"/>
+            <w:shd w:fill="FFFFFF"/>
+            <w:tcBorders>
+              <w:top w:val="single" w:sz="6" w:color="D9D9D9"/>
+              <w:left w:val="single" w:sz="6" w:color="D9D9D9"/>
+              <w:bottom w:val="single" w:sz="6" w:color="D9D9D9"/>
+              <w:right w:val="single" w:sz="6" w:color="D9D9D9"/>
+              <w:insideH w:val="single" w:sz="6" w:color="D9D9D9"/>
+              <w:insideV w:val="single" w:sz="6" w:color="D9D9D9"/>
+            </w:tcBorders>
+            <w:tcMar>
+              <w:top w:w="90" w:type="dxa"/>
+              <w:start w:w="105" w:type="dxa"/>
+              <w:bottom w:w="90" w:type="dxa"/>
+              <w:end w:w="105" w:type="dxa"/>
+            </w:tcMar>
+            <w:vAlign w:val="center"/>
+          </w:tcPr>
+          <w:p>
+            <w:pPr>
+              <w:spacing w:after="0"/>
+            </w:pPr>
+            <w:r>
+              <w:rPr>
+                <w:rFonts w:ascii="Aptos" w:hAnsi="Aptos"/>
+                <w:color w:val="000000"/>
+                <w:sz w:val="16"/>
+              </w:rPr>
+              <w:t>Claude Platform and Solution Design</w:t>
+            </w:r>
+          </w:p>
+        </w:tc>
+        <w:tc>
+          <w:tcPr>
+            <w:tcW w:type="dxa" w:w="936"/>
+            <w:shd w:fill="FFFFFF"/>
+            <w:tcBorders>
+              <w:top w:val="single" w:sz="6" w:color="D9D9D9"/>
+              <w:left w:val="single" w:sz="6" w:color="D9D9D9"/>
+              <w:bottom w:val="single" w:sz="6" w:color="D9D9D9"/>
+              <w:right w:val="single" w:sz="6" w:color="D9D9D9"/>
+              <w:insideH w:val="single" w:sz="6" w:color="D9D9D9"/>
+              <w:insideV w:val="single" w:sz="6" w:color="D9D9D9"/>
+            </w:tcBorders>
+            <w:tcMar>
+              <w:top w:w="90" w:type="dxa"/>
+              <w:start w:w="105" w:type="dxa"/>
+              <w:bottom w:w="90" w:type="dxa"/>
+              <w:end w:w="105" w:type="dxa"/>
+            </w:tcMar>
+            <w:vAlign w:val="center"/>
+          </w:tcPr>
+          <w:p>
+            <w:pPr>
+              <w:spacing w:after="0"/>
+            </w:pPr>
+            <w:r>
+              <w:rPr>
+                <w:rFonts w:ascii="Aptos" w:hAnsi="Aptos"/>
+                <w:color w:val="000000"/>
+                <w:sz w:val="16"/>
+              </w:rPr>
+              <w:t>238 minutes</w:t>
+            </w:r>
+          </w:p>
+        </w:tc>
+        <w:tc>
+          <w:tcPr>
+            <w:tcW w:type="dxa" w:w="1656"/>
+            <w:shd w:fill="FFFFFF"/>
+            <w:tcBorders>
+              <w:top w:val="single" w:sz="6" w:color="D9D9D9"/>
+              <w:left w:val="single" w:sz="6" w:color="D9D9D9"/>
+              <w:bottom w:val="single" w:sz="6" w:color="D9D9D9"/>
+              <w:right w:val="single" w:sz="6" w:color="D9D9D9"/>
+              <w:insideH w:val="single" w:sz="6" w:color="D9D9D9"/>
+              <w:insideV w:val="single" w:sz="6" w:color="D9D9D9"/>
+            </w:tcBorders>
+            <w:tcMar>
+              <w:top w:w="90" w:type="dxa"/>
+              <w:start w:w="105" w:type="dxa"/>
+              <w:bottom w:w="90" w:type="dxa"/>
+              <w:end w:w="105" w:type="dxa"/>
+            </w:tcMar>
+            <w:vAlign w:val="center"/>
+          </w:tcPr>
+          <w:p>
+            <w:pPr>
+              <w:spacing w:after="0"/>
+            </w:pPr>
+            <w:r>
+              <w:rPr>
+                <w:rFonts w:ascii="Aptos" w:hAnsi="Aptos"/>
+                <w:color w:val="000000"/>
+                <w:sz w:val="16"/>
+              </w:rPr>
+              <w:t>D1 and D2</w:t>
+            </w:r>
+          </w:p>
+        </w:tc>
+        <w:tc>
+          <w:tcPr>
+            <w:tcW w:type="dxa" w:w="4248"/>
+            <w:shd w:fill="FFFFFF"/>
+            <w:tcBorders>
+              <w:top w:val="single" w:sz="6" w:color="D9D9D9"/>
+              <w:left w:val="single" w:sz="6" w:color="D9D9D9"/>
+              <w:bottom w:val="single" w:sz="6" w:color="D9D9D9"/>
+              <w:right w:val="single" w:sz="6" w:color="D9D9D9"/>
+              <w:insideH w:val="single" w:sz="6" w:color="D9D9D9"/>
+              <w:insideV w:val="single" w:sz="6" w:color="D9D9D9"/>
+            </w:tcBorders>
+            <w:tcMar>
+              <w:top w:w="90" w:type="dxa"/>
+              <w:start w:w="105" w:type="dxa"/>
+              <w:bottom w:w="90" w:type="dxa"/>
+              <w:end w:w="105" w:type="dxa"/>
+            </w:tcMar>
+            <w:vAlign w:val="center"/>
+          </w:tcPr>
+          <w:p>
+            <w:pPr>
+              <w:spacing w:after="0"/>
+            </w:pPr>
+            <w:r>
+              <w:rPr>
+                <w:rFonts w:ascii="Aptos" w:hAnsi="Aptos"/>
+                <w:color w:val="000000"/>
+                <w:sz w:val="16"/>
+              </w:rPr>
+              <w:t>Four Standard sessions; finish with the architecture and model-selection artifacts</w:t>
+            </w:r>
+          </w:p>
+        </w:tc>
+      </w:tr>
+      <w:tr>
+        <w:trPr>
+          <w:cantSplit/>
+        </w:trPr>
+        <w:tc>
+          <w:tcPr>
+            <w:tcW w:type="dxa" w:w="3240"/>
+            <w:shd w:fill="EAF2F8"/>
+            <w:tcBorders>
+              <w:top w:val="single" w:sz="6" w:color="D9D9D9"/>
+              <w:left w:val="single" w:sz="6" w:color="D9D9D9"/>
+              <w:bottom w:val="single" w:sz="6" w:color="D9D9D9"/>
+              <w:right w:val="single" w:sz="6" w:color="D9D9D9"/>
+              <w:insideH w:val="single" w:sz="6" w:color="D9D9D9"/>
+              <w:insideV w:val="single" w:sz="6" w:color="D9D9D9"/>
+            </w:tcBorders>
+            <w:tcMar>
+              <w:top w:w="90" w:type="dxa"/>
+              <w:start w:w="105" w:type="dxa"/>
+              <w:bottom w:w="90" w:type="dxa"/>
+              <w:end w:w="105" w:type="dxa"/>
+            </w:tcMar>
+            <w:vAlign w:val="center"/>
+          </w:tcPr>
+          <w:p>
+            <w:pPr>
+              <w:spacing w:after="0"/>
+            </w:pPr>
+            <w:r>
+              <w:rPr>
+                <w:rFonts w:ascii="Aptos" w:hAnsi="Aptos"/>
+                <w:color w:val="000000"/>
+                <w:sz w:val="16"/>
+              </w:rPr>
+              <w:t>Enterprise Integration and Production</w:t>
+            </w:r>
+          </w:p>
+        </w:tc>
+        <w:tc>
+          <w:tcPr>
+            <w:tcW w:type="dxa" w:w="936"/>
+            <w:shd w:fill="EAF2F8"/>
+            <w:tcBorders>
+              <w:top w:val="single" w:sz="6" w:color="D9D9D9"/>
+              <w:left w:val="single" w:sz="6" w:color="D9D9D9"/>
+              <w:bottom w:val="single" w:sz="6" w:color="D9D9D9"/>
+              <w:right w:val="single" w:sz="6" w:color="D9D9D9"/>
+              <w:insideH w:val="single" w:sz="6" w:color="D9D9D9"/>
+              <w:insideV w:val="single" w:sz="6" w:color="D9D9D9"/>
+            </w:tcBorders>
+            <w:tcMar>
+              <w:top w:w="90" w:type="dxa"/>
+              <w:start w:w="105" w:type="dxa"/>
+              <w:bottom w:w="90" w:type="dxa"/>
+              <w:end w:w="105" w:type="dxa"/>
+            </w:tcMar>
+            <w:vAlign w:val="center"/>
+          </w:tcPr>
+          <w:p>
+            <w:pPr>
+              <w:spacing w:after="0"/>
+            </w:pPr>
+            <w:r>
+              <w:rPr>
+                <w:rFonts w:ascii="Aptos" w:hAnsi="Aptos"/>
+                <w:color w:val="000000"/>
+                <w:sz w:val="16"/>
+              </w:rPr>
+              <w:t>158 minutes</w:t>
+            </w:r>
+          </w:p>
+        </w:tc>
+        <w:tc>
+          <w:tcPr>
+            <w:tcW w:type="dxa" w:w="1656"/>
+            <w:shd w:fill="EAF2F8"/>
+            <w:tcBorders>
+              <w:top w:val="single" w:sz="6" w:color="D9D9D9"/>
+              <w:left w:val="single" w:sz="6" w:color="D9D9D9"/>
+              <w:bottom w:val="single" w:sz="6" w:color="D9D9D9"/>
+              <w:right w:val="single" w:sz="6" w:color="D9D9D9"/>
+              <w:insideH w:val="single" w:sz="6" w:color="D9D9D9"/>
+              <w:insideV w:val="single" w:sz="6" w:color="D9D9D9"/>
+            </w:tcBorders>
+            <w:tcMar>
+              <w:top w:w="90" w:type="dxa"/>
+              <w:start w:w="105" w:type="dxa"/>
+              <w:bottom w:w="90" w:type="dxa"/>
+              <w:end w:w="105" w:type="dxa"/>
+            </w:tcMar>
+            <w:vAlign w:val="center"/>
+          </w:tcPr>
+          <w:p>
+            <w:pPr>
+              <w:spacing w:after="0"/>
+            </w:pPr>
+            <w:r>
+              <w:rPr>
+                <w:rFonts w:ascii="Aptos" w:hAnsi="Aptos"/>
+                <w:color w:val="000000"/>
+                <w:sz w:val="16"/>
+              </w:rPr>
+              <w:t>D3 and D4</w:t>
+            </w:r>
+          </w:p>
+        </w:tc>
+        <w:tc>
+          <w:tcPr>
+            <w:tcW w:type="dxa" w:w="4248"/>
+            <w:shd w:fill="EAF2F8"/>
+            <w:tcBorders>
+              <w:top w:val="single" w:sz="6" w:color="D9D9D9"/>
+              <w:left w:val="single" w:sz="6" w:color="D9D9D9"/>
+              <w:bottom w:val="single" w:sz="6" w:color="D9D9D9"/>
+              <w:right w:val="single" w:sz="6" w:color="D9D9D9"/>
+              <w:insideH w:val="single" w:sz="6" w:color="D9D9D9"/>
+              <w:insideV w:val="single" w:sz="6" w:color="D9D9D9"/>
+            </w:tcBorders>
+            <w:tcMar>
+              <w:top w:w="90" w:type="dxa"/>
+              <w:start w:w="105" w:type="dxa"/>
+              <w:bottom w:w="90" w:type="dxa"/>
+              <w:end w:w="105" w:type="dxa"/>
+            </w:tcMar>
+            <w:vAlign w:val="center"/>
+          </w:tcPr>
+          <w:p>
+            <w:pPr>
+              <w:spacing w:after="0"/>
+            </w:pPr>
+            <w:r>
+              <w:rPr>
+                <w:rFonts w:ascii="Aptos" w:hAnsi="Aptos"/>
+                <w:color w:val="000000"/>
+                <w:sz w:val="16"/>
+              </w:rPr>
+              <w:t>Three Standard sessions; finish with the integration diagram and evaluation release rule</w:t>
+            </w:r>
+          </w:p>
+        </w:tc>
+      </w:tr>
+      <w:tr>
+        <w:trPr>
+          <w:cantSplit/>
+        </w:trPr>
+        <w:tc>
+          <w:tcPr>
+            <w:tcW w:type="dxa" w:w="3240"/>
+            <w:shd w:fill="FFFFFF"/>
+            <w:tcBorders>
+              <w:top w:val="single" w:sz="6" w:color="D9D9D9"/>
+              <w:left w:val="single" w:sz="6" w:color="D9D9D9"/>
+              <w:bottom w:val="single" w:sz="6" w:color="D9D9D9"/>
+              <w:right w:val="single" w:sz="6" w:color="D9D9D9"/>
+              <w:insideH w:val="single" w:sz="6" w:color="D9D9D9"/>
+              <w:insideV w:val="single" w:sz="6" w:color="D9D9D9"/>
+            </w:tcBorders>
+            <w:tcMar>
+              <w:top w:w="90" w:type="dxa"/>
+              <w:start w:w="105" w:type="dxa"/>
+              <w:bottom w:w="90" w:type="dxa"/>
+              <w:end w:w="105" w:type="dxa"/>
+            </w:tcMar>
+            <w:vAlign w:val="center"/>
+          </w:tcPr>
+          <w:p>
+            <w:pPr>
+              <w:spacing w:after="0"/>
+            </w:pPr>
+            <w:r>
+              <w:rPr>
+                <w:rFonts w:ascii="Aptos" w:hAnsi="Aptos"/>
+                <w:color w:val="000000"/>
+                <w:sz w:val="16"/>
+              </w:rPr>
+              <w:t>Responsible AI Safety and Risk for Architects</w:t>
+            </w:r>
+          </w:p>
+        </w:tc>
+        <w:tc>
+          <w:tcPr>
+            <w:tcW w:type="dxa" w:w="936"/>
+            <w:shd w:fill="FFFFFF"/>
+            <w:tcBorders>
+              <w:top w:val="single" w:sz="6" w:color="D9D9D9"/>
+              <w:left w:val="single" w:sz="6" w:color="D9D9D9"/>
+              <w:bottom w:val="single" w:sz="6" w:color="D9D9D9"/>
+              <w:right w:val="single" w:sz="6" w:color="D9D9D9"/>
+              <w:insideH w:val="single" w:sz="6" w:color="D9D9D9"/>
+              <w:insideV w:val="single" w:sz="6" w:color="D9D9D9"/>
+            </w:tcBorders>
+            <w:tcMar>
+              <w:top w:w="90" w:type="dxa"/>
+              <w:start w:w="105" w:type="dxa"/>
+              <w:bottom w:w="90" w:type="dxa"/>
+              <w:end w:w="105" w:type="dxa"/>
+            </w:tcMar>
+            <w:vAlign w:val="center"/>
+          </w:tcPr>
+          <w:p>
+            <w:pPr>
+              <w:spacing w:after="0"/>
+            </w:pPr>
+            <w:r>
+              <w:rPr>
+                <w:rFonts w:ascii="Aptos" w:hAnsi="Aptos"/>
+                <w:color w:val="000000"/>
+                <w:sz w:val="16"/>
+              </w:rPr>
+              <w:t>114 minutes</w:t>
+            </w:r>
+          </w:p>
+        </w:tc>
+        <w:tc>
+          <w:tcPr>
+            <w:tcW w:type="dxa" w:w="1656"/>
+            <w:shd w:fill="FFFFFF"/>
+            <w:tcBorders>
+              <w:top w:val="single" w:sz="6" w:color="D9D9D9"/>
+              <w:left w:val="single" w:sz="6" w:color="D9D9D9"/>
+              <w:bottom w:val="single" w:sz="6" w:color="D9D9D9"/>
+              <w:right w:val="single" w:sz="6" w:color="D9D9D9"/>
+              <w:insideH w:val="single" w:sz="6" w:color="D9D9D9"/>
+              <w:insideV w:val="single" w:sz="6" w:color="D9D9D9"/>
+            </w:tcBorders>
+            <w:tcMar>
+              <w:top w:w="90" w:type="dxa"/>
+              <w:start w:w="105" w:type="dxa"/>
+              <w:bottom w:w="90" w:type="dxa"/>
+              <w:end w:w="105" w:type="dxa"/>
+            </w:tcMar>
+            <w:vAlign w:val="center"/>
+          </w:tcPr>
+          <w:p>
+            <w:pPr>
+              <w:spacing w:after="0"/>
+            </w:pPr>
+            <w:r>
+              <w:rPr>
+                <w:rFonts w:ascii="Aptos" w:hAnsi="Aptos"/>
+                <w:color w:val="000000"/>
+                <w:sz w:val="16"/>
+              </w:rPr>
+              <w:t>D5</w:t>
+            </w:r>
+          </w:p>
+        </w:tc>
+        <w:tc>
+          <w:tcPr>
+            <w:tcW w:type="dxa" w:w="4248"/>
+            <w:shd w:fill="FFFFFF"/>
+            <w:tcBorders>
+              <w:top w:val="single" w:sz="6" w:color="D9D9D9"/>
+              <w:left w:val="single" w:sz="6" w:color="D9D9D9"/>
+              <w:bottom w:val="single" w:sz="6" w:color="D9D9D9"/>
+              <w:right w:val="single" w:sz="6" w:color="D9D9D9"/>
+              <w:insideH w:val="single" w:sz="6" w:color="D9D9D9"/>
+              <w:insideV w:val="single" w:sz="6" w:color="D9D9D9"/>
+            </w:tcBorders>
+            <w:tcMar>
+              <w:top w:w="90" w:type="dxa"/>
+              <w:start w:w="105" w:type="dxa"/>
+              <w:bottom w:w="90" w:type="dxa"/>
+              <w:end w:w="105" w:type="dxa"/>
+            </w:tcMar>
+            <w:vAlign w:val="center"/>
+          </w:tcPr>
+          <w:p>
+            <w:pPr>
+              <w:spacing w:after="0"/>
+            </w:pPr>
+            <w:r>
+              <w:rPr>
+                <w:rFonts w:ascii="Aptos" w:hAnsi="Aptos"/>
+                <w:color w:val="000000"/>
+                <w:sz w:val="16"/>
+              </w:rPr>
+              <w:t>Two Standard sessions plus the threat model and adversarial test</w:t>
+            </w:r>
+          </w:p>
+        </w:tc>
+      </w:tr>
+      <w:tr>
+        <w:trPr>
+          <w:cantSplit/>
+        </w:trPr>
+        <w:tc>
+          <w:tcPr>
+            <w:tcW w:type="dxa" w:w="3240"/>
+            <w:shd w:fill="EAF2F8"/>
+            <w:tcBorders>
+              <w:top w:val="single" w:sz="6" w:color="D9D9D9"/>
+              <w:left w:val="single" w:sz="6" w:color="D9D9D9"/>
+              <w:bottom w:val="single" w:sz="6" w:color="D9D9D9"/>
+              <w:right w:val="single" w:sz="6" w:color="D9D9D9"/>
+              <w:insideH w:val="single" w:sz="6" w:color="D9D9D9"/>
+              <w:insideV w:val="single" w:sz="6" w:color="D9D9D9"/>
+            </w:tcBorders>
+            <w:tcMar>
+              <w:top w:w="90" w:type="dxa"/>
+              <w:start w:w="105" w:type="dxa"/>
+              <w:bottom w:w="90" w:type="dxa"/>
+              <w:end w:w="105" w:type="dxa"/>
+            </w:tcMar>
+            <w:vAlign w:val="center"/>
+          </w:tcPr>
+          <w:p>
+            <w:pPr>
+              <w:spacing w:after="0"/>
+            </w:pPr>
+            <w:r>
+              <w:rPr>
+                <w:rFonts w:ascii="Aptos" w:hAnsi="Aptos"/>
+                <w:color w:val="000000"/>
+                <w:sz w:val="16"/>
+              </w:rPr>
+              <w:t>Stakeholder Engagement Lifecycle and GTM</w:t>
+            </w:r>
+          </w:p>
+        </w:tc>
+        <w:tc>
+          <w:tcPr>
+            <w:tcW w:type="dxa" w:w="936"/>
+            <w:shd w:fill="EAF2F8"/>
+            <w:tcBorders>
+              <w:top w:val="single" w:sz="6" w:color="D9D9D9"/>
+              <w:left w:val="single" w:sz="6" w:color="D9D9D9"/>
+              <w:bottom w:val="single" w:sz="6" w:color="D9D9D9"/>
+              <w:right w:val="single" w:sz="6" w:color="D9D9D9"/>
+              <w:insideH w:val="single" w:sz="6" w:color="D9D9D9"/>
+              <w:insideV w:val="single" w:sz="6" w:color="D9D9D9"/>
+            </w:tcBorders>
+            <w:tcMar>
+              <w:top w:w="90" w:type="dxa"/>
+              <w:start w:w="105" w:type="dxa"/>
+              <w:bottom w:w="90" w:type="dxa"/>
+              <w:end w:w="105" w:type="dxa"/>
+            </w:tcMar>
+            <w:vAlign w:val="center"/>
+          </w:tcPr>
+          <w:p>
+            <w:pPr>
+              <w:spacing w:after="0"/>
+            </w:pPr>
+            <w:r>
+              <w:rPr>
+                <w:rFonts w:ascii="Aptos" w:hAnsi="Aptos"/>
+                <w:color w:val="000000"/>
+                <w:sz w:val="16"/>
+              </w:rPr>
+              <w:t>178 minutes</w:t>
+            </w:r>
+          </w:p>
+        </w:tc>
+        <w:tc>
+          <w:tcPr>
+            <w:tcW w:type="dxa" w:w="1656"/>
+            <w:shd w:fill="EAF2F8"/>
+            <w:tcBorders>
+              <w:top w:val="single" w:sz="6" w:color="D9D9D9"/>
+              <w:left w:val="single" w:sz="6" w:color="D9D9D9"/>
+              <w:bottom w:val="single" w:sz="6" w:color="D9D9D9"/>
+              <w:right w:val="single" w:sz="6" w:color="D9D9D9"/>
+              <w:insideH w:val="single" w:sz="6" w:color="D9D9D9"/>
+              <w:insideV w:val="single" w:sz="6" w:color="D9D9D9"/>
+            </w:tcBorders>
+            <w:tcMar>
+              <w:top w:w="90" w:type="dxa"/>
+              <w:start w:w="105" w:type="dxa"/>
+              <w:bottom w:w="90" w:type="dxa"/>
+              <w:end w:w="105" w:type="dxa"/>
+            </w:tcMar>
+            <w:vAlign w:val="center"/>
+          </w:tcPr>
+          <w:p>
+            <w:pPr>
+              <w:spacing w:after="0"/>
+            </w:pPr>
+            <w:r>
+              <w:rPr>
+                <w:rFonts w:ascii="Aptos" w:hAnsi="Aptos"/>
+                <w:color w:val="000000"/>
+                <w:sz w:val="16"/>
+              </w:rPr>
+              <w:t>D6</w:t>
+            </w:r>
+          </w:p>
+        </w:tc>
+        <w:tc>
+          <w:tcPr>
+            <w:tcW w:type="dxa" w:w="4248"/>
+            <w:shd w:fill="EAF2F8"/>
+            <w:tcBorders>
+              <w:top w:val="single" w:sz="6" w:color="D9D9D9"/>
+              <w:left w:val="single" w:sz="6" w:color="D9D9D9"/>
+              <w:bottom w:val="single" w:sz="6" w:color="D9D9D9"/>
+              <w:right w:val="single" w:sz="6" w:color="D9D9D9"/>
+              <w:insideH w:val="single" w:sz="6" w:color="D9D9D9"/>
+              <w:insideV w:val="single" w:sz="6" w:color="D9D9D9"/>
+            </w:tcBorders>
+            <w:tcMar>
+              <w:top w:w="90" w:type="dxa"/>
+              <w:start w:w="105" w:type="dxa"/>
+              <w:bottom w:w="90" w:type="dxa"/>
+              <w:end w:w="105" w:type="dxa"/>
+            </w:tcMar>
+            <w:vAlign w:val="center"/>
+          </w:tcPr>
+          <w:p>
+            <w:pPr>
+              <w:spacing w:after="0"/>
+            </w:pPr>
+            <w:r>
+              <w:rPr>
+                <w:rFonts w:ascii="Aptos" w:hAnsi="Aptos"/>
+                <w:color w:val="000000"/>
+                <w:sz w:val="16"/>
+              </w:rPr>
+              <w:t>Three Standard sessions; finish with the decision memo and handoff checklist</w:t>
+            </w:r>
+          </w:p>
+        </w:tc>
+      </w:tr>
+      <w:tr>
+        <w:trPr>
+          <w:cantSplit/>
+        </w:trPr>
+        <w:tc>
+          <w:tcPr>
+            <w:tcW w:type="dxa" w:w="3240"/>
+            <w:shd w:fill="FFFFFF"/>
+            <w:tcBorders>
+              <w:top w:val="single" w:sz="6" w:color="D9D9D9"/>
+              <w:left w:val="single" w:sz="6" w:color="D9D9D9"/>
+              <w:bottom w:val="single" w:sz="6" w:color="D9D9D9"/>
+              <w:right w:val="single" w:sz="6" w:color="D9D9D9"/>
+              <w:insideH w:val="single" w:sz="6" w:color="D9D9D9"/>
+              <w:insideV w:val="single" w:sz="6" w:color="D9D9D9"/>
+            </w:tcBorders>
+            <w:tcMar>
+              <w:top w:w="90" w:type="dxa"/>
+              <w:start w:w="105" w:type="dxa"/>
+              <w:bottom w:w="90" w:type="dxa"/>
+              <w:end w:w="105" w:type="dxa"/>
+            </w:tcMar>
+            <w:vAlign w:val="center"/>
+          </w:tcPr>
+          <w:p>
+            <w:pPr>
+              <w:spacing w:after="0"/>
+            </w:pPr>
+            <w:r>
+              <w:rPr>
+                <w:rFonts w:ascii="Aptos" w:hAnsi="Aptos"/>
+                <w:color w:val="000000"/>
+                <w:sz w:val="16"/>
+              </w:rPr>
+              <w:t>Team Enablement and Operational Productivity</w:t>
+            </w:r>
+          </w:p>
+        </w:tc>
+        <w:tc>
+          <w:tcPr>
+            <w:tcW w:type="dxa" w:w="936"/>
+            <w:shd w:fill="FFFFFF"/>
+            <w:tcBorders>
+              <w:top w:val="single" w:sz="6" w:color="D9D9D9"/>
+              <w:left w:val="single" w:sz="6" w:color="D9D9D9"/>
+              <w:bottom w:val="single" w:sz="6" w:color="D9D9D9"/>
+              <w:right w:val="single" w:sz="6" w:color="D9D9D9"/>
+              <w:insideH w:val="single" w:sz="6" w:color="D9D9D9"/>
+              <w:insideV w:val="single" w:sz="6" w:color="D9D9D9"/>
+            </w:tcBorders>
+            <w:tcMar>
+              <w:top w:w="90" w:type="dxa"/>
+              <w:start w:w="105" w:type="dxa"/>
+              <w:bottom w:w="90" w:type="dxa"/>
+              <w:end w:w="105" w:type="dxa"/>
+            </w:tcMar>
+            <w:vAlign w:val="center"/>
+          </w:tcPr>
+          <w:p>
+            <w:pPr>
+              <w:spacing w:after="0"/>
+            </w:pPr>
+            <w:r>
+              <w:rPr>
+                <w:rFonts w:ascii="Aptos" w:hAnsi="Aptos"/>
+                <w:color w:val="000000"/>
+                <w:sz w:val="16"/>
+              </w:rPr>
+              <w:t>45 minutes</w:t>
+            </w:r>
+          </w:p>
+        </w:tc>
+        <w:tc>
+          <w:tcPr>
+            <w:tcW w:type="dxa" w:w="1656"/>
+            <w:shd w:fill="FFFFFF"/>
+            <w:tcBorders>
+              <w:top w:val="single" w:sz="6" w:color="D9D9D9"/>
+              <w:left w:val="single" w:sz="6" w:color="D9D9D9"/>
+              <w:bottom w:val="single" w:sz="6" w:color="D9D9D9"/>
+              <w:right w:val="single" w:sz="6" w:color="D9D9D9"/>
+              <w:insideH w:val="single" w:sz="6" w:color="D9D9D9"/>
+              <w:insideV w:val="single" w:sz="6" w:color="D9D9D9"/>
+            </w:tcBorders>
+            <w:tcMar>
+              <w:top w:w="90" w:type="dxa"/>
+              <w:start w:w="105" w:type="dxa"/>
+              <w:bottom w:w="90" w:type="dxa"/>
+              <w:end w:w="105" w:type="dxa"/>
+            </w:tcMar>
+            <w:vAlign w:val="center"/>
+          </w:tcPr>
+          <w:p>
+            <w:pPr>
+              <w:spacing w:after="0"/>
+            </w:pPr>
+            <w:r>
+              <w:rPr>
+                <w:rFonts w:ascii="Aptos" w:hAnsi="Aptos"/>
+                <w:color w:val="000000"/>
+                <w:sz w:val="16"/>
+              </w:rPr>
+              <w:t>D7</w:t>
+            </w:r>
+          </w:p>
+        </w:tc>
+        <w:tc>
+          <w:tcPr>
+            <w:tcW w:type="dxa" w:w="4248"/>
+            <w:shd w:fill="FFFFFF"/>
+            <w:tcBorders>
+              <w:top w:val="single" w:sz="6" w:color="D9D9D9"/>
+              <w:left w:val="single" w:sz="6" w:color="D9D9D9"/>
+              <w:bottom w:val="single" w:sz="6" w:color="D9D9D9"/>
+              <w:right w:val="single" w:sz="6" w:color="D9D9D9"/>
+              <w:insideH w:val="single" w:sz="6" w:color="D9D9D9"/>
+              <w:insideV w:val="single" w:sz="6" w:color="D9D9D9"/>
+            </w:tcBorders>
+            <w:tcMar>
+              <w:top w:w="90" w:type="dxa"/>
+              <w:start w:w="105" w:type="dxa"/>
+              <w:bottom w:w="90" w:type="dxa"/>
+              <w:end w:w="105" w:type="dxa"/>
+            </w:tcMar>
+            <w:vAlign w:val="center"/>
+          </w:tcPr>
+          <w:p>
+            <w:pPr>
+              <w:spacing w:after="0"/>
+            </w:pPr>
+            <w:r>
+              <w:rPr>
+                <w:rFonts w:ascii="Aptos" w:hAnsi="Aptos"/>
+                <w:color w:val="000000"/>
+                <w:sz w:val="16"/>
+              </w:rPr>
+              <w:t>One Standard session; finish with the team configuration standard and support runbook</w:t>
+            </w:r>
+          </w:p>
+        </w:tc>
+      </w:tr>
+    </w:tbl>
+    <w:p>
+      <w:pPr>
+        <w:spacing w:after="20"/>
+      </w:pPr>
+    </w:p>
+    <w:p>
+      <w:pPr>
+        <w:pStyle w:val="Heading2"/>
+        <w:keepNext/>
+      </w:pPr>
+      <w:r>
+        <w:t>Core path</w:t>
+      </w:r>
+    </w:p>
+    <w:tbl>
+      <w:tblPr>
+        <w:tblW w:type="auto" w:w="0"/>
+        <w:jc w:val="center"/>
+        <w:tblLayout w:type="fixed"/>
+        <w:tblLook w:firstColumn="1" w:firstRow="1" w:lastColumn="0" w:lastRow="0" w:noHBand="0" w:noVBand="1" w:val="04A0"/>
+      </w:tblPr>
+      <w:tblGrid>
+        <w:gridCol w:w="2541"/>
+        <w:gridCol w:w="2541"/>
+        <w:gridCol w:w="2541"/>
+        <w:gridCol w:w="2541"/>
+      </w:tblGrid>
+      <w:tr>
+        <w:trPr>
+          <w:tblHeader w:val="true"/>
+        </w:trPr>
+        <w:tc>
+          <w:tcPr>
+            <w:tcW w:type="dxa" w:w="792"/>
+            <w:shd w:fill="1F4E78"/>
+            <w:tcBorders>
+              <w:top w:val="single" w:sz="6" w:color="D9D9D9"/>
+              <w:left w:val="single" w:sz="6" w:color="D9D9D9"/>
+              <w:bottom w:val="single" w:sz="6" w:color="D9D9D9"/>
+              <w:right w:val="single" w:sz="6" w:color="D9D9D9"/>
+              <w:insideH w:val="single" w:sz="6" w:color="D9D9D9"/>
+              <w:insideV w:val="single" w:sz="6" w:color="D9D9D9"/>
+            </w:tcBorders>
+            <w:tcMar>
+              <w:top w:w="90" w:type="dxa"/>
+              <w:start w:w="105" w:type="dxa"/>
+              <w:bottom w:w="90" w:type="dxa"/>
+              <w:end w:w="105" w:type="dxa"/>
+            </w:tcMar>
+            <w:vAlign w:val="center"/>
+          </w:tcPr>
+          <w:p>
+            <w:pPr>
+              <w:spacing w:after="0"/>
+              <w:jc w:val="center"/>
+            </w:pPr>
+            <w:r>
+              <w:rPr>
+                <w:rFonts w:ascii="Aptos" w:hAnsi="Aptos"/>
+                <w:b/>
+                <w:color w:val="FFFFFF"/>
+                <w:sz w:val="16"/>
+              </w:rPr>
+              <w:t>Priority</w:t>
+            </w:r>
+          </w:p>
+        </w:tc>
+        <w:tc>
+          <w:tcPr>
+            <w:tcW w:type="dxa" w:w="2880"/>
+            <w:shd w:fill="1F4E78"/>
+            <w:tcBorders>
+              <w:top w:val="single" w:sz="6" w:color="D9D9D9"/>
+              <w:left w:val="single" w:sz="6" w:color="D9D9D9"/>
+              <w:bottom w:val="single" w:sz="6" w:color="D9D9D9"/>
+              <w:right w:val="single" w:sz="6" w:color="D9D9D9"/>
+              <w:insideH w:val="single" w:sz="6" w:color="D9D9D9"/>
+              <w:insideV w:val="single" w:sz="6" w:color="D9D9D9"/>
+            </w:tcBorders>
+            <w:tcMar>
+              <w:top w:w="90" w:type="dxa"/>
+              <w:start w:w="105" w:type="dxa"/>
+              <w:bottom w:w="90" w:type="dxa"/>
+              <w:end w:w="105" w:type="dxa"/>
+            </w:tcMar>
+            <w:vAlign w:val="center"/>
+          </w:tcPr>
+          <w:p>
+            <w:pPr>
+              <w:spacing w:after="0"/>
+              <w:jc w:val="center"/>
+            </w:pPr>
+            <w:r>
+              <w:rPr>
+                <w:rFonts w:ascii="Aptos" w:hAnsi="Aptos"/>
+                <w:b/>
+                <w:color w:val="FFFFFF"/>
+                <w:sz w:val="16"/>
+              </w:rPr>
+              <w:t>Official resource</w:t>
+            </w:r>
+          </w:p>
+        </w:tc>
+        <w:tc>
+          <w:tcPr>
+            <w:tcW w:type="dxa" w:w="3960"/>
+            <w:shd w:fill="1F4E78"/>
+            <w:tcBorders>
+              <w:top w:val="single" w:sz="6" w:color="D9D9D9"/>
+              <w:left w:val="single" w:sz="6" w:color="D9D9D9"/>
+              <w:bottom w:val="single" w:sz="6" w:color="D9D9D9"/>
+              <w:right w:val="single" w:sz="6" w:color="D9D9D9"/>
+              <w:insideH w:val="single" w:sz="6" w:color="D9D9D9"/>
+              <w:insideV w:val="single" w:sz="6" w:color="D9D9D9"/>
+            </w:tcBorders>
+            <w:tcMar>
+              <w:top w:w="90" w:type="dxa"/>
+              <w:start w:w="105" w:type="dxa"/>
+              <w:bottom w:w="90" w:type="dxa"/>
+              <w:end w:w="105" w:type="dxa"/>
+            </w:tcMar>
+            <w:vAlign w:val="center"/>
+          </w:tcPr>
+          <w:p>
+            <w:pPr>
+              <w:spacing w:after="0"/>
+              <w:jc w:val="center"/>
+            </w:pPr>
+            <w:r>
+              <w:rPr>
+                <w:rFonts w:ascii="Aptos" w:hAnsi="Aptos"/>
+                <w:b/>
+                <w:color w:val="FFFFFF"/>
+                <w:sz w:val="16"/>
+              </w:rPr>
+              <w:t>Use it for</w:t>
+            </w:r>
+          </w:p>
+        </w:tc>
+        <w:tc>
+          <w:tcPr>
+            <w:tcW w:type="dxa" w:w="2448"/>
+            <w:shd w:fill="1F4E78"/>
+            <w:tcBorders>
+              <w:top w:val="single" w:sz="6" w:color="D9D9D9"/>
+              <w:left w:val="single" w:sz="6" w:color="D9D9D9"/>
+              <w:bottom w:val="single" w:sz="6" w:color="D9D9D9"/>
+              <w:right w:val="single" w:sz="6" w:color="D9D9D9"/>
+              <w:insideH w:val="single" w:sz="6" w:color="D9D9D9"/>
+              <w:insideV w:val="single" w:sz="6" w:color="D9D9D9"/>
+            </w:tcBorders>
+            <w:tcMar>
+              <w:top w:w="90" w:type="dxa"/>
+              <w:start w:w="105" w:type="dxa"/>
+              <w:bottom w:w="90" w:type="dxa"/>
+              <w:end w:w="105" w:type="dxa"/>
+            </w:tcMar>
+            <w:vAlign w:val="center"/>
+          </w:tcPr>
+          <w:p>
+            <w:pPr>
+              <w:spacing w:after="0"/>
+              <w:jc w:val="center"/>
+            </w:pPr>
+            <w:r>
+              <w:rPr>
+                <w:rFonts w:ascii="Aptos" w:hAnsi="Aptos"/>
+                <w:b/>
+                <w:color w:val="FFFFFF"/>
+                <w:sz w:val="16"/>
+              </w:rPr>
+              <w:t>Produce after</w:t>
+            </w:r>
+          </w:p>
+        </w:tc>
+      </w:tr>
+      <w:tr>
+        <w:trPr>
+          <w:cantSplit/>
+        </w:trPr>
+        <w:tc>
+          <w:tcPr>
+            <w:tcW w:type="dxa" w:w="792"/>
+            <w:shd w:fill="FFFFFF"/>
+            <w:tcBorders>
+              <w:top w:val="single" w:sz="6" w:color="D9D9D9"/>
+              <w:left w:val="single" w:sz="6" w:color="D9D9D9"/>
+              <w:bottom w:val="single" w:sz="6" w:color="D9D9D9"/>
+              <w:right w:val="single" w:sz="6" w:color="D9D9D9"/>
+              <w:insideH w:val="single" w:sz="6" w:color="D9D9D9"/>
+              <w:insideV w:val="single" w:sz="6" w:color="D9D9D9"/>
+            </w:tcBorders>
+            <w:tcMar>
+              <w:top w:w="90" w:type="dxa"/>
+              <w:start w:w="105" w:type="dxa"/>
+              <w:bottom w:w="90" w:type="dxa"/>
+              <w:end w:w="105" w:type="dxa"/>
+            </w:tcMar>
+            <w:vAlign w:val="center"/>
+          </w:tcPr>
+          <w:p>
+            <w:pPr>
+              <w:spacing w:after="0"/>
+              <w:jc w:val="center"/>
+            </w:pPr>
+            <w:r>
+              <w:rPr>
+                <w:rFonts w:ascii="Aptos" w:hAnsi="Aptos"/>
+                <w:color w:val="000000"/>
+                <w:sz w:val="16"/>
+              </w:rPr>
+              <w:t>1</w:t>
+            </w:r>
+          </w:p>
+        </w:tc>
+        <w:tc>
+          <w:tcPr>
+            <w:tcW w:type="dxa" w:w="2880"/>
+            <w:shd w:fill="FFFFFF"/>
+            <w:tcBorders>
+              <w:top w:val="single" w:sz="6" w:color="D9D9D9"/>
+              <w:left w:val="single" w:sz="6" w:color="D9D9D9"/>
+              <w:bottom w:val="single" w:sz="6" w:color="D9D9D9"/>
+              <w:right w:val="single" w:sz="6" w:color="D9D9D9"/>
+              <w:insideH w:val="single" w:sz="6" w:color="D9D9D9"/>
+              <w:insideV w:val="single" w:sz="6" w:color="D9D9D9"/>
+            </w:tcBorders>
+            <w:tcMar>
+              <w:top w:w="90" w:type="dxa"/>
+              <w:start w:w="105" w:type="dxa"/>
+              <w:bottom w:w="90" w:type="dxa"/>
+              <w:end w:w="105" w:type="dxa"/>
+            </w:tcMar>
+            <w:vAlign w:val="center"/>
+          </w:tcPr>
+          <w:p>
+            <w:pPr>
+              <w:spacing w:after="0"/>
+            </w:pPr>
+            <w:hyperlink r:id="rId9">
+              <w:r>
+                <w:rPr>
+                  <w:rFonts w:ascii="Aptos" w:hAnsi="Aptos"/>
+                  <w:sz w:val="16"/>
+                  <w:szCs w:val="16"/>
+                  <w:color w:val="0563C1"/>
+                  <w:u w:val="single"/>
+                </w:rPr>
+                <w:t xml:space="preserve">Professional certification page</w:t>
+              </w:r>
+            </w:hyperlink>
+            <w:r>
+              <w:rPr>
+                <w:rFonts w:ascii="Aptos" w:hAnsi="Aptos"/>
+                <w:color w:val="000000"/>
+                <w:sz w:val="16"/>
+              </w:rPr>
+              <w:t xml:space="preserve"> and </w:t>
+            </w:r>
+            <w:hyperlink r:id="rId10">
+              <w:r>
+                <w:rPr>
+                  <w:rFonts w:ascii="Aptos" w:hAnsi="Aptos"/>
+                  <w:sz w:val="16"/>
+                  <w:szCs w:val="16"/>
+                  <w:color w:val="0563C1"/>
+                  <w:u w:val="single"/>
+                </w:rPr>
+                <w:t xml:space="preserve">Professional exam guide</w:t>
+              </w:r>
+            </w:hyperlink>
+          </w:p>
+        </w:tc>
+        <w:tc>
+          <w:tcPr>
+            <w:tcW w:type="dxa" w:w="3960"/>
+            <w:shd w:fill="FFFFFF"/>
+            <w:tcBorders>
+              <w:top w:val="single" w:sz="6" w:color="D9D9D9"/>
+              <w:left w:val="single" w:sz="6" w:color="D9D9D9"/>
+              <w:bottom w:val="single" w:sz="6" w:color="D9D9D9"/>
+              <w:right w:val="single" w:sz="6" w:color="D9D9D9"/>
+              <w:insideH w:val="single" w:sz="6" w:color="D9D9D9"/>
+              <w:insideV w:val="single" w:sz="6" w:color="D9D9D9"/>
+            </w:tcBorders>
+            <w:tcMar>
+              <w:top w:w="90" w:type="dxa"/>
+              <w:start w:w="105" w:type="dxa"/>
+              <w:bottom w:w="90" w:type="dxa"/>
+              <w:end w:w="105" w:type="dxa"/>
+            </w:tcMar>
+            <w:vAlign w:val="center"/>
+          </w:tcPr>
+          <w:p>
+            <w:pPr>
+              <w:spacing w:after="0"/>
+            </w:pPr>
+            <w:r>
+              <w:rPr>
+                <w:rFonts w:ascii="Aptos" w:hAnsi="Aptos"/>
+                <w:color w:val="000000"/>
+                <w:sz w:val="16"/>
+              </w:rPr>
+              <w:t>Current blueprint, registration, policies, and official metadata</w:t>
+            </w:r>
+          </w:p>
+        </w:tc>
+        <w:tc>
+          <w:tcPr>
+            <w:tcW w:type="dxa" w:w="2448"/>
+            <w:shd w:fill="FFFFFF"/>
+            <w:tcBorders>
+              <w:top w:val="single" w:sz="6" w:color="D9D9D9"/>
+              <w:left w:val="single" w:sz="6" w:color="D9D9D9"/>
+              <w:bottom w:val="single" w:sz="6" w:color="D9D9D9"/>
+              <w:right w:val="single" w:sz="6" w:color="D9D9D9"/>
+              <w:insideH w:val="single" w:sz="6" w:color="D9D9D9"/>
+              <w:insideV w:val="single" w:sz="6" w:color="D9D9D9"/>
+            </w:tcBorders>
+            <w:tcMar>
+              <w:top w:w="90" w:type="dxa"/>
+              <w:start w:w="105" w:type="dxa"/>
+              <w:bottom w:w="90" w:type="dxa"/>
+              <w:end w:w="105" w:type="dxa"/>
+            </w:tcMar>
+            <w:vAlign w:val="center"/>
+          </w:tcPr>
+          <w:p>
+            <w:pPr>
+              <w:spacing w:after="0"/>
+            </w:pPr>
+            <w:r>
+              <w:rPr>
+                <w:rFonts w:ascii="Aptos" w:hAnsi="Aptos"/>
+                <w:color w:val="000000"/>
+                <w:sz w:val="16"/>
+              </w:rPr>
+              <w:t>Update the exam snapshot and logistics checklist</w:t>
+            </w:r>
+          </w:p>
+        </w:tc>
+      </w:tr>
+      <w:tr>
+        <w:trPr>
+          <w:cantSplit/>
+        </w:trPr>
+        <w:tc>
+          <w:tcPr>
+            <w:tcW w:type="dxa" w:w="792"/>
+            <w:shd w:fill="EAF2F8"/>
+            <w:tcBorders>
+              <w:top w:val="single" w:sz="6" w:color="D9D9D9"/>
+              <w:left w:val="single" w:sz="6" w:color="D9D9D9"/>
+              <w:bottom w:val="single" w:sz="6" w:color="D9D9D9"/>
+              <w:right w:val="single" w:sz="6" w:color="D9D9D9"/>
+              <w:insideH w:val="single" w:sz="6" w:color="D9D9D9"/>
+              <w:insideV w:val="single" w:sz="6" w:color="D9D9D9"/>
+            </w:tcBorders>
+            <w:tcMar>
+              <w:top w:w="90" w:type="dxa"/>
+              <w:start w:w="105" w:type="dxa"/>
+              <w:bottom w:w="90" w:type="dxa"/>
+              <w:end w:w="105" w:type="dxa"/>
+            </w:tcMar>
+            <w:vAlign w:val="center"/>
+          </w:tcPr>
+          <w:p>
+            <w:pPr>
+              <w:spacing w:after="0"/>
+              <w:jc w:val="center"/>
+            </w:pPr>
+            <w:r>
+              <w:rPr>
+                <w:rFonts w:ascii="Aptos" w:hAnsi="Aptos"/>
+                <w:color w:val="000000"/>
+                <w:sz w:val="16"/>
+              </w:rPr>
+              <w:t>2</w:t>
+            </w:r>
+          </w:p>
+        </w:tc>
+        <w:tc>
+          <w:tcPr>
+            <w:tcW w:type="dxa" w:w="2880"/>
+            <w:shd w:fill="EAF2F8"/>
+            <w:tcBorders>
+              <w:top w:val="single" w:sz="6" w:color="D9D9D9"/>
+              <w:left w:val="single" w:sz="6" w:color="D9D9D9"/>
+              <w:bottom w:val="single" w:sz="6" w:color="D9D9D9"/>
+              <w:right w:val="single" w:sz="6" w:color="D9D9D9"/>
+              <w:insideH w:val="single" w:sz="6" w:color="D9D9D9"/>
+              <w:insideV w:val="single" w:sz="6" w:color="D9D9D9"/>
+            </w:tcBorders>
+            <w:tcMar>
+              <w:top w:w="90" w:type="dxa"/>
+              <w:start w:w="105" w:type="dxa"/>
+              <w:bottom w:w="90" w:type="dxa"/>
+              <w:end w:w="105" w:type="dxa"/>
+            </w:tcMar>
+            <w:vAlign w:val="center"/>
+          </w:tcPr>
+          <w:p>
+            <w:pPr>
+              <w:spacing w:after="0"/>
+            </w:pPr>
+            <w:hyperlink r:id="rId11">
+              <w:r>
+                <w:rPr>
+                  <w:rFonts w:ascii="Aptos" w:hAnsi="Aptos"/>
+                  <w:sz w:val="16"/>
+                  <w:szCs w:val="16"/>
+                  <w:color w:val="0563C1"/>
+                  <w:u w:val="single"/>
+                </w:rPr>
+                <w:t xml:space="preserve">Professional prep course</w:t>
+              </w:r>
+            </w:hyperlink>
+          </w:p>
+        </w:tc>
+        <w:tc>
+          <w:tcPr>
+            <w:tcW w:type="dxa" w:w="3960"/>
+            <w:shd w:fill="EAF2F8"/>
+            <w:tcBorders>
+              <w:top w:val="single" w:sz="6" w:color="D9D9D9"/>
+              <w:left w:val="single" w:sz="6" w:color="D9D9D9"/>
+              <w:bottom w:val="single" w:sz="6" w:color="D9D9D9"/>
+              <w:right w:val="single" w:sz="6" w:color="D9D9D9"/>
+              <w:insideH w:val="single" w:sz="6" w:color="D9D9D9"/>
+              <w:insideV w:val="single" w:sz="6" w:color="D9D9D9"/>
+            </w:tcBorders>
+            <w:tcMar>
+              <w:top w:w="90" w:type="dxa"/>
+              <w:start w:w="105" w:type="dxa"/>
+              <w:bottom w:w="90" w:type="dxa"/>
+              <w:end w:w="105" w:type="dxa"/>
+            </w:tcMar>
+            <w:vAlign w:val="center"/>
+          </w:tcPr>
+          <w:p>
+            <w:pPr>
+              <w:spacing w:after="0"/>
+            </w:pPr>
+            <w:r>
+              <w:rPr>
+                <w:rFonts w:ascii="Aptos" w:hAnsi="Aptos"/>
+                <w:color w:val="000000"/>
+                <w:sz w:val="16"/>
+              </w:rPr>
+              <w:t>The five official modules spanning solution design, enterprise integration, safety, lifecycle, and team enablement</w:t>
+            </w:r>
+          </w:p>
+        </w:tc>
+        <w:tc>
+          <w:tcPr>
+            <w:tcW w:type="dxa" w:w="2448"/>
+            <w:shd w:fill="EAF2F8"/>
+            <w:tcBorders>
+              <w:top w:val="single" w:sz="6" w:color="D9D9D9"/>
+              <w:left w:val="single" w:sz="6" w:color="D9D9D9"/>
+              <w:bottom w:val="single" w:sz="6" w:color="D9D9D9"/>
+              <w:right w:val="single" w:sz="6" w:color="D9D9D9"/>
+              <w:insideH w:val="single" w:sz="6" w:color="D9D9D9"/>
+              <w:insideV w:val="single" w:sz="6" w:color="D9D9D9"/>
+            </w:tcBorders>
+            <w:tcMar>
+              <w:top w:w="90" w:type="dxa"/>
+              <w:start w:w="105" w:type="dxa"/>
+              <w:bottom w:w="90" w:type="dxa"/>
+              <w:end w:w="105" w:type="dxa"/>
+            </w:tcMar>
+            <w:vAlign w:val="center"/>
+          </w:tcPr>
+          <w:p>
+            <w:pPr>
+              <w:spacing w:after="0"/>
+            </w:pPr>
+            <w:r>
+              <w:rPr>
+                <w:rFonts w:ascii="Aptos" w:hAnsi="Aptos"/>
+                <w:color w:val="000000"/>
+                <w:sz w:val="16"/>
+              </w:rPr>
+              <w:t>One artifact and five fresh questions per completed lesson block</w:t>
+            </w:r>
+          </w:p>
+        </w:tc>
+      </w:tr>
+      <w:tr>
+        <w:trPr>
+          <w:cantSplit/>
+        </w:trPr>
+        <w:tc>
+          <w:tcPr>
+            <w:tcW w:type="dxa" w:w="792"/>
+            <w:shd w:fill="FFFFFF"/>
+            <w:tcBorders>
+              <w:top w:val="single" w:sz="6" w:color="D9D9D9"/>
+              <w:left w:val="single" w:sz="6" w:color="D9D9D9"/>
+              <w:bottom w:val="single" w:sz="6" w:color="D9D9D9"/>
+              <w:right w:val="single" w:sz="6" w:color="D9D9D9"/>
+              <w:insideH w:val="single" w:sz="6" w:color="D9D9D9"/>
+              <w:insideV w:val="single" w:sz="6" w:color="D9D9D9"/>
+            </w:tcBorders>
+            <w:tcMar>
+              <w:top w:w="90" w:type="dxa"/>
+              <w:start w:w="105" w:type="dxa"/>
+              <w:bottom w:w="90" w:type="dxa"/>
+              <w:end w:w="105" w:type="dxa"/>
+            </w:tcMar>
+            <w:vAlign w:val="center"/>
+          </w:tcPr>
+          <w:p>
+            <w:pPr>
+              <w:spacing w:after="0"/>
+              <w:jc w:val="center"/>
+            </w:pPr>
+            <w:r>
+              <w:rPr>
+                <w:rFonts w:ascii="Aptos" w:hAnsi="Aptos"/>
+                <w:color w:val="000000"/>
+                <w:sz w:val="16"/>
+              </w:rPr>
+              <w:t>3</w:t>
+            </w:r>
+          </w:p>
+        </w:tc>
+        <w:tc>
+          <w:tcPr>
+            <w:tcW w:type="dxa" w:w="2880"/>
+            <w:shd w:fill="FFFFFF"/>
+            <w:tcBorders>
+              <w:top w:val="single" w:sz="6" w:color="D9D9D9"/>
+              <w:left w:val="single" w:sz="6" w:color="D9D9D9"/>
+              <w:bottom w:val="single" w:sz="6" w:color="D9D9D9"/>
+              <w:right w:val="single" w:sz="6" w:color="D9D9D9"/>
+              <w:insideH w:val="single" w:sz="6" w:color="D9D9D9"/>
+              <w:insideV w:val="single" w:sz="6" w:color="D9D9D9"/>
+            </w:tcBorders>
+            <w:tcMar>
+              <w:top w:w="90" w:type="dxa"/>
+              <w:start w:w="105" w:type="dxa"/>
+              <w:bottom w:w="90" w:type="dxa"/>
+              <w:end w:w="105" w:type="dxa"/>
+            </w:tcMar>
+            <w:vAlign w:val="center"/>
+          </w:tcPr>
+          <w:p>
+            <w:pPr>
+              <w:spacing w:after="0"/>
+            </w:pPr>
+            <w:hyperlink r:id="rId12">
+              <w:r>
+                <w:rPr>
+                  <w:rFonts w:ascii="Aptos" w:hAnsi="Aptos"/>
+                  <w:sz w:val="16"/>
+                  <w:szCs w:val="16"/>
+                  <w:color w:val="0563C1"/>
+                  <w:u w:val="single"/>
+                </w:rPr>
+                <w:t xml:space="preserve">Building Effective AI Agents</w:t>
+              </w:r>
+            </w:hyperlink>
+          </w:p>
+        </w:tc>
+        <w:tc>
+          <w:tcPr>
+            <w:tcW w:type="dxa" w:w="3960"/>
+            <w:shd w:fill="FFFFFF"/>
+            <w:tcBorders>
+              <w:top w:val="single" w:sz="6" w:color="D9D9D9"/>
+              <w:left w:val="single" w:sz="6" w:color="D9D9D9"/>
+              <w:bottom w:val="single" w:sz="6" w:color="D9D9D9"/>
+              <w:right w:val="single" w:sz="6" w:color="D9D9D9"/>
+              <w:insideH w:val="single" w:sz="6" w:color="D9D9D9"/>
+              <w:insideV w:val="single" w:sz="6" w:color="D9D9D9"/>
+            </w:tcBorders>
+            <w:tcMar>
+              <w:top w:w="90" w:type="dxa"/>
+              <w:start w:w="105" w:type="dxa"/>
+              <w:bottom w:w="90" w:type="dxa"/>
+              <w:end w:w="105" w:type="dxa"/>
+            </w:tcMar>
+            <w:vAlign w:val="center"/>
+          </w:tcPr>
+          <w:p>
+            <w:pPr>
+              <w:spacing w:after="0"/>
+            </w:pPr>
+            <w:r>
+              <w:rPr>
+                <w:rFonts w:ascii="Aptos" w:hAnsi="Aptos"/>
+                <w:color w:val="000000"/>
+                <w:sz w:val="16"/>
+              </w:rPr>
+              <w:t>Workflows versus agents, orchestration patterns, simplicity, and evaluation</w:t>
+            </w:r>
+          </w:p>
+        </w:tc>
+        <w:tc>
+          <w:tcPr>
+            <w:tcW w:type="dxa" w:w="2448"/>
+            <w:shd w:fill="FFFFFF"/>
+            <w:tcBorders>
+              <w:top w:val="single" w:sz="6" w:color="D9D9D9"/>
+              <w:left w:val="single" w:sz="6" w:color="D9D9D9"/>
+              <w:bottom w:val="single" w:sz="6" w:color="D9D9D9"/>
+              <w:right w:val="single" w:sz="6" w:color="D9D9D9"/>
+              <w:insideH w:val="single" w:sz="6" w:color="D9D9D9"/>
+              <w:insideV w:val="single" w:sz="6" w:color="D9D9D9"/>
+            </w:tcBorders>
+            <w:tcMar>
+              <w:top w:w="90" w:type="dxa"/>
+              <w:start w:w="105" w:type="dxa"/>
+              <w:bottom w:w="90" w:type="dxa"/>
+              <w:end w:w="105" w:type="dxa"/>
+            </w:tcMar>
+            <w:vAlign w:val="center"/>
+          </w:tcPr>
+          <w:p>
+            <w:pPr>
+              <w:spacing w:after="0"/>
+            </w:pPr>
+            <w:r>
+              <w:rPr>
+                <w:rFonts w:ascii="Aptos" w:hAnsi="Aptos"/>
+                <w:color w:val="000000"/>
+                <w:sz w:val="16"/>
+              </w:rPr>
+              <w:t>Architecture selection matrix and one decomposition sketch</w:t>
+            </w:r>
+          </w:p>
+        </w:tc>
+      </w:tr>
+      <w:tr>
+        <w:trPr>
+          <w:cantSplit/>
+        </w:trPr>
+        <w:tc>
+          <w:tcPr>
+            <w:tcW w:type="dxa" w:w="792"/>
+            <w:shd w:fill="EAF2F8"/>
+            <w:tcBorders>
+              <w:top w:val="single" w:sz="6" w:color="D9D9D9"/>
+              <w:left w:val="single" w:sz="6" w:color="D9D9D9"/>
+              <w:bottom w:val="single" w:sz="6" w:color="D9D9D9"/>
+              <w:right w:val="single" w:sz="6" w:color="D9D9D9"/>
+              <w:insideH w:val="single" w:sz="6" w:color="D9D9D9"/>
+              <w:insideV w:val="single" w:sz="6" w:color="D9D9D9"/>
+            </w:tcBorders>
+            <w:tcMar>
+              <w:top w:w="90" w:type="dxa"/>
+              <w:start w:w="105" w:type="dxa"/>
+              <w:bottom w:w="90" w:type="dxa"/>
+              <w:end w:w="105" w:type="dxa"/>
+            </w:tcMar>
+            <w:vAlign w:val="center"/>
+          </w:tcPr>
+          <w:p>
+            <w:pPr>
+              <w:spacing w:after="0"/>
+              <w:jc w:val="center"/>
+            </w:pPr>
+            <w:r>
+              <w:rPr>
+                <w:rFonts w:ascii="Aptos" w:hAnsi="Aptos"/>
+                <w:color w:val="000000"/>
+                <w:sz w:val="16"/>
+              </w:rPr>
+              <w:t>4</w:t>
+            </w:r>
+          </w:p>
+        </w:tc>
+        <w:tc>
+          <w:tcPr>
+            <w:tcW w:type="dxa" w:w="2880"/>
+            <w:shd w:fill="EAF2F8"/>
+            <w:tcBorders>
+              <w:top w:val="single" w:sz="6" w:color="D9D9D9"/>
+              <w:left w:val="single" w:sz="6" w:color="D9D9D9"/>
+              <w:bottom w:val="single" w:sz="6" w:color="D9D9D9"/>
+              <w:right w:val="single" w:sz="6" w:color="D9D9D9"/>
+              <w:insideH w:val="single" w:sz="6" w:color="D9D9D9"/>
+              <w:insideV w:val="single" w:sz="6" w:color="D9D9D9"/>
+            </w:tcBorders>
+            <w:tcMar>
+              <w:top w:w="90" w:type="dxa"/>
+              <w:start w:w="105" w:type="dxa"/>
+              <w:bottom w:w="90" w:type="dxa"/>
+              <w:end w:w="105" w:type="dxa"/>
+            </w:tcMar>
+            <w:vAlign w:val="center"/>
+          </w:tcPr>
+          <w:p>
+            <w:pPr>
+              <w:spacing w:after="0"/>
+            </w:pPr>
+            <w:hyperlink r:id="rId13">
+              <w:r>
+                <w:rPr>
+                  <w:rFonts w:ascii="Aptos" w:hAnsi="Aptos"/>
+                  <w:sz w:val="16"/>
+                  <w:szCs w:val="16"/>
+                  <w:color w:val="0563C1"/>
+                  <w:u w:val="single"/>
+                </w:rPr>
+                <w:t xml:space="preserve">Prompting best practices</w:t>
+              </w:r>
+            </w:hyperlink>
+          </w:p>
+        </w:tc>
+        <w:tc>
+          <w:tcPr>
+            <w:tcW w:type="dxa" w:w="3960"/>
+            <w:shd w:fill="EAF2F8"/>
+            <w:tcBorders>
+              <w:top w:val="single" w:sz="6" w:color="D9D9D9"/>
+              <w:left w:val="single" w:sz="6" w:color="D9D9D9"/>
+              <w:bottom w:val="single" w:sz="6" w:color="D9D9D9"/>
+              <w:right w:val="single" w:sz="6" w:color="D9D9D9"/>
+              <w:insideH w:val="single" w:sz="6" w:color="D9D9D9"/>
+              <w:insideV w:val="single" w:sz="6" w:color="D9D9D9"/>
+            </w:tcBorders>
+            <w:tcMar>
+              <w:top w:w="90" w:type="dxa"/>
+              <w:start w:w="105" w:type="dxa"/>
+              <w:bottom w:w="90" w:type="dxa"/>
+              <w:end w:w="105" w:type="dxa"/>
+            </w:tcMar>
+            <w:vAlign w:val="center"/>
+          </w:tcPr>
+          <w:p>
+            <w:pPr>
+              <w:spacing w:after="0"/>
+            </w:pPr>
+            <w:r>
+              <w:rPr>
+                <w:rFonts w:ascii="Aptos" w:hAnsi="Aptos"/>
+                <w:color w:val="000000"/>
+                <w:sz w:val="16"/>
+              </w:rPr>
+              <w:t>System prompts, examples, structure, output control, and current-model guidance</w:t>
+            </w:r>
+          </w:p>
+        </w:tc>
+        <w:tc>
+          <w:tcPr>
+            <w:tcW w:type="dxa" w:w="2448"/>
+            <w:shd w:fill="EAF2F8"/>
+            <w:tcBorders>
+              <w:top w:val="single" w:sz="6" w:color="D9D9D9"/>
+              <w:left w:val="single" w:sz="6" w:color="D9D9D9"/>
+              <w:bottom w:val="single" w:sz="6" w:color="D9D9D9"/>
+              <w:right w:val="single" w:sz="6" w:color="D9D9D9"/>
+              <w:insideH w:val="single" w:sz="6" w:color="D9D9D9"/>
+              <w:insideV w:val="single" w:sz="6" w:color="D9D9D9"/>
+            </w:tcBorders>
+            <w:tcMar>
+              <w:top w:w="90" w:type="dxa"/>
+              <w:start w:w="105" w:type="dxa"/>
+              <w:bottom w:w="90" w:type="dxa"/>
+              <w:end w:w="105" w:type="dxa"/>
+            </w:tcMar>
+            <w:vAlign w:val="center"/>
+          </w:tcPr>
+          <w:p>
+            <w:pPr>
+              <w:spacing w:after="0"/>
+            </w:pPr>
+            <w:r>
+              <w:rPr>
+                <w:rFonts w:ascii="Aptos" w:hAnsi="Aptos"/>
+                <w:color w:val="000000"/>
+                <w:sz w:val="16"/>
+              </w:rPr>
+              <w:t>One versioned prompt test with measured result</w:t>
+            </w:r>
+          </w:p>
+        </w:tc>
+      </w:tr>
+      <w:tr>
+        <w:trPr>
+          <w:cantSplit/>
+        </w:trPr>
+        <w:tc>
+          <w:tcPr>
+            <w:tcW w:type="dxa" w:w="792"/>
+            <w:shd w:fill="FFFFFF"/>
+            <w:tcBorders>
+              <w:top w:val="single" w:sz="6" w:color="D9D9D9"/>
+              <w:left w:val="single" w:sz="6" w:color="D9D9D9"/>
+              <w:bottom w:val="single" w:sz="6" w:color="D9D9D9"/>
+              <w:right w:val="single" w:sz="6" w:color="D9D9D9"/>
+              <w:insideH w:val="single" w:sz="6" w:color="D9D9D9"/>
+              <w:insideV w:val="single" w:sz="6" w:color="D9D9D9"/>
+            </w:tcBorders>
+            <w:tcMar>
+              <w:top w:w="90" w:type="dxa"/>
+              <w:start w:w="105" w:type="dxa"/>
+              <w:bottom w:w="90" w:type="dxa"/>
+              <w:end w:w="105" w:type="dxa"/>
+            </w:tcMar>
+            <w:vAlign w:val="center"/>
+          </w:tcPr>
+          <w:p>
+            <w:pPr>
+              <w:spacing w:after="0"/>
+              <w:jc w:val="center"/>
+            </w:pPr>
+            <w:r>
+              <w:rPr>
+                <w:rFonts w:ascii="Aptos" w:hAnsi="Aptos"/>
+                <w:color w:val="000000"/>
+                <w:sz w:val="16"/>
+              </w:rPr>
+              <w:t>5</w:t>
+            </w:r>
+          </w:p>
+        </w:tc>
+        <w:tc>
+          <w:tcPr>
+            <w:tcW w:type="dxa" w:w="2880"/>
+            <w:shd w:fill="FFFFFF"/>
+            <w:tcBorders>
+              <w:top w:val="single" w:sz="6" w:color="D9D9D9"/>
+              <w:left w:val="single" w:sz="6" w:color="D9D9D9"/>
+              <w:bottom w:val="single" w:sz="6" w:color="D9D9D9"/>
+              <w:right w:val="single" w:sz="6" w:color="D9D9D9"/>
+              <w:insideH w:val="single" w:sz="6" w:color="D9D9D9"/>
+              <w:insideV w:val="single" w:sz="6" w:color="D9D9D9"/>
+            </w:tcBorders>
+            <w:tcMar>
+              <w:top w:w="90" w:type="dxa"/>
+              <w:start w:w="105" w:type="dxa"/>
+              <w:bottom w:w="90" w:type="dxa"/>
+              <w:end w:w="105" w:type="dxa"/>
+            </w:tcMar>
+            <w:vAlign w:val="center"/>
+          </w:tcPr>
+          <w:p>
+            <w:pPr>
+              <w:spacing w:after="0"/>
+            </w:pPr>
+            <w:hyperlink r:id="rId14">
+              <w:r>
+                <w:rPr>
+                  <w:rFonts w:ascii="Aptos" w:hAnsi="Aptos"/>
+                  <w:sz w:val="16"/>
+                  <w:szCs w:val="16"/>
+                  <w:color w:val="0563C1"/>
+                  <w:u w:val="single"/>
+                </w:rPr>
+                <w:t xml:space="preserve">Context windows</w:t>
+              </w:r>
+            </w:hyperlink>
+            <w:r>
+              <w:rPr>
+                <w:rFonts w:ascii="Aptos" w:hAnsi="Aptos"/>
+                <w:color w:val="000000"/>
+                <w:sz w:val="16"/>
+              </w:rPr>
+              <w:t xml:space="preserve"> and </w:t>
+            </w:r>
+            <w:hyperlink r:id="rId15">
+              <w:r>
+                <w:rPr>
+                  <w:rFonts w:ascii="Aptos" w:hAnsi="Aptos"/>
+                  <w:sz w:val="16"/>
+                  <w:szCs w:val="16"/>
+                  <w:color w:val="0563C1"/>
+                  <w:u w:val="single"/>
+                </w:rPr>
+                <w:t xml:space="preserve">Prompt caching</w:t>
+              </w:r>
+            </w:hyperlink>
+          </w:p>
+        </w:tc>
+        <w:tc>
+          <w:tcPr>
+            <w:tcW w:type="dxa" w:w="3960"/>
+            <w:shd w:fill="FFFFFF"/>
+            <w:tcBorders>
+              <w:top w:val="single" w:sz="6" w:color="D9D9D9"/>
+              <w:left w:val="single" w:sz="6" w:color="D9D9D9"/>
+              <w:bottom w:val="single" w:sz="6" w:color="D9D9D9"/>
+              <w:right w:val="single" w:sz="6" w:color="D9D9D9"/>
+              <w:insideH w:val="single" w:sz="6" w:color="D9D9D9"/>
+              <w:insideV w:val="single" w:sz="6" w:color="D9D9D9"/>
+            </w:tcBorders>
+            <w:tcMar>
+              <w:top w:w="90" w:type="dxa"/>
+              <w:start w:w="105" w:type="dxa"/>
+              <w:bottom w:w="90" w:type="dxa"/>
+              <w:end w:w="105" w:type="dxa"/>
+            </w:tcMar>
+            <w:vAlign w:val="center"/>
+          </w:tcPr>
+          <w:p>
+            <w:pPr>
+              <w:spacing w:after="0"/>
+            </w:pPr>
+            <w:r>
+              <w:rPr>
+                <w:rFonts w:ascii="Aptos" w:hAnsi="Aptos"/>
+                <w:color w:val="000000"/>
+                <w:sz w:val="16"/>
+              </w:rPr>
+              <w:t>Context budgeting, compaction, cache boundaries, cost, and latency</w:t>
+            </w:r>
+          </w:p>
+        </w:tc>
+        <w:tc>
+          <w:tcPr>
+            <w:tcW w:type="dxa" w:w="2448"/>
+            <w:shd w:fill="FFFFFF"/>
+            <w:tcBorders>
+              <w:top w:val="single" w:sz="6" w:color="D9D9D9"/>
+              <w:left w:val="single" w:sz="6" w:color="D9D9D9"/>
+              <w:bottom w:val="single" w:sz="6" w:color="D9D9D9"/>
+              <w:right w:val="single" w:sz="6" w:color="D9D9D9"/>
+              <w:insideH w:val="single" w:sz="6" w:color="D9D9D9"/>
+              <w:insideV w:val="single" w:sz="6" w:color="D9D9D9"/>
+            </w:tcBorders>
+            <w:tcMar>
+              <w:top w:w="90" w:type="dxa"/>
+              <w:start w:w="105" w:type="dxa"/>
+              <w:bottom w:w="90" w:type="dxa"/>
+              <w:end w:w="105" w:type="dxa"/>
+            </w:tcMar>
+            <w:vAlign w:val="center"/>
+          </w:tcPr>
+          <w:p>
+            <w:pPr>
+              <w:spacing w:after="0"/>
+            </w:pPr>
+            <w:r>
+              <w:rPr>
+                <w:rFonts w:ascii="Aptos" w:hAnsi="Aptos"/>
+                <w:color w:val="000000"/>
+                <w:sz w:val="16"/>
+              </w:rPr>
+              <w:t>Context budget and stable-prefix caching experiment</w:t>
+            </w:r>
+          </w:p>
+        </w:tc>
+      </w:tr>
+      <w:tr>
+        <w:trPr>
+          <w:cantSplit/>
+        </w:trPr>
+        <w:tc>
+          <w:tcPr>
+            <w:tcW w:type="dxa" w:w="792"/>
+            <w:shd w:fill="EAF2F8"/>
+            <w:tcBorders>
+              <w:top w:val="single" w:sz="6" w:color="D9D9D9"/>
+              <w:left w:val="single" w:sz="6" w:color="D9D9D9"/>
+              <w:bottom w:val="single" w:sz="6" w:color="D9D9D9"/>
+              <w:right w:val="single" w:sz="6" w:color="D9D9D9"/>
+              <w:insideH w:val="single" w:sz="6" w:color="D9D9D9"/>
+              <w:insideV w:val="single" w:sz="6" w:color="D9D9D9"/>
+            </w:tcBorders>
+            <w:tcMar>
+              <w:top w:w="90" w:type="dxa"/>
+              <w:start w:w="105" w:type="dxa"/>
+              <w:bottom w:w="90" w:type="dxa"/>
+              <w:end w:w="105" w:type="dxa"/>
+            </w:tcMar>
+            <w:vAlign w:val="center"/>
+          </w:tcPr>
+          <w:p>
+            <w:pPr>
+              <w:spacing w:after="0"/>
+              <w:jc w:val="center"/>
+            </w:pPr>
+            <w:r>
+              <w:rPr>
+                <w:rFonts w:ascii="Aptos" w:hAnsi="Aptos"/>
+                <w:color w:val="000000"/>
+                <w:sz w:val="16"/>
+              </w:rPr>
+              <w:t>6</w:t>
+            </w:r>
+          </w:p>
+        </w:tc>
+        <w:tc>
+          <w:tcPr>
+            <w:tcW w:type="dxa" w:w="2880"/>
+            <w:shd w:fill="EAF2F8"/>
+            <w:tcBorders>
+              <w:top w:val="single" w:sz="6" w:color="D9D9D9"/>
+              <w:left w:val="single" w:sz="6" w:color="D9D9D9"/>
+              <w:bottom w:val="single" w:sz="6" w:color="D9D9D9"/>
+              <w:right w:val="single" w:sz="6" w:color="D9D9D9"/>
+              <w:insideH w:val="single" w:sz="6" w:color="D9D9D9"/>
+              <w:insideV w:val="single" w:sz="6" w:color="D9D9D9"/>
+            </w:tcBorders>
+            <w:tcMar>
+              <w:top w:w="90" w:type="dxa"/>
+              <w:start w:w="105" w:type="dxa"/>
+              <w:bottom w:w="90" w:type="dxa"/>
+              <w:end w:w="105" w:type="dxa"/>
+            </w:tcMar>
+            <w:vAlign w:val="center"/>
+          </w:tcPr>
+          <w:p>
+            <w:pPr>
+              <w:spacing w:after="0"/>
+            </w:pPr>
+            <w:hyperlink r:id="rId16">
+              <w:r>
+                <w:rPr>
+                  <w:rFonts w:ascii="Aptos" w:hAnsi="Aptos"/>
+                  <w:sz w:val="16"/>
+                  <w:szCs w:val="16"/>
+                  <w:color w:val="0563C1"/>
+                  <w:u w:val="single"/>
+                </w:rPr>
+                <w:t xml:space="preserve">How tool use works</w:t>
+              </w:r>
+            </w:hyperlink>
+          </w:p>
+        </w:tc>
+        <w:tc>
+          <w:tcPr>
+            <w:tcW w:type="dxa" w:w="3960"/>
+            <w:shd w:fill="EAF2F8"/>
+            <w:tcBorders>
+              <w:top w:val="single" w:sz="6" w:color="D9D9D9"/>
+              <w:left w:val="single" w:sz="6" w:color="D9D9D9"/>
+              <w:bottom w:val="single" w:sz="6" w:color="D9D9D9"/>
+              <w:right w:val="single" w:sz="6" w:color="D9D9D9"/>
+              <w:insideH w:val="single" w:sz="6" w:color="D9D9D9"/>
+              <w:insideV w:val="single" w:sz="6" w:color="D9D9D9"/>
+            </w:tcBorders>
+            <w:tcMar>
+              <w:top w:w="90" w:type="dxa"/>
+              <w:start w:w="105" w:type="dxa"/>
+              <w:bottom w:w="90" w:type="dxa"/>
+              <w:end w:w="105" w:type="dxa"/>
+            </w:tcMar>
+            <w:vAlign w:val="center"/>
+          </w:tcPr>
+          <w:p>
+            <w:pPr>
+              <w:spacing w:after="0"/>
+            </w:pPr>
+            <w:r>
+              <w:rPr>
+                <w:rFonts w:ascii="Aptos" w:hAnsi="Aptos"/>
+                <w:color w:val="000000"/>
+                <w:sz w:val="16"/>
+              </w:rPr>
+              <w:t>Tool contract, stop reasons, client and server execution, and agent loop</w:t>
+            </w:r>
+          </w:p>
+        </w:tc>
+        <w:tc>
+          <w:tcPr>
+            <w:tcW w:type="dxa" w:w="2448"/>
+            <w:shd w:fill="EAF2F8"/>
+            <w:tcBorders>
+              <w:top w:val="single" w:sz="6" w:color="D9D9D9"/>
+              <w:left w:val="single" w:sz="6" w:color="D9D9D9"/>
+              <w:bottom w:val="single" w:sz="6" w:color="D9D9D9"/>
+              <w:right w:val="single" w:sz="6" w:color="D9D9D9"/>
+              <w:insideH w:val="single" w:sz="6" w:color="D9D9D9"/>
+              <w:insideV w:val="single" w:sz="6" w:color="D9D9D9"/>
+            </w:tcBorders>
+            <w:tcMar>
+              <w:top w:w="90" w:type="dxa"/>
+              <w:start w:w="105" w:type="dxa"/>
+              <w:bottom w:w="90" w:type="dxa"/>
+              <w:end w:w="105" w:type="dxa"/>
+            </w:tcMar>
+            <w:vAlign w:val="center"/>
+          </w:tcPr>
+          <w:p>
+            <w:pPr>
+              <w:spacing w:after="0"/>
+            </w:pPr>
+            <w:r>
+              <w:rPr>
+                <w:rFonts w:ascii="Aptos" w:hAnsi="Aptos"/>
+                <w:color w:val="000000"/>
+                <w:sz w:val="16"/>
+              </w:rPr>
+              <w:t>Tool sequence diagram including error handling</w:t>
+            </w:r>
+          </w:p>
+        </w:tc>
+      </w:tr>
+      <w:tr>
+        <w:trPr>
+          <w:cantSplit/>
+        </w:trPr>
+        <w:tc>
+          <w:tcPr>
+            <w:tcW w:type="dxa" w:w="792"/>
+            <w:shd w:fill="FFFFFF"/>
+            <w:tcBorders>
+              <w:top w:val="single" w:sz="6" w:color="D9D9D9"/>
+              <w:left w:val="single" w:sz="6" w:color="D9D9D9"/>
+              <w:bottom w:val="single" w:sz="6" w:color="D9D9D9"/>
+              <w:right w:val="single" w:sz="6" w:color="D9D9D9"/>
+              <w:insideH w:val="single" w:sz="6" w:color="D9D9D9"/>
+              <w:insideV w:val="single" w:sz="6" w:color="D9D9D9"/>
+            </w:tcBorders>
+            <w:tcMar>
+              <w:top w:w="90" w:type="dxa"/>
+              <w:start w:w="105" w:type="dxa"/>
+              <w:bottom w:w="90" w:type="dxa"/>
+              <w:end w:w="105" w:type="dxa"/>
+            </w:tcMar>
+            <w:vAlign w:val="center"/>
+          </w:tcPr>
+          <w:p>
+            <w:pPr>
+              <w:spacing w:after="0"/>
+              <w:jc w:val="center"/>
+            </w:pPr>
+            <w:r>
+              <w:rPr>
+                <w:rFonts w:ascii="Aptos" w:hAnsi="Aptos"/>
+                <w:color w:val="000000"/>
+                <w:sz w:val="16"/>
+              </w:rPr>
+              <w:t>7</w:t>
+            </w:r>
+          </w:p>
+        </w:tc>
+        <w:tc>
+          <w:tcPr>
+            <w:tcW w:type="dxa" w:w="2880"/>
+            <w:shd w:fill="FFFFFF"/>
+            <w:tcBorders>
+              <w:top w:val="single" w:sz="6" w:color="D9D9D9"/>
+              <w:left w:val="single" w:sz="6" w:color="D9D9D9"/>
+              <w:bottom w:val="single" w:sz="6" w:color="D9D9D9"/>
+              <w:right w:val="single" w:sz="6" w:color="D9D9D9"/>
+              <w:insideH w:val="single" w:sz="6" w:color="D9D9D9"/>
+              <w:insideV w:val="single" w:sz="6" w:color="D9D9D9"/>
+            </w:tcBorders>
+            <w:tcMar>
+              <w:top w:w="90" w:type="dxa"/>
+              <w:start w:w="105" w:type="dxa"/>
+              <w:bottom w:w="90" w:type="dxa"/>
+              <w:end w:w="105" w:type="dxa"/>
+            </w:tcMar>
+            <w:vAlign w:val="center"/>
+          </w:tcPr>
+          <w:p>
+            <w:pPr>
+              <w:spacing w:after="0"/>
+            </w:pPr>
+            <w:hyperlink r:id="rId17">
+              <w:r>
+                <w:rPr>
+                  <w:rFonts w:ascii="Aptos" w:hAnsi="Aptos"/>
+                  <w:sz w:val="16"/>
+                  <w:szCs w:val="16"/>
+                  <w:color w:val="0563C1"/>
+                  <w:u w:val="single"/>
+                </w:rPr>
+                <w:t xml:space="preserve">Current MCP specification</w:t>
+              </w:r>
+            </w:hyperlink>
+          </w:p>
+        </w:tc>
+        <w:tc>
+          <w:tcPr>
+            <w:tcW w:type="dxa" w:w="3960"/>
+            <w:shd w:fill="FFFFFF"/>
+            <w:tcBorders>
+              <w:top w:val="single" w:sz="6" w:color="D9D9D9"/>
+              <w:left w:val="single" w:sz="6" w:color="D9D9D9"/>
+              <w:bottom w:val="single" w:sz="6" w:color="D9D9D9"/>
+              <w:right w:val="single" w:sz="6" w:color="D9D9D9"/>
+              <w:insideH w:val="single" w:sz="6" w:color="D9D9D9"/>
+              <w:insideV w:val="single" w:sz="6" w:color="D9D9D9"/>
+            </w:tcBorders>
+            <w:tcMar>
+              <w:top w:w="90" w:type="dxa"/>
+              <w:start w:w="105" w:type="dxa"/>
+              <w:bottom w:w="90" w:type="dxa"/>
+              <w:end w:w="105" w:type="dxa"/>
+            </w:tcMar>
+            <w:vAlign w:val="center"/>
+          </w:tcPr>
+          <w:p>
+            <w:pPr>
+              <w:spacing w:after="0"/>
+            </w:pPr>
+            <w:r>
+              <w:rPr>
+                <w:rFonts w:ascii="Aptos" w:hAnsi="Aptos"/>
+                <w:color w:val="000000"/>
+                <w:sz w:val="16"/>
+              </w:rPr>
+              <w:t>Tools, resources, prompts, capabilities, and trust boundaries</w:t>
+            </w:r>
+          </w:p>
+        </w:tc>
+        <w:tc>
+          <w:tcPr>
+            <w:tcW w:type="dxa" w:w="2448"/>
+            <w:shd w:fill="FFFFFF"/>
+            <w:tcBorders>
+              <w:top w:val="single" w:sz="6" w:color="D9D9D9"/>
+              <w:left w:val="single" w:sz="6" w:color="D9D9D9"/>
+              <w:bottom w:val="single" w:sz="6" w:color="D9D9D9"/>
+              <w:right w:val="single" w:sz="6" w:color="D9D9D9"/>
+              <w:insideH w:val="single" w:sz="6" w:color="D9D9D9"/>
+              <w:insideV w:val="single" w:sz="6" w:color="D9D9D9"/>
+            </w:tcBorders>
+            <w:tcMar>
+              <w:top w:w="90" w:type="dxa"/>
+              <w:start w:w="105" w:type="dxa"/>
+              <w:bottom w:w="90" w:type="dxa"/>
+              <w:end w:w="105" w:type="dxa"/>
+            </w:tcMar>
+            <w:vAlign w:val="center"/>
+          </w:tcPr>
+          <w:p>
+            <w:pPr>
+              <w:spacing w:after="0"/>
+            </w:pPr>
+            <w:r>
+              <w:rPr>
+                <w:rFonts w:ascii="Aptos" w:hAnsi="Aptos"/>
+                <w:color w:val="000000"/>
+                <w:sz w:val="16"/>
+              </w:rPr>
+              <w:t>One tool-resource-prompt classification and least-privilege design</w:t>
+            </w:r>
+          </w:p>
+        </w:tc>
+      </w:tr>
+      <w:tr>
+        <w:trPr>
+          <w:cantSplit/>
+        </w:trPr>
+        <w:tc>
+          <w:tcPr>
+            <w:tcW w:type="dxa" w:w="792"/>
+            <w:shd w:fill="EAF2F8"/>
+            <w:tcBorders>
+              <w:top w:val="single" w:sz="6" w:color="D9D9D9"/>
+              <w:left w:val="single" w:sz="6" w:color="D9D9D9"/>
+              <w:bottom w:val="single" w:sz="6" w:color="D9D9D9"/>
+              <w:right w:val="single" w:sz="6" w:color="D9D9D9"/>
+              <w:insideH w:val="single" w:sz="6" w:color="D9D9D9"/>
+              <w:insideV w:val="single" w:sz="6" w:color="D9D9D9"/>
+            </w:tcBorders>
+            <w:tcMar>
+              <w:top w:w="90" w:type="dxa"/>
+              <w:start w:w="105" w:type="dxa"/>
+              <w:bottom w:w="90" w:type="dxa"/>
+              <w:end w:w="105" w:type="dxa"/>
+            </w:tcMar>
+            <w:vAlign w:val="center"/>
+          </w:tcPr>
+          <w:p>
+            <w:pPr>
+              <w:spacing w:after="0"/>
+              <w:jc w:val="center"/>
+            </w:pPr>
+            <w:r>
+              <w:rPr>
+                <w:rFonts w:ascii="Aptos" w:hAnsi="Aptos"/>
+                <w:color w:val="000000"/>
+                <w:sz w:val="16"/>
+              </w:rPr>
+              <w:t>8</w:t>
+            </w:r>
+          </w:p>
+        </w:tc>
+        <w:tc>
+          <w:tcPr>
+            <w:tcW w:type="dxa" w:w="2880"/>
+            <w:shd w:fill="EAF2F8"/>
+            <w:tcBorders>
+              <w:top w:val="single" w:sz="6" w:color="D9D9D9"/>
+              <w:left w:val="single" w:sz="6" w:color="D9D9D9"/>
+              <w:bottom w:val="single" w:sz="6" w:color="D9D9D9"/>
+              <w:right w:val="single" w:sz="6" w:color="D9D9D9"/>
+              <w:insideH w:val="single" w:sz="6" w:color="D9D9D9"/>
+              <w:insideV w:val="single" w:sz="6" w:color="D9D9D9"/>
+            </w:tcBorders>
+            <w:tcMar>
+              <w:top w:w="90" w:type="dxa"/>
+              <w:start w:w="105" w:type="dxa"/>
+              <w:bottom w:w="90" w:type="dxa"/>
+              <w:end w:w="105" w:type="dxa"/>
+            </w:tcMar>
+            <w:vAlign w:val="center"/>
+          </w:tcPr>
+          <w:p>
+            <w:pPr>
+              <w:spacing w:after="0"/>
+            </w:pPr>
+            <w:hyperlink r:id="rId18">
+              <w:r>
+                <w:rPr>
+                  <w:rFonts w:ascii="Aptos" w:hAnsi="Aptos"/>
+                  <w:sz w:val="16"/>
+                  <w:szCs w:val="16"/>
+                  <w:color w:val="0563C1"/>
+                  <w:u w:val="single"/>
+                </w:rPr>
+                <w:t xml:space="preserve">Define success and build evaluations</w:t>
+              </w:r>
+            </w:hyperlink>
+          </w:p>
+        </w:tc>
+        <w:tc>
+          <w:tcPr>
+            <w:tcW w:type="dxa" w:w="3960"/>
+            <w:shd w:fill="EAF2F8"/>
+            <w:tcBorders>
+              <w:top w:val="single" w:sz="6" w:color="D9D9D9"/>
+              <w:left w:val="single" w:sz="6" w:color="D9D9D9"/>
+              <w:bottom w:val="single" w:sz="6" w:color="D9D9D9"/>
+              <w:right w:val="single" w:sz="6" w:color="D9D9D9"/>
+              <w:insideH w:val="single" w:sz="6" w:color="D9D9D9"/>
+              <w:insideV w:val="single" w:sz="6" w:color="D9D9D9"/>
+            </w:tcBorders>
+            <w:tcMar>
+              <w:top w:w="90" w:type="dxa"/>
+              <w:start w:w="105" w:type="dxa"/>
+              <w:bottom w:w="90" w:type="dxa"/>
+              <w:end w:w="105" w:type="dxa"/>
+            </w:tcMar>
+            <w:vAlign w:val="center"/>
+          </w:tcPr>
+          <w:p>
+            <w:pPr>
+              <w:spacing w:after="0"/>
+            </w:pPr>
+            <w:r>
+              <w:rPr>
+                <w:rFonts w:ascii="Aptos" w:hAnsi="Aptos"/>
+                <w:color w:val="000000"/>
+                <w:sz w:val="16"/>
+              </w:rPr>
+              <w:t>Measurable criteria, representative tests, graders, and iteration</w:t>
+            </w:r>
+          </w:p>
+        </w:tc>
+        <w:tc>
+          <w:tcPr>
+            <w:tcW w:type="dxa" w:w="2448"/>
+            <w:shd w:fill="EAF2F8"/>
+            <w:tcBorders>
+              <w:top w:val="single" w:sz="6" w:color="D9D9D9"/>
+              <w:left w:val="single" w:sz="6" w:color="D9D9D9"/>
+              <w:bottom w:val="single" w:sz="6" w:color="D9D9D9"/>
+              <w:right w:val="single" w:sz="6" w:color="D9D9D9"/>
+              <w:insideH w:val="single" w:sz="6" w:color="D9D9D9"/>
+              <w:insideV w:val="single" w:sz="6" w:color="D9D9D9"/>
+            </w:tcBorders>
+            <w:tcMar>
+              <w:top w:w="90" w:type="dxa"/>
+              <w:start w:w="105" w:type="dxa"/>
+              <w:bottom w:w="90" w:type="dxa"/>
+              <w:end w:w="105" w:type="dxa"/>
+            </w:tcMar>
+            <w:vAlign w:val="center"/>
+          </w:tcPr>
+          <w:p>
+            <w:pPr>
+              <w:spacing w:after="0"/>
+            </w:pPr>
+            <w:r>
+              <w:rPr>
+                <w:rFonts w:ascii="Aptos" w:hAnsi="Aptos"/>
+                <w:color w:val="000000"/>
+                <w:sz w:val="16"/>
+              </w:rPr>
+              <w:t>Versioned evaluation sheet with a release rule</w:t>
+            </w:r>
+          </w:p>
+        </w:tc>
+      </w:tr>
+      <w:tr>
+        <w:trPr>
+          <w:cantSplit/>
+        </w:trPr>
+        <w:tc>
+          <w:tcPr>
+            <w:tcW w:type="dxa" w:w="792"/>
+            <w:shd w:fill="FFFFFF"/>
+            <w:tcBorders>
+              <w:top w:val="single" w:sz="6" w:color="D9D9D9"/>
+              <w:left w:val="single" w:sz="6" w:color="D9D9D9"/>
+              <w:bottom w:val="single" w:sz="6" w:color="D9D9D9"/>
+              <w:right w:val="single" w:sz="6" w:color="D9D9D9"/>
+              <w:insideH w:val="single" w:sz="6" w:color="D9D9D9"/>
+              <w:insideV w:val="single" w:sz="6" w:color="D9D9D9"/>
+            </w:tcBorders>
+            <w:tcMar>
+              <w:top w:w="90" w:type="dxa"/>
+              <w:start w:w="105" w:type="dxa"/>
+              <w:bottom w:w="90" w:type="dxa"/>
+              <w:end w:w="105" w:type="dxa"/>
+            </w:tcMar>
+            <w:vAlign w:val="center"/>
+          </w:tcPr>
+          <w:p>
+            <w:pPr>
+              <w:spacing w:after="0"/>
+              <w:jc w:val="center"/>
+            </w:pPr>
+            <w:r>
+              <w:rPr>
+                <w:rFonts w:ascii="Aptos" w:hAnsi="Aptos"/>
+                <w:color w:val="000000"/>
+                <w:sz w:val="16"/>
+              </w:rPr>
+              <w:t>9</w:t>
+            </w:r>
+          </w:p>
+        </w:tc>
+        <w:tc>
+          <w:tcPr>
+            <w:tcW w:type="dxa" w:w="2880"/>
+            <w:shd w:fill="FFFFFF"/>
+            <w:tcBorders>
+              <w:top w:val="single" w:sz="6" w:color="D9D9D9"/>
+              <w:left w:val="single" w:sz="6" w:color="D9D9D9"/>
+              <w:bottom w:val="single" w:sz="6" w:color="D9D9D9"/>
+              <w:right w:val="single" w:sz="6" w:color="D9D9D9"/>
+              <w:insideH w:val="single" w:sz="6" w:color="D9D9D9"/>
+              <w:insideV w:val="single" w:sz="6" w:color="D9D9D9"/>
+            </w:tcBorders>
+            <w:tcMar>
+              <w:top w:w="90" w:type="dxa"/>
+              <w:start w:w="105" w:type="dxa"/>
+              <w:bottom w:w="90" w:type="dxa"/>
+              <w:end w:w="105" w:type="dxa"/>
+            </w:tcMar>
+            <w:vAlign w:val="center"/>
+          </w:tcPr>
+          <w:p>
+            <w:pPr>
+              <w:spacing w:after="0"/>
+            </w:pPr>
+            <w:hyperlink r:id="rId19">
+              <w:r>
+                <w:rPr>
+                  <w:rFonts w:ascii="Aptos" w:hAnsi="Aptos"/>
+                  <w:sz w:val="16"/>
+                  <w:szCs w:val="16"/>
+                  <w:color w:val="0563C1"/>
+                  <w:u w:val="single"/>
+                </w:rPr>
+                <w:t xml:space="preserve">Citations</w:t>
+              </w:r>
+            </w:hyperlink>
+            <w:r>
+              <w:rPr>
+                <w:rFonts w:ascii="Aptos" w:hAnsi="Aptos"/>
+                <w:color w:val="000000"/>
+                <w:sz w:val="16"/>
+              </w:rPr>
+              <w:t xml:space="preserve"> and </w:t>
+            </w:r>
+            <w:hyperlink r:id="rId20">
+              <w:r>
+                <w:rPr>
+                  <w:rFonts w:ascii="Aptos" w:hAnsi="Aptos"/>
+                  <w:sz w:val="16"/>
+                  <w:szCs w:val="16"/>
+                  <w:color w:val="0563C1"/>
+                  <w:u w:val="single"/>
+                </w:rPr>
+                <w:t xml:space="preserve">Search results</w:t>
+              </w:r>
+            </w:hyperlink>
+          </w:p>
+        </w:tc>
+        <w:tc>
+          <w:tcPr>
+            <w:tcW w:type="dxa" w:w="3960"/>
+            <w:shd w:fill="FFFFFF"/>
+            <w:tcBorders>
+              <w:top w:val="single" w:sz="6" w:color="D9D9D9"/>
+              <w:left w:val="single" w:sz="6" w:color="D9D9D9"/>
+              <w:bottom w:val="single" w:sz="6" w:color="D9D9D9"/>
+              <w:right w:val="single" w:sz="6" w:color="D9D9D9"/>
+              <w:insideH w:val="single" w:sz="6" w:color="D9D9D9"/>
+              <w:insideV w:val="single" w:sz="6" w:color="D9D9D9"/>
+            </w:tcBorders>
+            <w:tcMar>
+              <w:top w:w="90" w:type="dxa"/>
+              <w:start w:w="105" w:type="dxa"/>
+              <w:bottom w:w="90" w:type="dxa"/>
+              <w:end w:w="105" w:type="dxa"/>
+            </w:tcMar>
+            <w:vAlign w:val="center"/>
+          </w:tcPr>
+          <w:p>
+            <w:pPr>
+              <w:spacing w:after="0"/>
+            </w:pPr>
+            <w:r>
+              <w:rPr>
+                <w:rFonts w:ascii="Aptos" w:hAnsi="Aptos"/>
+                <w:color w:val="000000"/>
+                <w:sz w:val="16"/>
+              </w:rPr>
+              <w:t>Grounded answers, RAG source attribution, and evidence validation</w:t>
+            </w:r>
+          </w:p>
+        </w:tc>
+        <w:tc>
+          <w:tcPr>
+            <w:tcW w:type="dxa" w:w="2448"/>
+            <w:shd w:fill="FFFFFF"/>
+            <w:tcBorders>
+              <w:top w:val="single" w:sz="6" w:color="D9D9D9"/>
+              <w:left w:val="single" w:sz="6" w:color="D9D9D9"/>
+              <w:bottom w:val="single" w:sz="6" w:color="D9D9D9"/>
+              <w:right w:val="single" w:sz="6" w:color="D9D9D9"/>
+              <w:insideH w:val="single" w:sz="6" w:color="D9D9D9"/>
+              <w:insideV w:val="single" w:sz="6" w:color="D9D9D9"/>
+            </w:tcBorders>
+            <w:tcMar>
+              <w:top w:w="90" w:type="dxa"/>
+              <w:start w:w="105" w:type="dxa"/>
+              <w:bottom w:w="90" w:type="dxa"/>
+              <w:end w:w="105" w:type="dxa"/>
+            </w:tcMar>
+            <w:vAlign w:val="center"/>
+          </w:tcPr>
+          <w:p>
+            <w:pPr>
+              <w:spacing w:after="0"/>
+            </w:pPr>
+            <w:r>
+              <w:rPr>
+                <w:rFonts w:ascii="Aptos" w:hAnsi="Aptos"/>
+                <w:color w:val="000000"/>
+                <w:sz w:val="16"/>
+              </w:rPr>
+              <w:t>Retrieval and citation acceptance checklist</w:t>
+            </w:r>
+          </w:p>
+        </w:tc>
+      </w:tr>
+      <w:tr>
+        <w:trPr>
+          <w:cantSplit/>
+        </w:trPr>
+        <w:tc>
+          <w:tcPr>
+            <w:tcW w:type="dxa" w:w="792"/>
+            <w:shd w:fill="EAF2F8"/>
+            <w:tcBorders>
+              <w:top w:val="single" w:sz="6" w:color="D9D9D9"/>
+              <w:left w:val="single" w:sz="6" w:color="D9D9D9"/>
+              <w:bottom w:val="single" w:sz="6" w:color="D9D9D9"/>
+              <w:right w:val="single" w:sz="6" w:color="D9D9D9"/>
+              <w:insideH w:val="single" w:sz="6" w:color="D9D9D9"/>
+              <w:insideV w:val="single" w:sz="6" w:color="D9D9D9"/>
+            </w:tcBorders>
+            <w:tcMar>
+              <w:top w:w="90" w:type="dxa"/>
+              <w:start w:w="105" w:type="dxa"/>
+              <w:bottom w:w="90" w:type="dxa"/>
+              <w:end w:w="105" w:type="dxa"/>
+            </w:tcMar>
+            <w:vAlign w:val="center"/>
+          </w:tcPr>
+          <w:p>
+            <w:pPr>
+              <w:spacing w:after="0"/>
+              <w:jc w:val="center"/>
+            </w:pPr>
+            <w:r>
+              <w:rPr>
+                <w:rFonts w:ascii="Aptos" w:hAnsi="Aptos"/>
+                <w:color w:val="000000"/>
+                <w:sz w:val="16"/>
+              </w:rPr>
+              <w:t>10</w:t>
+            </w:r>
+          </w:p>
+        </w:tc>
+        <w:tc>
+          <w:tcPr>
+            <w:tcW w:type="dxa" w:w="2880"/>
+            <w:shd w:fill="EAF2F8"/>
+            <w:tcBorders>
+              <w:top w:val="single" w:sz="6" w:color="D9D9D9"/>
+              <w:left w:val="single" w:sz="6" w:color="D9D9D9"/>
+              <w:bottom w:val="single" w:sz="6" w:color="D9D9D9"/>
+              <w:right w:val="single" w:sz="6" w:color="D9D9D9"/>
+              <w:insideH w:val="single" w:sz="6" w:color="D9D9D9"/>
+              <w:insideV w:val="single" w:sz="6" w:color="D9D9D9"/>
+            </w:tcBorders>
+            <w:tcMar>
+              <w:top w:w="90" w:type="dxa"/>
+              <w:start w:w="105" w:type="dxa"/>
+              <w:bottom w:w="90" w:type="dxa"/>
+              <w:end w:w="105" w:type="dxa"/>
+            </w:tcMar>
+            <w:vAlign w:val="center"/>
+          </w:tcPr>
+          <w:p>
+            <w:pPr>
+              <w:spacing w:after="0"/>
+            </w:pPr>
+            <w:hyperlink r:id="rId21">
+              <w:r>
+                <w:rPr>
+                  <w:rFonts w:ascii="Aptos" w:hAnsi="Aptos"/>
+                  <w:sz w:val="16"/>
+                  <w:szCs w:val="16"/>
+                  <w:color w:val="0563C1"/>
+                  <w:u w:val="single"/>
+                </w:rPr>
+                <w:t xml:space="preserve">Mitigate jailbreaks and prompt injections</w:t>
+              </w:r>
+            </w:hyperlink>
+          </w:p>
+        </w:tc>
+        <w:tc>
+          <w:tcPr>
+            <w:tcW w:type="dxa" w:w="3960"/>
+            <w:shd w:fill="EAF2F8"/>
+            <w:tcBorders>
+              <w:top w:val="single" w:sz="6" w:color="D9D9D9"/>
+              <w:left w:val="single" w:sz="6" w:color="D9D9D9"/>
+              <w:bottom w:val="single" w:sz="6" w:color="D9D9D9"/>
+              <w:right w:val="single" w:sz="6" w:color="D9D9D9"/>
+              <w:insideH w:val="single" w:sz="6" w:color="D9D9D9"/>
+              <w:insideV w:val="single" w:sz="6" w:color="D9D9D9"/>
+            </w:tcBorders>
+            <w:tcMar>
+              <w:top w:w="90" w:type="dxa"/>
+              <w:start w:w="105" w:type="dxa"/>
+              <w:bottom w:w="90" w:type="dxa"/>
+              <w:end w:w="105" w:type="dxa"/>
+            </w:tcMar>
+            <w:vAlign w:val="center"/>
+          </w:tcPr>
+          <w:p>
+            <w:pPr>
+              <w:spacing w:after="0"/>
+            </w:pPr>
+            <w:r>
+              <w:rPr>
+                <w:rFonts w:ascii="Aptos" w:hAnsi="Aptos"/>
+                <w:color w:val="000000"/>
+                <w:sz w:val="16"/>
+              </w:rPr>
+              <w:t>Direct and indirect injection, untrusted tool content, screening, and least privilege</w:t>
+            </w:r>
+          </w:p>
+        </w:tc>
+        <w:tc>
+          <w:tcPr>
+            <w:tcW w:type="dxa" w:w="2448"/>
+            <w:shd w:fill="EAF2F8"/>
+            <w:tcBorders>
+              <w:top w:val="single" w:sz="6" w:color="D9D9D9"/>
+              <w:left w:val="single" w:sz="6" w:color="D9D9D9"/>
+              <w:bottom w:val="single" w:sz="6" w:color="D9D9D9"/>
+              <w:right w:val="single" w:sz="6" w:color="D9D9D9"/>
+              <w:insideH w:val="single" w:sz="6" w:color="D9D9D9"/>
+              <w:insideV w:val="single" w:sz="6" w:color="D9D9D9"/>
+            </w:tcBorders>
+            <w:tcMar>
+              <w:top w:w="90" w:type="dxa"/>
+              <w:start w:w="105" w:type="dxa"/>
+              <w:bottom w:w="90" w:type="dxa"/>
+              <w:end w:w="105" w:type="dxa"/>
+            </w:tcMar>
+            <w:vAlign w:val="center"/>
+          </w:tcPr>
+          <w:p>
+            <w:pPr>
+              <w:spacing w:after="0"/>
+            </w:pPr>
+            <w:r>
+              <w:rPr>
+                <w:rFonts w:ascii="Aptos" w:hAnsi="Aptos"/>
+                <w:color w:val="000000"/>
+                <w:sz w:val="16"/>
+              </w:rPr>
+              <w:t>Threat model plus one adversarial test</w:t>
+            </w:r>
+          </w:p>
+        </w:tc>
+      </w:tr>
+      <w:tr>
+        <w:trPr>
+          <w:cantSplit/>
+        </w:trPr>
+        <w:tc>
+          <w:tcPr>
+            <w:tcW w:type="dxa" w:w="792"/>
+            <w:shd w:fill="FFFFFF"/>
+            <w:tcBorders>
+              <w:top w:val="single" w:sz="6" w:color="D9D9D9"/>
+              <w:left w:val="single" w:sz="6" w:color="D9D9D9"/>
+              <w:bottom w:val="single" w:sz="6" w:color="D9D9D9"/>
+              <w:right w:val="single" w:sz="6" w:color="D9D9D9"/>
+              <w:insideH w:val="single" w:sz="6" w:color="D9D9D9"/>
+              <w:insideV w:val="single" w:sz="6" w:color="D9D9D9"/>
+            </w:tcBorders>
+            <w:tcMar>
+              <w:top w:w="90" w:type="dxa"/>
+              <w:start w:w="105" w:type="dxa"/>
+              <w:bottom w:w="90" w:type="dxa"/>
+              <w:end w:w="105" w:type="dxa"/>
+            </w:tcMar>
+            <w:vAlign w:val="center"/>
+          </w:tcPr>
+          <w:p>
+            <w:pPr>
+              <w:spacing w:after="0"/>
+              <w:jc w:val="center"/>
+            </w:pPr>
+            <w:r>
+              <w:rPr>
+                <w:rFonts w:ascii="Aptos" w:hAnsi="Aptos"/>
+                <w:color w:val="000000"/>
+                <w:sz w:val="16"/>
+              </w:rPr>
+              <w:t>11</w:t>
+            </w:r>
+          </w:p>
+        </w:tc>
+        <w:tc>
+          <w:tcPr>
+            <w:tcW w:type="dxa" w:w="2880"/>
+            <w:shd w:fill="FFFFFF"/>
+            <w:tcBorders>
+              <w:top w:val="single" w:sz="6" w:color="D9D9D9"/>
+              <w:left w:val="single" w:sz="6" w:color="D9D9D9"/>
+              <w:bottom w:val="single" w:sz="6" w:color="D9D9D9"/>
+              <w:right w:val="single" w:sz="6" w:color="D9D9D9"/>
+              <w:insideH w:val="single" w:sz="6" w:color="D9D9D9"/>
+              <w:insideV w:val="single" w:sz="6" w:color="D9D9D9"/>
+            </w:tcBorders>
+            <w:tcMar>
+              <w:top w:w="90" w:type="dxa"/>
+              <w:start w:w="105" w:type="dxa"/>
+              <w:bottom w:w="90" w:type="dxa"/>
+              <w:end w:w="105" w:type="dxa"/>
+            </w:tcMar>
+            <w:vAlign w:val="center"/>
+          </w:tcPr>
+          <w:p>
+            <w:pPr>
+              <w:spacing w:after="0"/>
+            </w:pPr>
+            <w:hyperlink r:id="rId22">
+              <w:r>
+                <w:rPr>
+                  <w:rFonts w:ascii="Aptos" w:hAnsi="Aptos"/>
+                  <w:sz w:val="16"/>
+                  <w:szCs w:val="16"/>
+                  <w:color w:val="0563C1"/>
+                  <w:u w:val="single"/>
+                </w:rPr>
+                <w:t xml:space="preserve">Extend Claude Code</w:t>
+              </w:r>
+            </w:hyperlink>
+          </w:p>
+        </w:tc>
+        <w:tc>
+          <w:tcPr>
+            <w:tcW w:type="dxa" w:w="3960"/>
+            <w:shd w:fill="FFFFFF"/>
+            <w:tcBorders>
+              <w:top w:val="single" w:sz="6" w:color="D9D9D9"/>
+              <w:left w:val="single" w:sz="6" w:color="D9D9D9"/>
+              <w:bottom w:val="single" w:sz="6" w:color="D9D9D9"/>
+              <w:right w:val="single" w:sz="6" w:color="D9D9D9"/>
+              <w:insideH w:val="single" w:sz="6" w:color="D9D9D9"/>
+              <w:insideV w:val="single" w:sz="6" w:color="D9D9D9"/>
+            </w:tcBorders>
+            <w:tcMar>
+              <w:top w:w="90" w:type="dxa"/>
+              <w:start w:w="105" w:type="dxa"/>
+              <w:bottom w:w="90" w:type="dxa"/>
+              <w:end w:w="105" w:type="dxa"/>
+            </w:tcMar>
+            <w:vAlign w:val="center"/>
+          </w:tcPr>
+          <w:p>
+            <w:pPr>
+              <w:spacing w:after="0"/>
+            </w:pPr>
+            <w:r>
+              <w:rPr>
+                <w:rFonts w:ascii="Aptos" w:hAnsi="Aptos"/>
+                <w:color w:val="000000"/>
+                <w:sz w:val="16"/>
+              </w:rPr>
+              <w:t>Choose among CLAUDE.md, Skills, subagents, hooks, MCP, plugins, and agent teams</w:t>
+            </w:r>
+          </w:p>
+        </w:tc>
+        <w:tc>
+          <w:tcPr>
+            <w:tcW w:type="dxa" w:w="2448"/>
+            <w:shd w:fill="FFFFFF"/>
+            <w:tcBorders>
+              <w:top w:val="single" w:sz="6" w:color="D9D9D9"/>
+              <w:left w:val="single" w:sz="6" w:color="D9D9D9"/>
+              <w:bottom w:val="single" w:sz="6" w:color="D9D9D9"/>
+              <w:right w:val="single" w:sz="6" w:color="D9D9D9"/>
+              <w:insideH w:val="single" w:sz="6" w:color="D9D9D9"/>
+              <w:insideV w:val="single" w:sz="6" w:color="D9D9D9"/>
+            </w:tcBorders>
+            <w:tcMar>
+              <w:top w:w="90" w:type="dxa"/>
+              <w:start w:w="105" w:type="dxa"/>
+              <w:bottom w:w="90" w:type="dxa"/>
+              <w:end w:w="105" w:type="dxa"/>
+            </w:tcMar>
+            <w:vAlign w:val="center"/>
+          </w:tcPr>
+          <w:p>
+            <w:pPr>
+              <w:spacing w:after="0"/>
+            </w:pPr>
+            <w:r>
+              <w:rPr>
+                <w:rFonts w:ascii="Aptos" w:hAnsi="Aptos"/>
+                <w:color w:val="000000"/>
+                <w:sz w:val="16"/>
+              </w:rPr>
+              <w:t>Team configuration decision table</w:t>
+            </w:r>
+          </w:p>
+        </w:tc>
+      </w:tr>
+      <w:tr>
+        <w:trPr>
+          <w:cantSplit/>
+        </w:trPr>
+        <w:tc>
+          <w:tcPr>
+            <w:tcW w:type="dxa" w:w="792"/>
+            <w:shd w:fill="EAF2F8"/>
+            <w:tcBorders>
+              <w:top w:val="single" w:sz="6" w:color="D9D9D9"/>
+              <w:left w:val="single" w:sz="6" w:color="D9D9D9"/>
+              <w:bottom w:val="single" w:sz="6" w:color="D9D9D9"/>
+              <w:right w:val="single" w:sz="6" w:color="D9D9D9"/>
+              <w:insideH w:val="single" w:sz="6" w:color="D9D9D9"/>
+              <w:insideV w:val="single" w:sz="6" w:color="D9D9D9"/>
+            </w:tcBorders>
+            <w:tcMar>
+              <w:top w:w="90" w:type="dxa"/>
+              <w:start w:w="105" w:type="dxa"/>
+              <w:bottom w:w="90" w:type="dxa"/>
+              <w:end w:w="105" w:type="dxa"/>
+            </w:tcMar>
+            <w:vAlign w:val="center"/>
+          </w:tcPr>
+          <w:p>
+            <w:pPr>
+              <w:spacing w:after="0"/>
+              <w:jc w:val="center"/>
+            </w:pPr>
+            <w:r>
+              <w:rPr>
+                <w:rFonts w:ascii="Aptos" w:hAnsi="Aptos"/>
+                <w:color w:val="000000"/>
+                <w:sz w:val="16"/>
+              </w:rPr>
+              <w:t>12</w:t>
+            </w:r>
+          </w:p>
+        </w:tc>
+        <w:tc>
+          <w:tcPr>
+            <w:tcW w:type="dxa" w:w="2880"/>
+            <w:shd w:fill="EAF2F8"/>
+            <w:tcBorders>
+              <w:top w:val="single" w:sz="6" w:color="D9D9D9"/>
+              <w:left w:val="single" w:sz="6" w:color="D9D9D9"/>
+              <w:bottom w:val="single" w:sz="6" w:color="D9D9D9"/>
+              <w:right w:val="single" w:sz="6" w:color="D9D9D9"/>
+              <w:insideH w:val="single" w:sz="6" w:color="D9D9D9"/>
+              <w:insideV w:val="single" w:sz="6" w:color="D9D9D9"/>
+            </w:tcBorders>
+            <w:tcMar>
+              <w:top w:w="90" w:type="dxa"/>
+              <w:start w:w="105" w:type="dxa"/>
+              <w:bottom w:w="90" w:type="dxa"/>
+              <w:end w:w="105" w:type="dxa"/>
+            </w:tcMar>
+            <w:vAlign w:val="center"/>
+          </w:tcPr>
+          <w:p>
+            <w:pPr>
+              <w:spacing w:after="0"/>
+            </w:pPr>
+            <w:hyperlink r:id="rId23">
+              <w:r>
+                <w:rPr>
+                  <w:rFonts w:ascii="Aptos" w:hAnsi="Aptos"/>
+                  <w:sz w:val="16"/>
+                  <w:szCs w:val="16"/>
+                  <w:color w:val="0563C1"/>
+                  <w:u w:val="single"/>
+                </w:rPr>
+                <w:t xml:space="preserve">Debug Claude Code configuration</w:t>
+              </w:r>
+            </w:hyperlink>
+            <w:r>
+              <w:rPr>
+                <w:rFonts w:ascii="Aptos" w:hAnsi="Aptos"/>
+                <w:color w:val="000000"/>
+                <w:sz w:val="16"/>
+              </w:rPr>
+              <w:t xml:space="preserve"> and </w:t>
+            </w:r>
+            <w:hyperlink r:id="rId24">
+              <w:r>
+                <w:rPr>
+                  <w:rFonts w:ascii="Aptos" w:hAnsi="Aptos"/>
+                  <w:sz w:val="16"/>
+                  <w:szCs w:val="16"/>
+                  <w:color w:val="0563C1"/>
+                  <w:u w:val="single"/>
+                </w:rPr>
+                <w:t xml:space="preserve">Hooks guide</w:t>
+              </w:r>
+            </w:hyperlink>
+          </w:p>
+        </w:tc>
+        <w:tc>
+          <w:tcPr>
+            <w:tcW w:type="dxa" w:w="3960"/>
+            <w:shd w:fill="EAF2F8"/>
+            <w:tcBorders>
+              <w:top w:val="single" w:sz="6" w:color="D9D9D9"/>
+              <w:left w:val="single" w:sz="6" w:color="D9D9D9"/>
+              <w:bottom w:val="single" w:sz="6" w:color="D9D9D9"/>
+              <w:right w:val="single" w:sz="6" w:color="D9D9D9"/>
+              <w:insideH w:val="single" w:sz="6" w:color="D9D9D9"/>
+              <w:insideV w:val="single" w:sz="6" w:color="D9D9D9"/>
+            </w:tcBorders>
+            <w:tcMar>
+              <w:top w:w="90" w:type="dxa"/>
+              <w:start w:w="105" w:type="dxa"/>
+              <w:bottom w:w="90" w:type="dxa"/>
+              <w:end w:w="105" w:type="dxa"/>
+            </w:tcMar>
+            <w:vAlign w:val="center"/>
+          </w:tcPr>
+          <w:p>
+            <w:pPr>
+              <w:spacing w:after="0"/>
+            </w:pPr>
+            <w:r>
+              <w:rPr>
+                <w:rFonts w:ascii="Aptos" w:hAnsi="Aptos"/>
+                <w:color w:val="000000"/>
+                <w:sz w:val="16"/>
+              </w:rPr>
+              <w:t>Configuration precedence, diagnostics, and deterministic enforcement</w:t>
+            </w:r>
+          </w:p>
+        </w:tc>
+        <w:tc>
+          <w:tcPr>
+            <w:tcW w:type="dxa" w:w="2448"/>
+            <w:shd w:fill="EAF2F8"/>
+            <w:tcBorders>
+              <w:top w:val="single" w:sz="6" w:color="D9D9D9"/>
+              <w:left w:val="single" w:sz="6" w:color="D9D9D9"/>
+              <w:bottom w:val="single" w:sz="6" w:color="D9D9D9"/>
+              <w:right w:val="single" w:sz="6" w:color="D9D9D9"/>
+              <w:insideH w:val="single" w:sz="6" w:color="D9D9D9"/>
+              <w:insideV w:val="single" w:sz="6" w:color="D9D9D9"/>
+            </w:tcBorders>
+            <w:tcMar>
+              <w:top w:w="90" w:type="dxa"/>
+              <w:start w:w="105" w:type="dxa"/>
+              <w:bottom w:w="90" w:type="dxa"/>
+              <w:end w:w="105" w:type="dxa"/>
+            </w:tcMar>
+            <w:vAlign w:val="center"/>
+          </w:tcPr>
+          <w:p>
+            <w:pPr>
+              <w:spacing w:after="0"/>
+            </w:pPr>
+            <w:r>
+              <w:rPr>
+                <w:rFonts w:ascii="Aptos" w:hAnsi="Aptos"/>
+                <w:color w:val="000000"/>
+                <w:sz w:val="16"/>
+              </w:rPr>
+              <w:t>Troubleshooting flow and one safe hook design</w:t>
+            </w:r>
+          </w:p>
+        </w:tc>
+      </w:tr>
+      <w:tr>
+        <w:trPr>
+          <w:cantSplit/>
+        </w:trPr>
+        <w:tc>
+          <w:tcPr>
+            <w:tcW w:type="dxa" w:w="792"/>
+            <w:shd w:fill="FFFFFF"/>
+            <w:tcBorders>
+              <w:top w:val="single" w:sz="6" w:color="D9D9D9"/>
+              <w:left w:val="single" w:sz="6" w:color="D9D9D9"/>
+              <w:bottom w:val="single" w:sz="6" w:color="D9D9D9"/>
+              <w:right w:val="single" w:sz="6" w:color="D9D9D9"/>
+              <w:insideH w:val="single" w:sz="6" w:color="D9D9D9"/>
+              <w:insideV w:val="single" w:sz="6" w:color="D9D9D9"/>
+            </w:tcBorders>
+            <w:tcMar>
+              <w:top w:w="90" w:type="dxa"/>
+              <w:start w:w="105" w:type="dxa"/>
+              <w:bottom w:w="90" w:type="dxa"/>
+              <w:end w:w="105" w:type="dxa"/>
+            </w:tcMar>
+            <w:vAlign w:val="center"/>
+          </w:tcPr>
+          <w:p>
+            <w:pPr>
+              <w:spacing w:after="0"/>
+              <w:jc w:val="center"/>
+            </w:pPr>
+            <w:r>
+              <w:rPr>
+                <w:rFonts w:ascii="Aptos" w:hAnsi="Aptos"/>
+                <w:color w:val="000000"/>
+                <w:sz w:val="16"/>
+              </w:rPr>
+              <w:t>13</w:t>
+            </w:r>
+          </w:p>
+        </w:tc>
+        <w:tc>
+          <w:tcPr>
+            <w:tcW w:type="dxa" w:w="2880"/>
+            <w:shd w:fill="FFFFFF"/>
+            <w:tcBorders>
+              <w:top w:val="single" w:sz="6" w:color="D9D9D9"/>
+              <w:left w:val="single" w:sz="6" w:color="D9D9D9"/>
+              <w:bottom w:val="single" w:sz="6" w:color="D9D9D9"/>
+              <w:right w:val="single" w:sz="6" w:color="D9D9D9"/>
+              <w:insideH w:val="single" w:sz="6" w:color="D9D9D9"/>
+              <w:insideV w:val="single" w:sz="6" w:color="D9D9D9"/>
+            </w:tcBorders>
+            <w:tcMar>
+              <w:top w:w="90" w:type="dxa"/>
+              <w:start w:w="105" w:type="dxa"/>
+              <w:bottom w:w="90" w:type="dxa"/>
+              <w:end w:w="105" w:type="dxa"/>
+            </w:tcMar>
+            <w:vAlign w:val="center"/>
+          </w:tcPr>
+          <w:p>
+            <w:pPr>
+              <w:spacing w:after="0"/>
+            </w:pPr>
+            <w:hyperlink r:id="rId25">
+              <w:r>
+                <w:rPr>
+                  <w:rFonts w:ascii="Aptos" w:hAnsi="Aptos"/>
+                  <w:sz w:val="16"/>
+                  <w:szCs w:val="16"/>
+                  <w:color w:val="0563C1"/>
+                  <w:u w:val="single"/>
+                </w:rPr>
+                <w:t xml:space="preserve">Run Claude Code programmatically</w:t>
+              </w:r>
+            </w:hyperlink>
+          </w:p>
+        </w:tc>
+        <w:tc>
+          <w:tcPr>
+            <w:tcW w:type="dxa" w:w="3960"/>
+            <w:shd w:fill="FFFFFF"/>
+            <w:tcBorders>
+              <w:top w:val="single" w:sz="6" w:color="D9D9D9"/>
+              <w:left w:val="single" w:sz="6" w:color="D9D9D9"/>
+              <w:bottom w:val="single" w:sz="6" w:color="D9D9D9"/>
+              <w:right w:val="single" w:sz="6" w:color="D9D9D9"/>
+              <w:insideH w:val="single" w:sz="6" w:color="D9D9D9"/>
+              <w:insideV w:val="single" w:sz="6" w:color="D9D9D9"/>
+            </w:tcBorders>
+            <w:tcMar>
+              <w:top w:w="90" w:type="dxa"/>
+              <w:start w:w="105" w:type="dxa"/>
+              <w:bottom w:w="90" w:type="dxa"/>
+              <w:end w:w="105" w:type="dxa"/>
+            </w:tcMar>
+            <w:vAlign w:val="center"/>
+          </w:tcPr>
+          <w:p>
+            <w:pPr>
+              <w:spacing w:after="0"/>
+            </w:pPr>
+            <w:r>
+              <w:rPr>
+                <w:rFonts w:ascii="Aptos" w:hAnsi="Aptos"/>
+                <w:color w:val="000000"/>
+                <w:sz w:val="16"/>
+              </w:rPr>
+              <w:t>Agent SDK, non-interactive execution, structured output, tool permissions, and CI</w:t>
+            </w:r>
+          </w:p>
+        </w:tc>
+        <w:tc>
+          <w:tcPr>
+            <w:tcW w:type="dxa" w:w="2448"/>
+            <w:shd w:fill="FFFFFF"/>
+            <w:tcBorders>
+              <w:top w:val="single" w:sz="6" w:color="D9D9D9"/>
+              <w:left w:val="single" w:sz="6" w:color="D9D9D9"/>
+              <w:bottom w:val="single" w:sz="6" w:color="D9D9D9"/>
+              <w:right w:val="single" w:sz="6" w:color="D9D9D9"/>
+              <w:insideH w:val="single" w:sz="6" w:color="D9D9D9"/>
+              <w:insideV w:val="single" w:sz="6" w:color="D9D9D9"/>
+            </w:tcBorders>
+            <w:tcMar>
+              <w:top w:w="90" w:type="dxa"/>
+              <w:start w:w="105" w:type="dxa"/>
+              <w:bottom w:w="90" w:type="dxa"/>
+              <w:end w:w="105" w:type="dxa"/>
+            </w:tcMar>
+            <w:vAlign w:val="center"/>
+          </w:tcPr>
+          <w:p>
+            <w:pPr>
+              <w:spacing w:after="0"/>
+            </w:pPr>
+            <w:r>
+              <w:rPr>
+                <w:rFonts w:ascii="Aptos" w:hAnsi="Aptos"/>
+                <w:color w:val="000000"/>
+                <w:sz w:val="16"/>
+              </w:rPr>
+              <w:t>Bounded CI profile with allowed tools, limits, and failure output</w:t>
+            </w:r>
+          </w:p>
+        </w:tc>
+      </w:tr>
+    </w:tbl>
+    <w:p>
+      <w:pPr>
+        <w:spacing w:after="20"/>
+      </w:pPr>
+    </w:p>
+    <w:p>
+      <w:pPr>
+        <w:pStyle w:val="Heading2"/>
+        <w:keepNext/>
+      </w:pPr>
+      <w:r>
+        <w:t>Resource use rules</w:t>
+      </w:r>
+    </w:p>
+    <w:p>
+      <w:pPr>
+        <w:pStyle w:val="ListBullet"/>
+        <w:keepNext/>
+      </w:pPr>
+      <w:r>
+        <w:rPr>
+          <w:rFonts w:ascii="Aptos" w:hAnsi="Aptos"/>
+          <w:color w:val="000000"/>
+          <w:sz w:val="20"/>
+        </w:rPr>
+        <w:t>Start each resource with one question you need it to answer.</w:t>
+      </w:r>
+    </w:p>
+    <w:p>
+      <w:pPr>
+        <w:pStyle w:val="ListBullet"/>
+        <w:keepNext/>
+      </w:pPr>
+      <w:r>
+        <w:rPr>
+          <w:rFonts w:ascii="Aptos" w:hAnsi="Aptos"/>
+          <w:color w:val="000000"/>
+          <w:sz w:val="20"/>
+        </w:rPr>
+        <w:t>Stop when the question is answered; capture the rule and source URL in the error log or artifact.</w:t>
+      </w:r>
+    </w:p>
+    <w:p>
+      <w:pPr>
+        <w:pStyle w:val="ListBullet"/>
+        <w:keepNext/>
+      </w:pPr>
+      <w:r>
+        <w:rPr>
+          <w:rFonts w:ascii="Aptos" w:hAnsi="Aptos"/>
+          <w:color w:val="000000"/>
+          <w:sz w:val="20"/>
+        </w:rPr>
+        <w:t>Prefer the Academy course for sequence and official docs for exact behavior.</w:t>
+      </w:r>
+    </w:p>
+    <w:p>
+      <w:pPr>
+        <w:pStyle w:val="ListBullet"/>
+        <w:keepNext/>
+      </w:pPr>
+      <w:r>
+        <w:rPr>
+          <w:rFonts w:ascii="Aptos" w:hAnsi="Aptos"/>
+          <w:color w:val="000000"/>
+          <w:sz w:val="20"/>
+        </w:rPr>
+        <w:t>Product commands and model details can change; recheck live documentation within 72 hours of the exam.</w:t>
+      </w:r>
+    </w:p>
+    <w:p>
+      <w:pPr>
+        <w:pStyle w:val="ListBullet"/>
+        <w:keepNext/>
+      </w:pPr>
+      <w:r>
+        <w:rPr>
+          <w:rFonts w:ascii="Aptos" w:hAnsi="Aptos"/>
+          <w:color w:val="000000"/>
+          <w:sz w:val="20"/>
+        </w:rPr>
+        <w:t>Community repositories supply extra original practice only; they do not override the official guide or current docs.</w:t>
+      </w:r>
+    </w:p>
+    <w:p>
+      <w:pPr>
+        <w:pStyle w:val="ListBullet"/>
+      </w:pPr>
+      <w:r>
+        <w:rPr>
+          <w:rFonts w:ascii="Aptos" w:hAnsi="Aptos"/>
+          <w:color w:val="000000"/>
+          <w:sz w:val="20"/>
+        </w:rPr>
+        <w:t>Do not add a resource unless it closes a known objective gap.</w:t>
+      </w:r>
+    </w:p>
+    <w:p>
+      <w:r>
+        <w:br w:type="page"/>
+      </w:r>
+    </w:p>
+    <w:p>
+      <w:pPr>
+        <w:pStyle w:val="Heading1"/>
+        <w:keepNext/>
+      </w:pPr>
+      <w:r>
         <w:t>Final forty eight hours</w:t>
       </w:r>
     </w:p>
@@ -22444,6 +29500,7 @@
     <w:p>
       <w:pPr>
         <w:pStyle w:val="ListBullet"/>
+        <w:keepNext/>
       </w:pPr>
       <w:r>
         <w:rPr>
@@ -22457,6 +29514,7 @@
     <w:p>
       <w:pPr>
         <w:pStyle w:val="ListBullet"/>
+        <w:keepNext/>
       </w:pPr>
       <w:r>
         <w:rPr>
@@ -22492,6 +29550,7 @@
     <w:p>
       <w:pPr>
         <w:pStyle w:val="ListBullet"/>
+        <w:keepNext/>
       </w:pPr>
       <w:r>
         <w:rPr>
@@ -22505,6 +29564,7 @@
     <w:p>
       <w:pPr>
         <w:pStyle w:val="ListBullet"/>
+        <w:keepNext/>
       </w:pPr>
       <w:r>
         <w:rPr>
@@ -22518,6 +29578,7 @@
     <w:p>
       <w:pPr>
         <w:pStyle w:val="ListBullet"/>
+        <w:keepNext/>
       </w:pPr>
       <w:r>
         <w:rPr>
@@ -22531,6 +29592,7 @@
     <w:p>
       <w:pPr>
         <w:pStyle w:val="ListBullet"/>
+        <w:keepNext/>
       </w:pPr>
       <w:r>
         <w:rPr>
@@ -22566,6 +29628,7 @@
     <w:p>
       <w:pPr>
         <w:pStyle w:val="ListBullet"/>
+        <w:keepNext/>
       </w:pPr>
       <w:r>
         <w:rPr>
@@ -22579,6 +29642,7 @@
     <w:p>
       <w:pPr>
         <w:pStyle w:val="ListBullet"/>
+        <w:keepNext/>
       </w:pPr>
       <w:r>
         <w:rPr>
@@ -22592,6 +29656,7 @@
     <w:p>
       <w:pPr>
         <w:pStyle w:val="ListBullet"/>
+        <w:keepNext/>
       </w:pPr>
       <w:r>
         <w:rPr>
@@ -22605,6 +29670,7 @@
     <w:p>
       <w:pPr>
         <w:pStyle w:val="ListBullet"/>
+        <w:keepNext/>
       </w:pPr>
       <w:r>
         <w:rPr>
@@ -22650,79 +29716,120 @@
       <w:pPr>
         <w:pStyle w:val="ListBullet"/>
       </w:pPr>
-      <w:r>
-        <w:rPr>
-          <w:rFonts w:ascii="Aptos" w:hAnsi="Aptos"/>
-          <w:color w:val="000000"/>
-          <w:sz w:val="20"/>
-        </w:rPr>
-        <w:t>CCAR-P certification and exam guide: https://anthropic-partners.skilljar.com/claude-certified-architect-professional-certification</w:t>
-      </w:r>
+      <w:hyperlink r:id="rId9">
+        <w:r>
+          <w:rPr>
+            <w:rFonts w:ascii="Aptos" w:hAnsi="Aptos"/>
+            <w:sz w:val="20"/>
+            <w:szCs w:val="20"/>
+            <w:color w:val="0563C1"/>
+            <w:u w:val="single"/>
+          </w:rPr>
+          <w:t xml:space="preserve">CCAR-P certification page</w:t>
+        </w:r>
+      </w:hyperlink>
     </w:p>
     <w:p>
       <w:pPr>
         <w:pStyle w:val="ListBullet"/>
       </w:pPr>
-      <w:r>
-        <w:rPr>
-          <w:rFonts w:ascii="Aptos" w:hAnsi="Aptos"/>
-          <w:color w:val="000000"/>
-          <w:sz w:val="20"/>
-        </w:rPr>
-        <w:t>Certification FAQ: https://anthropic-partners.skilljar.com/page/faq-certifications</w:t>
-      </w:r>
+      <w:hyperlink r:id="rId10">
+        <w:r>
+          <w:rPr>
+            <w:rFonts w:ascii="Aptos" w:hAnsi="Aptos"/>
+            <w:sz w:val="20"/>
+            <w:szCs w:val="20"/>
+            <w:color w:val="0563C1"/>
+            <w:u w:val="single"/>
+          </w:rPr>
+          <w:t xml:space="preserve">Professional exam guide</w:t>
+        </w:r>
+      </w:hyperlink>
     </w:p>
     <w:p>
       <w:pPr>
         <w:pStyle w:val="ListBullet"/>
       </w:pPr>
-      <w:r>
-        <w:rPr>
-          <w:rFonts w:ascii="Aptos" w:hAnsi="Aptos"/>
-          <w:color w:val="000000"/>
-          <w:sz w:val="20"/>
-        </w:rPr>
-        <w:t>Professional preparation path: https://anthropic-partners.skilljar.com/path/claude-certified-architect-professional</w:t>
-      </w:r>
+      <w:hyperlink r:id="rId26">
+        <w:r>
+          <w:rPr>
+            <w:rFonts w:ascii="Aptos" w:hAnsi="Aptos"/>
+            <w:sz w:val="20"/>
+            <w:szCs w:val="20"/>
+            <w:color w:val="0563C1"/>
+            <w:u w:val="single"/>
+          </w:rPr>
+          <w:t xml:space="preserve">Certification FAQ</w:t>
+        </w:r>
+      </w:hyperlink>
     </w:p>
     <w:p>
       <w:pPr>
         <w:pStyle w:val="ListBullet"/>
       </w:pPr>
-      <w:r>
-        <w:rPr>
-          <w:rFonts w:ascii="Aptos" w:hAnsi="Aptos"/>
-          <w:color w:val="000000"/>
-          <w:sz w:val="20"/>
-        </w:rPr>
-        <w:t>Claude Platform documentation: https://platform.claude.com/docs/en/home</w:t>
-      </w:r>
+      <w:hyperlink r:id="rId11">
+        <w:r>
+          <w:rPr>
+            <w:rFonts w:ascii="Aptos" w:hAnsi="Aptos"/>
+            <w:sz w:val="20"/>
+            <w:szCs w:val="20"/>
+            <w:color w:val="0563C1"/>
+            <w:u w:val="single"/>
+          </w:rPr>
+          <w:t xml:space="preserve">Professional preparation path</w:t>
+        </w:r>
+      </w:hyperlink>
     </w:p>
     <w:p>
       <w:pPr>
         <w:pStyle w:val="ListBullet"/>
       </w:pPr>
-      <w:r>
-        <w:rPr>
-          <w:rFonts w:ascii="Aptos" w:hAnsi="Aptos"/>
-          <w:color w:val="000000"/>
-          <w:sz w:val="20"/>
-        </w:rPr>
-        <w:t>Claude Code documentation: https://code.claude.com/docs/en/overview</w:t>
-      </w:r>
+      <w:hyperlink r:id="rId27">
+        <w:r>
+          <w:rPr>
+            <w:rFonts w:ascii="Aptos" w:hAnsi="Aptos"/>
+            <w:sz w:val="20"/>
+            <w:szCs w:val="20"/>
+            <w:color w:val="0563C1"/>
+            <w:u w:val="single"/>
+          </w:rPr>
+          <w:t xml:space="preserve">Claude Platform documentation</w:t>
+        </w:r>
+      </w:hyperlink>
     </w:p>
     <w:p>
       <w:pPr>
         <w:pStyle w:val="ListBullet"/>
       </w:pPr>
-      <w:r>
-        <w:rPr>
-          <w:rFonts w:ascii="Aptos" w:hAnsi="Aptos"/>
-          <w:color w:val="000000"/>
-          <w:sz w:val="20"/>
-        </w:rPr>
-        <w:t>Pearson VUE Anthropic program: https://www.pearsonvue.com/us/en/anthropic.html</w:t>
-      </w:r>
+      <w:hyperlink r:id="rId28">
+        <w:r>
+          <w:rPr>
+            <w:rFonts w:ascii="Aptos" w:hAnsi="Aptos"/>
+            <w:sz w:val="20"/>
+            <w:szCs w:val="20"/>
+            <w:color w:val="0563C1"/>
+            <w:u w:val="single"/>
+          </w:rPr>
+          <w:t xml:space="preserve">Claude Code documentation</w:t>
+        </w:r>
+      </w:hyperlink>
+    </w:p>
+    <w:p>
+      <w:pPr>
+        <w:pStyle w:val="ListBullet"/>
+      </w:pPr>
+      <w:hyperlink r:id="rId29">
+        <w:r>
+          <w:rPr>
+            <w:rFonts w:ascii="Aptos" w:hAnsi="Aptos"/>
+            <w:sz w:val="20"/>
+            <w:szCs w:val="20"/>
+            <w:color w:val="0563C1"/>
+            <w:u w:val="single"/>
+          </w:rPr>
+          <w:t xml:space="preserve">Pearson VUE Anthropic program</w:t>
+        </w:r>
+      </w:hyperlink>
     </w:p>
     <w:p>
       <w:r>
@@ -22734,7 +29841,7 @@
       </w:r>
     </w:p>
     <w:sectPr>
-      <w:footerReference w:type="default" r:id="rId9"/>
+      <w:footerReference w:type="default" r:id="rId30"/>
       <w:pgSz w:w="12240" w:h="15840"/>
       <w:pgMar w:top="1008" w:right="1037" w:bottom="936" w:left="1037" w:header="720" w:footer="720" w:gutter="0"/>
       <w:cols w:space="720"/>
